--- a/uit/nhap_mon_co_so_du_lieu/Quiz.docx
+++ b/uit/nhap_mon_co_so_du_lieu/Quiz.docx
@@ -303,79 +303,7 @@
           <w:sz w:val="24"/>
           <w:szCs w:val="24"/>
         </w:rPr>
-        <w:t>a. Là đ</w:t>
-      </w:r>
-      <w:r>
-        <w:rPr>
-          <w:rFonts w:ascii="Times New Roman" w:hAnsi="Times New Roman"/>
-          <w:color w:val="FF0000"/>
-          <w:sz w:val="24"/>
-          <w:szCs w:val="24"/>
-        </w:rPr>
-        <w:t>ối</w:t>
-      </w:r>
-      <w:r>
-        <w:rPr>
-          <w:rFonts w:ascii="Times New Roman" w:hAnsi="Times New Roman"/>
-          <w:color w:val="FF0000"/>
-          <w:sz w:val="24"/>
-          <w:szCs w:val="24"/>
-        </w:rPr>
-        <w:t xml:space="preserve"> tuợng l</w:t>
-      </w:r>
-      <w:r>
-        <w:rPr>
-          <w:rFonts w:ascii="Times New Roman" w:hAnsi="Times New Roman"/>
-          <w:color w:val="FF0000"/>
-          <w:sz w:val="24"/>
-          <w:szCs w:val="24"/>
-        </w:rPr>
-        <w:t>ưu</w:t>
-      </w:r>
-      <w:r>
-        <w:rPr>
-          <w:rFonts w:ascii="Times New Roman" w:hAnsi="Times New Roman"/>
-          <w:color w:val="FF0000"/>
-          <w:sz w:val="24"/>
-          <w:szCs w:val="24"/>
-        </w:rPr>
-        <w:t xml:space="preserve"> trữ d</w:t>
-      </w:r>
-      <w:r>
-        <w:rPr>
-          <w:rFonts w:ascii="Times New Roman" w:hAnsi="Times New Roman"/>
-          <w:color w:val="FF0000"/>
-          <w:sz w:val="24"/>
-          <w:szCs w:val="24"/>
-        </w:rPr>
-        <w:t>ữ</w:t>
-      </w:r>
-      <w:r>
-        <w:rPr>
-          <w:rFonts w:ascii="Times New Roman" w:hAnsi="Times New Roman"/>
-          <w:color w:val="FF0000"/>
-          <w:sz w:val="24"/>
-          <w:szCs w:val="24"/>
-        </w:rPr>
-        <w:t xml:space="preserve"> l</w:t>
-      </w:r>
-      <w:r>
-        <w:rPr>
-          <w:rFonts w:ascii="Times New Roman" w:hAnsi="Times New Roman"/>
-          <w:color w:val="FF0000"/>
-          <w:sz w:val="24"/>
-          <w:szCs w:val="24"/>
-        </w:rPr>
-        <w:t>iệu</w:t>
-      </w:r>
-      <w:r>
-        <w:rPr>
-          <w:rFonts w:ascii="Times New Roman" w:hAnsi="Times New Roman"/>
-          <w:color w:val="FF0000"/>
-          <w:sz w:val="24"/>
-          <w:szCs w:val="24"/>
-        </w:rPr>
-        <w:t xml:space="preserve"> của CSDL</w:t>
+        <w:t>a. Là đối tuợng lưu trữ dữ liệu của CSDL</w:t>
       </w:r>
     </w:p>
     <w:p>
@@ -739,20 +667,35 @@
         </w:rPr>
         <w:t>An toàn dữ liệu trong SQL Server là gì? Đâu là phương án đúng trong các phương án dưới đây:</w:t>
         <w:br/>
+      </w:r>
+      <w:r>
+        <w:rPr>
+          <w:rFonts w:eastAsia="NSimSun" w:cs="Lucida Sans" w:ascii="Times New Roman" w:hAnsi="Times New Roman"/>
+          <w:color w:val="FF0000"/>
+          <w:kern w:val="2"/>
+          <w:sz w:val="24"/>
+          <w:szCs w:val="24"/>
+          <w:lang w:val="en-US" w:eastAsia="zh-CN" w:bidi="hi-IN"/>
+        </w:rPr>
         <w:t>a. Thống nhất các tiêu chuẩn, thủ tục và các biện pháp bảo vệ, an toàn dữ liệu</w:t>
+      </w:r>
+      <w:r>
+        <w:rPr>
+          <w:rFonts w:ascii="Times New Roman" w:hAnsi="Times New Roman"/>
+          <w:sz w:val="24"/>
+          <w:szCs w:val="24"/>
+        </w:rPr>
         <w:br/>
         <w:t>b. Dễ dàng cho công việc bảo trì dữ liệu.</w:t>
         <w:br/>
-        <w:t>c. Tính nhất quán và toàn vẹn dữ liệu.</w:t>
-        <w:br/>
-      </w:r>
-      <w:r>
-        <w:rPr>
-          <w:rFonts w:ascii="Times New Roman" w:hAnsi="Times New Roman"/>
-          <w:color w:val="FF0000"/>
-          <w:sz w:val="24"/>
-          <w:szCs w:val="24"/>
-        </w:rPr>
+        <w:t>c. Tính nhất quán và toà</w:t>
+      </w:r>
+      <w:r>
+        <w:rPr>
+          <w:rFonts w:ascii="Times New Roman" w:hAnsi="Times New Roman"/>
+        </w:rPr>
+        <w:t>n vẹn dữ liệu.</w:t>
+        <w:br/>
         <w:t>d. Ngăn chặn các truy nhập trái phép, sai quy định từ trong ra ngoài hoặc từ ngoài vào</w:t>
       </w:r>
     </w:p>
@@ -761,34 +704,36 @@
         <w:pStyle w:val="Normal"/>
         <w:rPr>
           <w:rFonts w:ascii="Times New Roman" w:hAnsi="Times New Roman"/>
-          <w:sz w:val="24"/>
-          <w:szCs w:val="24"/>
-        </w:rPr>
-      </w:pPr>
-      <w:r>
-        <w:rPr>
-          <w:rFonts w:ascii="Times New Roman" w:hAnsi="Times New Roman"/>
-          <w:sz w:val="24"/>
-          <w:szCs w:val="24"/>
-        </w:rPr>
-      </w:r>
-    </w:p>
-    <w:p>
-      <w:pPr>
-        <w:pStyle w:val="Normal"/>
-        <w:rPr>
-          <w:rFonts w:ascii="Times New Roman" w:hAnsi="Times New Roman"/>
-          <w:sz w:val="24"/>
-          <w:szCs w:val="24"/>
-        </w:rPr>
-      </w:pPr>
-      <w:r>
-        <w:rPr>
-          <w:rFonts w:ascii="Times New Roman" w:hAnsi="Times New Roman"/>
-          <w:sz w:val="24"/>
-          <w:szCs w:val="24"/>
-        </w:rPr>
-        <w:t>Thứ tự đúng các mức trong mô hình kiến trúc cơ sở dữ liệu:</w:t>
+        </w:rPr>
+      </w:pPr>
+      <w:r>
+        <w:rPr>
+          <w:rFonts w:ascii="Times New Roman" w:hAnsi="Times New Roman"/>
+        </w:rPr>
+      </w:r>
+    </w:p>
+    <w:p>
+      <w:pPr>
+        <w:pStyle w:val="Normal"/>
+        <w:rPr>
+          <w:rFonts w:ascii="Times New Roman" w:hAnsi="Times New Roman"/>
+          <w:sz w:val="24"/>
+          <w:szCs w:val="24"/>
+        </w:rPr>
+      </w:pPr>
+      <w:r>
+        <w:rPr>
+          <w:rFonts w:ascii="Times New Roman" w:hAnsi="Times New Roman"/>
+        </w:rPr>
+        <w:t>Thứ tự đúng các mức tron</w:t>
+      </w:r>
+      <w:r>
+        <w:rPr>
+          <w:rFonts w:ascii="Times New Roman" w:hAnsi="Times New Roman"/>
+          <w:sz w:val="24"/>
+          <w:szCs w:val="24"/>
+        </w:rPr>
+        <w:t>g mô hình kiến trúc cơ sở dữ liệu:</w:t>
         <w:br/>
         <w:t>a. Mức quan niệm, mức trong và mức ngoài</w:t>
         <w:br/>
@@ -800,16 +745,7 @@
           <w:sz w:val="24"/>
           <w:szCs w:val="24"/>
         </w:rPr>
-        <w:t xml:space="preserve">b. </w:t>
-      </w:r>
-      <w:r>
-        <w:rPr>
-          <w:rFonts w:ascii="Times New Roman" w:hAnsi="Times New Roman"/>
-          <w:color w:val="FF0000"/>
-          <w:sz w:val="24"/>
-          <w:szCs w:val="24"/>
-        </w:rPr>
-        <w:t>Mức ngoài, mức quan niệm và mức trong</w:t>
+        <w:t>b. Mức ngoài, mức quan niệm và mức trong</w:t>
       </w:r>
       <w:r>
         <w:rPr>
@@ -820,40 +756,38 @@
         <w:br/>
         <w:t>c. Mức ngoài, mức quan niệm và mức mô hình</w:t>
         <w:br/>
-        <w:t>d. Mức trong, mức mô hình dữ liệu và mức ngoài</w:t>
-      </w:r>
-    </w:p>
-    <w:p>
-      <w:pPr>
-        <w:pStyle w:val="Normal"/>
-        <w:rPr>
-          <w:rFonts w:ascii="Times New Roman" w:hAnsi="Times New Roman"/>
-          <w:sz w:val="24"/>
-          <w:szCs w:val="24"/>
-        </w:rPr>
-      </w:pPr>
-      <w:r>
-        <w:rPr>
-          <w:rFonts w:ascii="Times New Roman" w:hAnsi="Times New Roman"/>
-          <w:sz w:val="24"/>
-          <w:szCs w:val="24"/>
-        </w:rPr>
-      </w:r>
-    </w:p>
-    <w:p>
-      <w:pPr>
-        <w:pStyle w:val="Normal"/>
-        <w:rPr>
-          <w:rFonts w:ascii="Times New Roman" w:hAnsi="Times New Roman"/>
-          <w:sz w:val="24"/>
-          <w:szCs w:val="24"/>
-        </w:rPr>
-      </w:pPr>
-      <w:r>
-        <w:rPr>
-          <w:rFonts w:ascii="Times New Roman" w:hAnsi="Times New Roman"/>
-          <w:sz w:val="24"/>
-          <w:szCs w:val="24"/>
+        <w:t>d. Mức trong, mức m</w:t>
+      </w:r>
+      <w:r>
+        <w:rPr>
+          <w:rFonts w:ascii="Times New Roman" w:hAnsi="Times New Roman"/>
+        </w:rPr>
+        <w:t>ô hình dữ liệu và mức ngoài</w:t>
+      </w:r>
+    </w:p>
+    <w:p>
+      <w:pPr>
+        <w:pStyle w:val="Normal"/>
+        <w:rPr>
+          <w:rFonts w:ascii="Times New Roman" w:hAnsi="Times New Roman"/>
+        </w:rPr>
+      </w:pPr>
+      <w:r>
+        <w:rPr>
+          <w:rFonts w:ascii="Times New Roman" w:hAnsi="Times New Roman"/>
+        </w:rPr>
+      </w:r>
+    </w:p>
+    <w:p>
+      <w:pPr>
+        <w:pStyle w:val="Normal"/>
+        <w:rPr>
+          <w:rFonts w:ascii="Times New Roman" w:hAnsi="Times New Roman"/>
+        </w:rPr>
+      </w:pPr>
+      <w:r>
+        <w:rPr>
+          <w:rFonts w:ascii="Times New Roman" w:hAnsi="Times New Roman"/>
         </w:rPr>
         <w:t>Câu lệnh SQL nào cho phép tìm tất cả các sách có giá từ 150000 đến 200000?</w:t>
         <w:br/>
@@ -893,15 +827,11 @@
               <w:pStyle w:val="Normal"/>
               <w:rPr>
                 <w:rFonts w:ascii="Times New Roman" w:hAnsi="Times New Roman"/>
-                <w:sz w:val="24"/>
-                <w:szCs w:val="24"/>
               </w:rPr>
             </w:pPr>
             <w:r>
               <w:rPr>
                 <w:rFonts w:ascii="Times New Roman" w:hAnsi="Times New Roman"/>
-                <w:sz w:val="24"/>
-                <w:szCs w:val="24"/>
               </w:rPr>
               <w:t>Ten_cot</w:t>
             </w:r>
@@ -924,15 +854,11 @@
               <w:pStyle w:val="Normal"/>
               <w:rPr>
                 <w:rFonts w:ascii="Times New Roman" w:hAnsi="Times New Roman"/>
-                <w:sz w:val="24"/>
-                <w:szCs w:val="24"/>
               </w:rPr>
             </w:pPr>
             <w:r>
               <w:rPr>
                 <w:rFonts w:ascii="Times New Roman" w:hAnsi="Times New Roman"/>
-                <w:sz w:val="24"/>
-                <w:szCs w:val="24"/>
               </w:rPr>
               <w:t>ID_SACH</w:t>
             </w:r>
@@ -955,15 +881,11 @@
               <w:pStyle w:val="Normal"/>
               <w:rPr>
                 <w:rFonts w:ascii="Times New Roman" w:hAnsi="Times New Roman"/>
-                <w:sz w:val="24"/>
-                <w:szCs w:val="24"/>
               </w:rPr>
             </w:pPr>
             <w:r>
               <w:rPr>
                 <w:rFonts w:ascii="Times New Roman" w:hAnsi="Times New Roman"/>
-                <w:sz w:val="24"/>
-                <w:szCs w:val="24"/>
               </w:rPr>
               <w:t>TEN_SACH</w:t>
             </w:r>
@@ -986,15 +908,11 @@
               <w:pStyle w:val="Normal"/>
               <w:rPr>
                 <w:rFonts w:ascii="Times New Roman" w:hAnsi="Times New Roman"/>
-                <w:sz w:val="24"/>
-                <w:szCs w:val="24"/>
               </w:rPr>
             </w:pPr>
             <w:r>
               <w:rPr>
                 <w:rFonts w:ascii="Times New Roman" w:hAnsi="Times New Roman"/>
-                <w:sz w:val="24"/>
-                <w:szCs w:val="24"/>
               </w:rPr>
               <w:t>GIA</w:t>
             </w:r>
@@ -1005,17 +923,11 @@
     <w:p>
       <w:pPr>
         <w:pStyle w:val="Normal"/>
-        <w:rPr>
-          <w:rFonts w:ascii="Times New Roman" w:hAnsi="Times New Roman"/>
-          <w:sz w:val="24"/>
-          <w:szCs w:val="24"/>
-        </w:rPr>
-      </w:pPr>
-      <w:r>
-        <w:rPr>
-          <w:rFonts w:ascii="Times New Roman" w:hAnsi="Times New Roman"/>
-          <w:sz w:val="24"/>
-          <w:szCs w:val="24"/>
+        <w:rPr/>
+      </w:pPr>
+      <w:r>
+        <w:rPr>
+          <w:rFonts w:ascii="Times New Roman" w:hAnsi="Times New Roman"/>
         </w:rPr>
         <w:t>a. SELECT ID_SACH, TEN_SACH, GIA FROM THONGTIN_SACH HAVING GIA IS BETWEEN 150000 AND 200000;</w:t>
         <w:br/>
@@ -1024,18 +936,18 @@
       </w:r>
       <w:r>
         <w:rPr>
-          <w:rFonts w:ascii="Times New Roman" w:hAnsi="Times New Roman"/>
-          <w:color w:val="FF0000"/>
-          <w:sz w:val="24"/>
-          <w:szCs w:val="24"/>
+          <w:rFonts w:eastAsia="NSimSun" w:cs="Lucida Sans" w:ascii="Times New Roman" w:hAnsi="Times New Roman"/>
+          <w:color w:val="FF0000"/>
+          <w:kern w:val="2"/>
+          <w:sz w:val="24"/>
+          <w:szCs w:val="24"/>
+          <w:lang w:val="en-US" w:eastAsia="zh-CN" w:bidi="hi-IN"/>
         </w:rPr>
         <w:t>c. SELECT ID_SACH, TEN_SACH, GIA FROM THONGTIN_SACH WHERE GIA BETWEEN 150000 AND 200000;</w:t>
       </w:r>
       <w:r>
         <w:rPr>
           <w:rFonts w:ascii="Times New Roman" w:hAnsi="Times New Roman"/>
-          <w:sz w:val="24"/>
-          <w:szCs w:val="24"/>
         </w:rPr>
         <w:br/>
         <w:t>d. SELECT ID_SACH, TEN_SACH, GIA FROM THONGTIN_SACH WHERE GIA IS BETWEEN 150000 AND 200000;</w:t>
@@ -1046,52 +958,52 @@
         <w:pStyle w:val="Normal"/>
         <w:rPr>
           <w:rFonts w:ascii="Times New Roman" w:hAnsi="Times New Roman"/>
-          <w:sz w:val="24"/>
-          <w:szCs w:val="24"/>
-        </w:rPr>
-      </w:pPr>
-      <w:r>
-        <w:rPr>
-          <w:rFonts w:ascii="Times New Roman" w:hAnsi="Times New Roman"/>
-          <w:sz w:val="24"/>
-          <w:szCs w:val="24"/>
-        </w:rPr>
-      </w:r>
-    </w:p>
-    <w:p>
-      <w:pPr>
-        <w:pStyle w:val="Normal"/>
-        <w:rPr>
-          <w:rFonts w:ascii="Times New Roman" w:hAnsi="Times New Roman"/>
-          <w:sz w:val="24"/>
-          <w:szCs w:val="24"/>
-        </w:rPr>
-      </w:pPr>
-      <w:r>
-        <w:rPr>
-          <w:rFonts w:ascii="Times New Roman" w:hAnsi="Times New Roman"/>
-          <w:sz w:val="24"/>
-          <w:szCs w:val="24"/>
+        </w:rPr>
+      </w:pPr>
+      <w:r>
+        <w:rPr>
+          <w:rFonts w:ascii="Times New Roman" w:hAnsi="Times New Roman"/>
+        </w:rPr>
+      </w:r>
+    </w:p>
+    <w:p>
+      <w:pPr>
+        <w:pStyle w:val="Normal"/>
+        <w:rPr>
+          <w:rFonts w:ascii="Times New Roman" w:hAnsi="Times New Roman"/>
+          <w:sz w:val="24"/>
+          <w:szCs w:val="24"/>
+        </w:rPr>
+      </w:pPr>
+      <w:r>
+        <w:rPr>
+          <w:rFonts w:ascii="Times New Roman" w:hAnsi="Times New Roman"/>
         </w:rPr>
         <w:t>Cho biết phương án nào sau đây là cú pháp câu lệnh khai báo tham số?</w:t>
         <w:br/>
-        <w:t>a. &lt;kiểu dữ liệu&gt; @&lt;tên tham số&gt;</w:t>
-      </w:r>
-    </w:p>
-    <w:p>
-      <w:pPr>
-        <w:pStyle w:val="Normal"/>
-        <w:rPr>
-          <w:rFonts w:ascii="Times New Roman" w:hAnsi="Times New Roman"/>
-          <w:sz w:val="24"/>
-          <w:szCs w:val="24"/>
-        </w:rPr>
-      </w:pPr>
-      <w:r>
-        <w:rPr>
-          <w:rFonts w:ascii="Times New Roman" w:hAnsi="Times New Roman"/>
-          <w:sz w:val="24"/>
-          <w:szCs w:val="24"/>
+        <w:t>a. &lt;kiểu dữ liệu&gt; @&lt;tê</w:t>
+      </w:r>
+      <w:r>
+        <w:rPr>
+          <w:rFonts w:ascii="Times New Roman" w:hAnsi="Times New Roman"/>
+          <w:sz w:val="24"/>
+          <w:szCs w:val="24"/>
+        </w:rPr>
+        <w:t>n tham số&gt;</w:t>
+      </w:r>
+    </w:p>
+    <w:p>
+      <w:pPr>
+        <w:pStyle w:val="Normal"/>
+        <w:rPr>
+          <w:rFonts w:ascii="Times New Roman" w:hAnsi="Times New Roman"/>
+          <w:color w:val="FF0000"/>
+        </w:rPr>
+      </w:pPr>
+      <w:r>
+        <w:rPr>
+          <w:rFonts w:ascii="Times New Roman" w:hAnsi="Times New Roman"/>
+          <w:color w:val="FF0000"/>
         </w:rPr>
         <w:t>b. declare @&lt;tên tham số&gt; &lt;kiểu dữ liệu&gt;</w:t>
       </w:r>
@@ -1111,25 +1023,25 @@
           <w:sz w:val="24"/>
           <w:szCs w:val="24"/>
         </w:rPr>
-        <w:t>c. var @&lt;tên tham số&gt; &lt;kiểu dữ liệu&gt;</w:t>
-      </w:r>
-    </w:p>
-    <w:p>
-      <w:pPr>
-        <w:pStyle w:val="Normal"/>
-        <w:rPr>
-          <w:rFonts w:ascii="Times New Roman" w:hAnsi="Times New Roman"/>
-          <w:color w:val="FF0000"/>
-          <w:sz w:val="24"/>
-          <w:szCs w:val="24"/>
-        </w:rPr>
-      </w:pPr>
-      <w:r>
-        <w:rPr>
-          <w:rFonts w:ascii="Times New Roman" w:hAnsi="Times New Roman"/>
-          <w:color w:val="FF0000"/>
-          <w:sz w:val="24"/>
-          <w:szCs w:val="24"/>
+        <w:t>c. var @&lt;tên tham số&gt;</w:t>
+      </w:r>
+      <w:r>
+        <w:rPr>
+          <w:rFonts w:ascii="Times New Roman" w:hAnsi="Times New Roman"/>
+        </w:rPr>
+        <w:t xml:space="preserve"> &lt;kiểu dữ liệu&gt;</w:t>
+      </w:r>
+    </w:p>
+    <w:p>
+      <w:pPr>
+        <w:pStyle w:val="Normal"/>
+        <w:rPr>
+          <w:rFonts w:ascii="Times New Roman" w:hAnsi="Times New Roman"/>
+        </w:rPr>
+      </w:pPr>
+      <w:r>
+        <w:rPr>
+          <w:rFonts w:ascii="Times New Roman" w:hAnsi="Times New Roman"/>
         </w:rPr>
         <w:t>d. @&lt;tên tham số&gt; &lt;kiểu dữ liệu&gt;</w:t>
       </w:r>
@@ -1245,9 +1157,34 @@
           <w:szCs w:val="24"/>
         </w:rPr>
         <w:br/>
-        <w:t>c. Ấn bản kiểm tra ứng dụng</w:t>
-        <w:br/>
-        <w:t>d. Ấn bản phục vụ cho quản trị và phân tích dữ liệu</w:t>
+        <w:t xml:space="preserve">c. Ấn bản kiểm tra ứng dụng </w:t>
+      </w:r>
+      <w:r>
+        <w:rPr>
+          <w:rFonts w:ascii="Times New Roman" w:hAnsi="Times New Roman"/>
+          <w:color w:val="2A6099"/>
+          <w:sz w:val="24"/>
+          <w:szCs w:val="24"/>
+        </w:rPr>
+        <w:t>SQL Server Evaluation</w:t>
+      </w:r>
+      <w:r>
+        <w:rPr>
+          <w:rFonts w:ascii="Times New Roman" w:hAnsi="Times New Roman"/>
+          <w:sz w:val="24"/>
+          <w:szCs w:val="24"/>
+        </w:rPr>
+        <w:br/>
+        <w:t xml:space="preserve">d. Ấn bản phục vụ cho quản trị và phân tích dữ liệu </w:t>
+      </w:r>
+      <w:r>
+        <w:rPr>
+          <w:rFonts w:ascii="Times New Roman" w:hAnsi="Times New Roman"/>
+          <w:color w:val="2A6099"/>
+          <w:sz w:val="24"/>
+          <w:szCs w:val="24"/>
+        </w:rPr>
+        <w:t>SQL Server Enterprise hoặc Standard</w:t>
       </w:r>
     </w:p>
     <w:p>
@@ -1284,7 +1221,288 @@
         </w:rPr>
         <w:t>Từ khóa SQL nào được sử dụng để sắp xếp tập kết quả?</w:t>
         <w:br/>
-      </w:r>
+        <w:t>a. SORT ASC</w:t>
+        <w:br/>
+      </w:r>
+      <w:r>
+        <w:rPr>
+          <w:rFonts w:ascii="Times New Roman" w:hAnsi="Times New Roman"/>
+          <w:color w:val="FF0000"/>
+          <w:sz w:val="24"/>
+          <w:szCs w:val="24"/>
+        </w:rPr>
+        <w:t>b. ORDER BY</w:t>
+      </w:r>
+      <w:r>
+        <w:rPr>
+          <w:rFonts w:ascii="Times New Roman" w:hAnsi="Times New Roman"/>
+          <w:sz w:val="24"/>
+          <w:szCs w:val="24"/>
+        </w:rPr>
+        <w:br/>
+        <w:t>c. ORDER DESC</w:t>
+        <w:br/>
+        <w:t>d. SORT BY</w:t>
+      </w:r>
+    </w:p>
+    <w:p>
+      <w:pPr>
+        <w:pStyle w:val="Normal"/>
+        <w:rPr>
+          <w:rFonts w:ascii="Times New Roman" w:hAnsi="Times New Roman"/>
+          <w:sz w:val="24"/>
+          <w:szCs w:val="24"/>
+        </w:rPr>
+      </w:pPr>
+      <w:r>
+        <w:rPr>
+          <w:rFonts w:ascii="Times New Roman" w:hAnsi="Times New Roman"/>
+          <w:sz w:val="24"/>
+          <w:szCs w:val="24"/>
+        </w:rPr>
+      </w:r>
+    </w:p>
+    <w:p>
+      <w:pPr>
+        <w:pStyle w:val="Normal"/>
+        <w:rPr>
+          <w:rFonts w:ascii="Times New Roman" w:hAnsi="Times New Roman"/>
+          <w:sz w:val="24"/>
+          <w:szCs w:val="24"/>
+        </w:rPr>
+      </w:pPr>
+      <w:r>
+        <w:rPr>
+          <w:rFonts w:ascii="Times New Roman" w:hAnsi="Times New Roman"/>
+          <w:sz w:val="24"/>
+          <w:szCs w:val="24"/>
+        </w:rPr>
+        <w:t>Hệ Quản trị CSDL có các chương trình thực hiện những nhiệm vụ:</w:t>
+        <w:br/>
+        <w:t>a. Khôi phục CSDL khi có sự cố ở phần cứng hay phần mềm</w:t>
+        <w:br/>
+        <w:t>b. Duy trì tính nhất quán của dữ liệu, quản lý các mô tả dữ liệu</w:t>
+        <w:br/>
+        <w:t>c. Phát hiện và ngăn chặn sự truy cập không được phép, tổ chức và điều khiển các truy cập đồng thời</w:t>
+        <w:br/>
+      </w:r>
+      <w:r>
+        <w:rPr>
+          <w:rFonts w:ascii="Times New Roman" w:hAnsi="Times New Roman"/>
+          <w:color w:val="FF0000"/>
+          <w:sz w:val="24"/>
+          <w:szCs w:val="24"/>
+        </w:rPr>
+        <w:t>d. Cả 3 đáp án A, B và C</w:t>
+      </w:r>
+    </w:p>
+    <w:p>
+      <w:pPr>
+        <w:pStyle w:val="Normal"/>
+        <w:rPr>
+          <w:rFonts w:ascii="Times New Roman" w:hAnsi="Times New Roman"/>
+          <w:sz w:val="24"/>
+          <w:szCs w:val="24"/>
+        </w:rPr>
+      </w:pPr>
+      <w:r>
+        <w:rPr>
+          <w:rFonts w:ascii="Times New Roman" w:hAnsi="Times New Roman"/>
+          <w:sz w:val="24"/>
+          <w:szCs w:val="24"/>
+        </w:rPr>
+      </w:r>
+    </w:p>
+    <w:p>
+      <w:pPr>
+        <w:pStyle w:val="Normal"/>
+        <w:rPr>
+          <w:rFonts w:ascii="Times New Roman" w:hAnsi="Times New Roman"/>
+          <w:sz w:val="24"/>
+          <w:szCs w:val="24"/>
+        </w:rPr>
+      </w:pPr>
+      <w:r>
+        <w:rPr>
+          <w:rFonts w:ascii="Times New Roman" w:hAnsi="Times New Roman"/>
+          <w:sz w:val="24"/>
+          <w:szCs w:val="24"/>
+        </w:rPr>
+        <w:t>Với SQL, làm thế nào bạn có thể chèn "Olsen" làm "LastName" trong bảng "Persons"?</w:t>
+        <w:br/>
+        <w:t>a. INSERT ('Olsen') INTO Persons (LastName)</w:t>
+        <w:br/>
+        <w:t>b. Không có đáp án nào đúng</w:t>
+        <w:br/>
+      </w:r>
+      <w:r>
+        <w:rPr>
+          <w:rFonts w:ascii="Times New Roman" w:hAnsi="Times New Roman"/>
+          <w:color w:val="FF0000"/>
+          <w:sz w:val="24"/>
+          <w:szCs w:val="24"/>
+        </w:rPr>
+        <w:t>c. INSERT INTO Persons (LastName) VALUES ('Olsen')</w:t>
+      </w:r>
+      <w:r>
+        <w:rPr>
+          <w:rFonts w:ascii="Times New Roman" w:hAnsi="Times New Roman"/>
+          <w:sz w:val="24"/>
+          <w:szCs w:val="24"/>
+        </w:rPr>
+        <w:br/>
+        <w:t>d. INSERT INTO Persons ('Olsen') INTO LastName</w:t>
+      </w:r>
+    </w:p>
+    <w:p>
+      <w:pPr>
+        <w:pStyle w:val="Normal"/>
+        <w:rPr>
+          <w:rFonts w:ascii="Times New Roman" w:hAnsi="Times New Roman"/>
+          <w:sz w:val="24"/>
+          <w:szCs w:val="24"/>
+        </w:rPr>
+      </w:pPr>
+      <w:r>
+        <w:rPr>
+          <w:rFonts w:ascii="Times New Roman" w:hAnsi="Times New Roman"/>
+          <w:sz w:val="24"/>
+          <w:szCs w:val="24"/>
+        </w:rPr>
+      </w:r>
+    </w:p>
+    <w:p>
+      <w:pPr>
+        <w:pStyle w:val="Normal"/>
+        <w:rPr>
+          <w:rFonts w:ascii="Times New Roman" w:hAnsi="Times New Roman"/>
+          <w:sz w:val="24"/>
+          <w:szCs w:val="24"/>
+        </w:rPr>
+      </w:pPr>
+      <w:r>
+        <w:rPr>
+          <w:rFonts w:ascii="Times New Roman" w:hAnsi="Times New Roman"/>
+          <w:sz w:val="24"/>
+          <w:szCs w:val="24"/>
+        </w:rPr>
+        <w:t>Đâu KHÔNG phải là phép toan TẬP HỢP trong SQL</w:t>
+        <w:br/>
+        <w:t>a. UNION</w:t>
+        <w:br/>
+        <w:t>b. INTERSECT</w:t>
+        <w:br/>
+        <w:t>c. EXCEPT</w:t>
+        <w:br/>
+      </w:r>
+      <w:r>
+        <w:rPr>
+          <w:rFonts w:ascii="Times New Roman" w:hAnsi="Times New Roman"/>
+          <w:color w:val="FF0000"/>
+          <w:sz w:val="24"/>
+          <w:szCs w:val="24"/>
+        </w:rPr>
+        <w:t>d. EXCEPTION</w:t>
+      </w:r>
+    </w:p>
+    <w:p>
+      <w:pPr>
+        <w:pStyle w:val="Normal"/>
+        <w:rPr>
+          <w:rFonts w:ascii="Times New Roman" w:hAnsi="Times New Roman"/>
+          <w:sz w:val="24"/>
+          <w:szCs w:val="24"/>
+        </w:rPr>
+      </w:pPr>
+      <w:r>
+        <w:rPr>
+          <w:rFonts w:ascii="Times New Roman" w:hAnsi="Times New Roman"/>
+          <w:sz w:val="24"/>
+          <w:szCs w:val="24"/>
+        </w:rPr>
+      </w:r>
+    </w:p>
+    <w:p>
+      <w:pPr>
+        <w:pStyle w:val="Normal"/>
+        <w:rPr>
+          <w:rFonts w:ascii="Times New Roman" w:hAnsi="Times New Roman"/>
+          <w:sz w:val="24"/>
+          <w:szCs w:val="24"/>
+        </w:rPr>
+      </w:pPr>
+      <w:r>
+        <w:rPr>
+          <w:rFonts w:ascii="Times New Roman" w:hAnsi="Times New Roman"/>
+          <w:sz w:val="24"/>
+          <w:szCs w:val="24"/>
+        </w:rPr>
+        <w:t>Ràng buộc logic:</w:t>
+        <w:br/>
+        <w:t>a. Mối quan hệ giữa các thuộc tính được biểu diễn bằng các biểu thức toán học.</w:t>
+        <w:br/>
+      </w:r>
+      <w:r>
+        <w:rPr>
+          <w:rFonts w:ascii="Times New Roman" w:hAnsi="Times New Roman"/>
+          <w:color w:val="FF0000"/>
+          <w:sz w:val="24"/>
+          <w:szCs w:val="24"/>
+        </w:rPr>
+        <w:t>b. Mối quan hệ giữa các thuộc tính được biểu diễn bằng các phụ thuộc hàm</w:t>
+      </w:r>
+      <w:r>
+        <w:rPr>
+          <w:rFonts w:ascii="Times New Roman" w:hAnsi="Times New Roman"/>
+          <w:sz w:val="24"/>
+          <w:szCs w:val="24"/>
+        </w:rPr>
+        <w:br/>
+        <w:t>c. Các phép so sánh</w:t>
+        <w:br/>
+        <w:t>d. Các phép toán quan hệ</w:t>
+      </w:r>
+    </w:p>
+    <w:p>
+      <w:pPr>
+        <w:pStyle w:val="Normal"/>
+        <w:rPr>
+          <w:rFonts w:ascii="Times New Roman" w:hAnsi="Times New Roman"/>
+          <w:sz w:val="24"/>
+          <w:szCs w:val="24"/>
+        </w:rPr>
+      </w:pPr>
+      <w:r>
+        <w:rPr>
+          <w:rFonts w:ascii="Times New Roman" w:hAnsi="Times New Roman"/>
+          <w:sz w:val="24"/>
+          <w:szCs w:val="24"/>
+        </w:rPr>
+      </w:r>
+    </w:p>
+    <w:p>
+      <w:pPr>
+        <w:pStyle w:val="Normal"/>
+        <w:rPr>
+          <w:rFonts w:ascii="Times New Roman" w:hAnsi="Times New Roman"/>
+          <w:sz w:val="24"/>
+          <w:szCs w:val="24"/>
+        </w:rPr>
+      </w:pPr>
+      <w:r>
+        <w:rPr>
+          <w:rFonts w:ascii="Times New Roman" w:hAnsi="Times New Roman"/>
+          <w:sz w:val="24"/>
+          <w:szCs w:val="24"/>
+        </w:rPr>
+        <w:t>Cho biết phương án nào sau đây là cú pháp câu lệnh tạo cấu trúc bảng trong SQL?</w:t>
+      </w:r>
+    </w:p>
+    <w:p>
+      <w:pPr>
+        <w:pStyle w:val="Normal"/>
+        <w:rPr/>
+      </w:pPr>
       <w:r>
         <w:rPr>
           <w:rFonts w:ascii="Times New Roman" w:hAnsi="Times New Roman"/>
@@ -1295,11 +1513,19 @@
       </w:r>
       <w:r>
         <w:rPr>
-          <w:rFonts w:ascii="Times New Roman" w:hAnsi="Times New Roman"/>
-          <w:sz w:val="24"/>
-          <w:szCs w:val="24"/>
-        </w:rPr>
-        <w:t>SORT ASC</w:t>
+          <w:rStyle w:val="SourceText"/>
+          <w:rFonts w:ascii="Times New Roman" w:hAnsi="Times New Roman"/>
+          <w:sz w:val="24"/>
+          <w:szCs w:val="24"/>
+        </w:rPr>
+        <w:t>creat into Table &lt;tên bảng&gt; ( &lt;danh sách các cột&gt; &lt;kiểu dữ liệu&gt; [&lt;ràng buộc&gt;] )</w:t>
+      </w:r>
+      <w:r>
+        <w:rPr>
+          <w:rFonts w:ascii="Times New Roman" w:hAnsi="Times New Roman"/>
+          <w:sz w:val="24"/>
+          <w:szCs w:val="24"/>
+        </w:rPr>
         <w:br/>
       </w:r>
       <w:r>
@@ -1313,353 +1539,25 @@
       </w:r>
       <w:r>
         <w:rPr>
-          <w:rFonts w:ascii="Times New Roman" w:hAnsi="Times New Roman"/>
-          <w:color w:val="FF0000"/>
-          <w:sz w:val="24"/>
-          <w:szCs w:val="24"/>
-        </w:rPr>
-        <w:t>ORDER BY</w:t>
-      </w:r>
-      <w:r>
-        <w:rPr>
-          <w:rFonts w:ascii="Times New Roman" w:hAnsi="Times New Roman"/>
-          <w:sz w:val="24"/>
-          <w:szCs w:val="24"/>
-        </w:rPr>
-        <w:br/>
-        <w:t>c. ORDER DESC</w:t>
-        <w:br/>
-        <w:t>d. SORT BY</w:t>
-      </w:r>
-    </w:p>
-    <w:p>
-      <w:pPr>
-        <w:pStyle w:val="Normal"/>
-        <w:rPr>
-          <w:rFonts w:ascii="Times New Roman" w:hAnsi="Times New Roman"/>
-          <w:sz w:val="24"/>
-          <w:szCs w:val="24"/>
-        </w:rPr>
-      </w:pPr>
-      <w:r>
-        <w:rPr>
-          <w:rFonts w:ascii="Times New Roman" w:hAnsi="Times New Roman"/>
-          <w:sz w:val="24"/>
-          <w:szCs w:val="24"/>
-        </w:rPr>
-      </w:r>
-    </w:p>
-    <w:p>
-      <w:pPr>
-        <w:pStyle w:val="Normal"/>
-        <w:rPr>
-          <w:rFonts w:ascii="Times New Roman" w:hAnsi="Times New Roman"/>
-          <w:sz w:val="24"/>
-          <w:szCs w:val="24"/>
-        </w:rPr>
-      </w:pPr>
-      <w:r>
-        <w:rPr>
-          <w:rFonts w:ascii="Times New Roman" w:hAnsi="Times New Roman"/>
-          <w:sz w:val="24"/>
-          <w:szCs w:val="24"/>
-        </w:rPr>
-        <w:t>Hệ Quản trị CSDL có các chương trình thực hiện những nhiệm vụ:</w:t>
-        <w:br/>
-        <w:t>a. Khôi phục CSDL khi có sự cố ở phần cứng hay phần mềm</w:t>
-        <w:br/>
-        <w:t>b. Duy trì tính nhất quán của dữ liệu, quản lý các mô tả dữ liệu</w:t>
-        <w:br/>
-        <w:t>c. Phát hiện và ngăn chặn sự truy cập không được phép, tổ chức và điều khiển các truy cập đồng thời</w:t>
-        <w:br/>
-      </w:r>
-      <w:r>
-        <w:rPr>
-          <w:rFonts w:ascii="Times New Roman" w:hAnsi="Times New Roman"/>
-          <w:color w:val="FF0000"/>
-          <w:sz w:val="24"/>
-          <w:szCs w:val="24"/>
-        </w:rPr>
-        <w:t>d. Cả 3 đáp án A, B và C</w:t>
-      </w:r>
-    </w:p>
-    <w:p>
-      <w:pPr>
-        <w:pStyle w:val="Normal"/>
-        <w:rPr>
-          <w:rFonts w:ascii="Times New Roman" w:hAnsi="Times New Roman"/>
-          <w:sz w:val="24"/>
-          <w:szCs w:val="24"/>
-        </w:rPr>
-      </w:pPr>
-      <w:r>
-        <w:rPr>
-          <w:rFonts w:ascii="Times New Roman" w:hAnsi="Times New Roman"/>
-          <w:sz w:val="24"/>
-          <w:szCs w:val="24"/>
-        </w:rPr>
-      </w:r>
-    </w:p>
-    <w:p>
-      <w:pPr>
-        <w:pStyle w:val="Normal"/>
-        <w:rPr>
-          <w:rFonts w:ascii="Times New Roman" w:hAnsi="Times New Roman"/>
-          <w:sz w:val="24"/>
-          <w:szCs w:val="24"/>
-        </w:rPr>
-      </w:pPr>
-      <w:r>
-        <w:rPr>
-          <w:rFonts w:ascii="Times New Roman" w:hAnsi="Times New Roman"/>
-          <w:sz w:val="24"/>
-          <w:szCs w:val="24"/>
-        </w:rPr>
-        <w:t>Với SQL, làm thế nào bạn có thể chèn "Olsen" làm "LastName" trong bảng "Persons"?</w:t>
-        <w:br/>
-        <w:t>a. INSERT ('Olsen') INTO Persons (LastName)</w:t>
-        <w:br/>
-        <w:t>b. Không có đáp án nào đúng</w:t>
-        <w:br/>
-      </w:r>
-      <w:r>
-        <w:rPr>
-          <w:rFonts w:ascii="Times New Roman" w:hAnsi="Times New Roman"/>
-          <w:color w:val="FF0000"/>
-          <w:sz w:val="24"/>
-          <w:szCs w:val="24"/>
-        </w:rPr>
-        <w:t>c. INSERT INTO Persons (LastName) VALUES ('Olsen')</w:t>
-      </w:r>
-      <w:r>
-        <w:rPr>
-          <w:rFonts w:ascii="Times New Roman" w:hAnsi="Times New Roman"/>
-          <w:sz w:val="24"/>
-          <w:szCs w:val="24"/>
-        </w:rPr>
-        <w:br/>
-        <w:t>d. INSERT INTO Persons ('Olsen') INTO LastName</w:t>
-      </w:r>
-    </w:p>
-    <w:p>
-      <w:pPr>
-        <w:pStyle w:val="Normal"/>
-        <w:rPr>
-          <w:rFonts w:ascii="Times New Roman" w:hAnsi="Times New Roman"/>
-          <w:sz w:val="24"/>
-          <w:szCs w:val="24"/>
-        </w:rPr>
-      </w:pPr>
-      <w:r>
-        <w:rPr>
-          <w:rFonts w:ascii="Times New Roman" w:hAnsi="Times New Roman"/>
-          <w:sz w:val="24"/>
-          <w:szCs w:val="24"/>
-        </w:rPr>
-      </w:r>
-    </w:p>
-    <w:p>
-      <w:pPr>
-        <w:pStyle w:val="Normal"/>
-        <w:rPr>
-          <w:rFonts w:ascii="Times New Roman" w:hAnsi="Times New Roman"/>
-          <w:sz w:val="24"/>
-          <w:szCs w:val="24"/>
-        </w:rPr>
-      </w:pPr>
-      <w:r>
-        <w:rPr>
-          <w:rFonts w:ascii="Times New Roman" w:hAnsi="Times New Roman"/>
-          <w:sz w:val="24"/>
-          <w:szCs w:val="24"/>
-        </w:rPr>
-        <w:t>Đâu KHÔNG phải là phép toan TẬP HỢP trong SQL</w:t>
-        <w:br/>
-        <w:t>a. UNION</w:t>
-        <w:br/>
-        <w:t>b. INTERSECT</w:t>
-        <w:br/>
-      </w:r>
-      <w:r>
-        <w:rPr>
-          <w:rFonts w:ascii="Times New Roman" w:hAnsi="Times New Roman"/>
-          <w:sz w:val="24"/>
-          <w:szCs w:val="24"/>
-        </w:rPr>
+          <w:rStyle w:val="SourceText"/>
+          <w:rFonts w:ascii="Times New Roman" w:hAnsi="Times New Roman"/>
+          <w:color w:val="FF0000"/>
+          <w:sz w:val="24"/>
+          <w:szCs w:val="24"/>
+        </w:rPr>
+        <w:t>creat Table &lt;tên bảng&gt; ( &lt;danh sách các cột&gt; &lt;kiểu dữ liệu&gt; [&lt;ràng buộc&gt;] )</w:t>
+      </w:r>
+      <w:r>
+        <w:rPr>
+          <w:rFonts w:ascii="Times New Roman" w:hAnsi="Times New Roman"/>
+          <w:sz w:val="24"/>
+          <w:szCs w:val="24"/>
+        </w:rPr>
+        <w:br/>
         <w:t xml:space="preserve">c. </w:t>
       </w:r>
       <w:r>
         <w:rPr>
-          <w:rFonts w:ascii="Times New Roman" w:hAnsi="Times New Roman"/>
-          <w:sz w:val="24"/>
-          <w:szCs w:val="24"/>
-        </w:rPr>
-        <w:t>EXCEPT</w:t>
-        <w:br/>
-      </w:r>
-      <w:r>
-        <w:rPr>
-          <w:rFonts w:ascii="Times New Roman" w:hAnsi="Times New Roman"/>
-          <w:color w:val="FF0000"/>
-          <w:sz w:val="24"/>
-          <w:szCs w:val="24"/>
-        </w:rPr>
-        <w:t>d. EXCEPTION</w:t>
-      </w:r>
-    </w:p>
-    <w:p>
-      <w:pPr>
-        <w:pStyle w:val="Normal"/>
-        <w:rPr>
-          <w:rFonts w:ascii="Times New Roman" w:hAnsi="Times New Roman"/>
-          <w:sz w:val="24"/>
-          <w:szCs w:val="24"/>
-        </w:rPr>
-      </w:pPr>
-      <w:r>
-        <w:rPr>
-          <w:rFonts w:ascii="Times New Roman" w:hAnsi="Times New Roman"/>
-          <w:sz w:val="24"/>
-          <w:szCs w:val="24"/>
-        </w:rPr>
-      </w:r>
-    </w:p>
-    <w:p>
-      <w:pPr>
-        <w:pStyle w:val="Normal"/>
-        <w:rPr>
-          <w:rFonts w:ascii="Times New Roman" w:hAnsi="Times New Roman"/>
-          <w:sz w:val="24"/>
-          <w:szCs w:val="24"/>
-        </w:rPr>
-      </w:pPr>
-      <w:r>
-        <w:rPr>
-          <w:rFonts w:ascii="Times New Roman" w:hAnsi="Times New Roman"/>
-          <w:sz w:val="24"/>
-          <w:szCs w:val="24"/>
-        </w:rPr>
-        <w:t>Ràng buộc logic:</w:t>
-        <w:br/>
-        <w:t>a. Mối quan hệ giữa các thuộc tính được biểu diễn bằng các biểu thức toán học.</w:t>
-        <w:br/>
-      </w:r>
-      <w:r>
-        <w:rPr>
-          <w:rFonts w:ascii="Times New Roman" w:hAnsi="Times New Roman"/>
-          <w:color w:val="FF0000"/>
-          <w:sz w:val="24"/>
-          <w:szCs w:val="24"/>
-        </w:rPr>
-        <w:t>b. Mối quan hệ giữa các thuộc tính được biểu diễn bằng các phụ thuộc hàm</w:t>
-      </w:r>
-      <w:r>
-        <w:rPr>
-          <w:rFonts w:ascii="Times New Roman" w:hAnsi="Times New Roman"/>
-          <w:sz w:val="24"/>
-          <w:szCs w:val="24"/>
-        </w:rPr>
-        <w:br/>
-        <w:t>c. Các phép so sánh</w:t>
-        <w:br/>
-        <w:t>d. Các phép toán quan hệ</w:t>
-      </w:r>
-    </w:p>
-    <w:p>
-      <w:pPr>
-        <w:pStyle w:val="Normal"/>
-        <w:rPr>
-          <w:rFonts w:ascii="Times New Roman" w:hAnsi="Times New Roman"/>
-          <w:sz w:val="24"/>
-          <w:szCs w:val="24"/>
-        </w:rPr>
-      </w:pPr>
-      <w:r>
-        <w:rPr>
-          <w:rFonts w:ascii="Times New Roman" w:hAnsi="Times New Roman"/>
-          <w:sz w:val="24"/>
-          <w:szCs w:val="24"/>
-        </w:rPr>
-      </w:r>
-    </w:p>
-    <w:p>
-      <w:pPr>
-        <w:pStyle w:val="Normal"/>
-        <w:rPr>
-          <w:rFonts w:ascii="Times New Roman" w:hAnsi="Times New Roman"/>
-          <w:sz w:val="24"/>
-          <w:szCs w:val="24"/>
-        </w:rPr>
-      </w:pPr>
-      <w:r>
-        <w:rPr>
-          <w:rFonts w:ascii="Times New Roman" w:hAnsi="Times New Roman"/>
-          <w:sz w:val="24"/>
-          <w:szCs w:val="24"/>
-        </w:rPr>
-        <w:t>Cho biết phương án nào sau đây là cú pháp câu lệnh tạo cấu trúc bảng trong SQL?</w:t>
-      </w:r>
-    </w:p>
-    <w:p>
-      <w:pPr>
-        <w:pStyle w:val="Normal"/>
-        <w:rPr/>
-      </w:pPr>
-      <w:r>
-        <w:rPr>
-          <w:rFonts w:ascii="Times New Roman" w:hAnsi="Times New Roman"/>
-          <w:sz w:val="24"/>
-          <w:szCs w:val="24"/>
-        </w:rPr>
-        <w:t xml:space="preserve">a. </w:t>
-      </w:r>
-      <w:r>
-        <w:rPr>
-          <w:rStyle w:val="SourceText"/>
-          <w:rFonts w:ascii="Times New Roman" w:hAnsi="Times New Roman"/>
-          <w:sz w:val="24"/>
-          <w:szCs w:val="24"/>
-        </w:rPr>
-        <w:t>creat into Table &lt;tên bảng&gt; ( &lt;danh sách các cột&gt; &lt;kiểu dữ liệu&gt; [&lt;ràng buộc&gt;] )</w:t>
-      </w:r>
-      <w:r>
-        <w:rPr>
-          <w:rFonts w:ascii="Times New Roman" w:hAnsi="Times New Roman"/>
-          <w:sz w:val="24"/>
-          <w:szCs w:val="24"/>
-        </w:rPr>
-        <w:br/>
-      </w:r>
-      <w:r>
-        <w:rPr>
-          <w:rFonts w:ascii="Times New Roman" w:hAnsi="Times New Roman"/>
-          <w:color w:val="FF0000"/>
-          <w:sz w:val="24"/>
-          <w:szCs w:val="24"/>
-        </w:rPr>
-        <w:t xml:space="preserve">b. </w:t>
-      </w:r>
-      <w:r>
-        <w:rPr>
-          <w:rStyle w:val="SourceText"/>
-          <w:rFonts w:ascii="Times New Roman" w:hAnsi="Times New Roman"/>
-          <w:color w:val="FF0000"/>
-          <w:sz w:val="24"/>
-          <w:szCs w:val="24"/>
-        </w:rPr>
-        <w:t>creat Table &lt;tên bảng&gt; ( &lt;danh sách các cột&gt; &lt;kiểu dữ liệu&gt; [&lt;ràng buộc&gt;] )</w:t>
-      </w:r>
-      <w:r>
-        <w:rPr>
-          <w:rFonts w:ascii="Times New Roman" w:hAnsi="Times New Roman"/>
-          <w:sz w:val="24"/>
-          <w:szCs w:val="24"/>
-        </w:rPr>
-        <w:br/>
-        <w:t xml:space="preserve">c. </w:t>
-      </w:r>
-      <w:r>
-        <w:rPr>
           <w:rStyle w:val="SourceText"/>
           <w:rFonts w:ascii="Times New Roman" w:hAnsi="Times New Roman"/>
           <w:sz w:val="24"/>
@@ -1697,7 +1595,11 @@
         </w:rPr>
       </w:pPr>
       <w:r>
-        <w:rPr/>
+        <w:rPr>
+          <w:rFonts w:ascii="Times New Roman" w:hAnsi="Times New Roman"/>
+          <w:sz w:val="24"/>
+          <w:szCs w:val="24"/>
+        </w:rPr>
       </w:r>
     </w:p>
     <w:p>
@@ -1751,7 +1653,11 @@
         </w:rPr>
       </w:pPr>
       <w:r>
-        <w:rPr/>
+        <w:rPr>
+          <w:rFonts w:ascii="Times New Roman" w:hAnsi="Times New Roman"/>
+          <w:sz w:val="24"/>
+          <w:szCs w:val="24"/>
+        </w:rPr>
       </w:r>
     </w:p>
     <w:p>
@@ -1797,7 +1703,11 @@
         </w:rPr>
       </w:pPr>
       <w:r>
-        <w:rPr/>
+        <w:rPr>
+          <w:rFonts w:ascii="Times New Roman" w:hAnsi="Times New Roman"/>
+          <w:sz w:val="24"/>
+          <w:szCs w:val="24"/>
+        </w:rPr>
       </w:r>
     </w:p>
     <w:p>
@@ -1816,9 +1726,45 @@
         <w:br/>
         <w:t>a. CSDL mẫu để tạo ra các CSDL người dùng</w:t>
         <w:br/>
-        <w:t>b. Để lap lich hoac mot số cong viec thường nhật</w:t>
-        <w:br/>
-        <w:t>c. Lưu trữ tất cả thông tin hệ thống của Sql Server</w:t>
+        <w:t xml:space="preserve">b. Để lap lich hoac mot số cong viec thường nhật </w:t>
+      </w:r>
+      <w:r>
+        <w:rPr>
+          <w:rStyle w:val="SourceText"/>
+          <w:rFonts w:ascii="Times New Roman" w:hAnsi="Times New Roman"/>
+          <w:color w:val="2A6099"/>
+          <w:sz w:val="24"/>
+          <w:szCs w:val="24"/>
+        </w:rPr>
+        <w:t>msdb</w:t>
+      </w:r>
+      <w:r>
+        <w:rPr>
+          <w:rStyle w:val="SourceText"/>
+          <w:rFonts w:ascii="Times New Roman" w:hAnsi="Times New Roman"/>
+          <w:sz w:val="24"/>
+          <w:szCs w:val="24"/>
+        </w:rPr>
+        <w:br/>
+        <w:t xml:space="preserve">c. Lưu trữ tất cả thông tin hệ thống của Sql Server </w:t>
+      </w:r>
+      <w:r>
+        <w:rPr>
+          <w:rStyle w:val="SourceText"/>
+          <w:rFonts w:ascii="Times New Roman" w:hAnsi="Times New Roman"/>
+          <w:color w:val="2A6099"/>
+          <w:sz w:val="24"/>
+          <w:szCs w:val="24"/>
+        </w:rPr>
+        <w:t>master</w:t>
+      </w:r>
+      <w:r>
+        <w:rPr>
+          <w:rStyle w:val="SourceText"/>
+          <w:rFonts w:ascii="Times New Roman" w:hAnsi="Times New Roman"/>
+          <w:sz w:val="24"/>
+          <w:szCs w:val="24"/>
+        </w:rPr>
         <w:br/>
       </w:r>
       <w:r>
@@ -1843,7 +1789,11 @@
         </w:rPr>
       </w:pPr>
       <w:r>
-        <w:rPr/>
+        <w:rPr>
+          <w:rFonts w:ascii="Times New Roman" w:hAnsi="Times New Roman"/>
+          <w:sz w:val="24"/>
+          <w:szCs w:val="24"/>
+        </w:rPr>
       </w:r>
     </w:p>
     <w:p>
@@ -2042,161 +1992,209 @@
         </w:rPr>
       </w:pPr>
       <w:r>
-        <w:rPr/>
-      </w:r>
-    </w:p>
-    <w:p>
-      <w:pPr>
-        <w:pStyle w:val="Normal"/>
-        <w:rPr>
-          <w:rStyle w:val="SourceText"/>
-          <w:rFonts w:ascii="Times New Roman" w:hAnsi="Times New Roman"/>
-          <w:sz w:val="24"/>
-          <w:szCs w:val="24"/>
-        </w:rPr>
-      </w:pPr>
-      <w:r>
-        <w:rPr/>
-      </w:r>
-    </w:p>
-    <w:p>
-      <w:pPr>
-        <w:pStyle w:val="Normal"/>
-        <w:rPr>
-          <w:rStyle w:val="SourceText"/>
-          <w:rFonts w:ascii="Times New Roman" w:hAnsi="Times New Roman"/>
-          <w:sz w:val="24"/>
-          <w:szCs w:val="24"/>
-        </w:rPr>
-      </w:pPr>
-      <w:r>
-        <w:rPr/>
-      </w:r>
-    </w:p>
-    <w:p>
-      <w:pPr>
-        <w:pStyle w:val="Normal"/>
-        <w:rPr>
-          <w:rStyle w:val="SourceText"/>
-          <w:rFonts w:ascii="Times New Roman" w:hAnsi="Times New Roman"/>
-          <w:sz w:val="24"/>
-          <w:szCs w:val="24"/>
-        </w:rPr>
-      </w:pPr>
-      <w:r>
-        <w:rPr/>
-      </w:r>
-    </w:p>
-    <w:p>
-      <w:pPr>
-        <w:pStyle w:val="Normal"/>
-        <w:rPr>
-          <w:rStyle w:val="SourceText"/>
-          <w:rFonts w:ascii="Times New Roman" w:hAnsi="Times New Roman"/>
-          <w:sz w:val="24"/>
-          <w:szCs w:val="24"/>
-        </w:rPr>
-      </w:pPr>
-      <w:r>
-        <w:rPr/>
-      </w:r>
-    </w:p>
-    <w:p>
-      <w:pPr>
-        <w:pStyle w:val="Normal"/>
-        <w:rPr>
-          <w:rStyle w:val="SourceText"/>
-          <w:rFonts w:ascii="Times New Roman" w:hAnsi="Times New Roman"/>
-          <w:sz w:val="24"/>
-          <w:szCs w:val="24"/>
-        </w:rPr>
-      </w:pPr>
-      <w:r>
-        <w:rPr/>
-      </w:r>
-    </w:p>
-    <w:p>
-      <w:pPr>
-        <w:pStyle w:val="Normal"/>
-        <w:rPr>
-          <w:rStyle w:val="SourceText"/>
-          <w:rFonts w:ascii="Times New Roman" w:hAnsi="Times New Roman"/>
-          <w:sz w:val="24"/>
-          <w:szCs w:val="24"/>
-        </w:rPr>
-      </w:pPr>
-      <w:r>
-        <w:rPr/>
-      </w:r>
-    </w:p>
-    <w:p>
-      <w:pPr>
-        <w:pStyle w:val="Normal"/>
-        <w:rPr>
-          <w:rStyle w:val="SourceText"/>
-          <w:rFonts w:ascii="Times New Roman" w:hAnsi="Times New Roman"/>
-          <w:sz w:val="24"/>
-          <w:szCs w:val="24"/>
-        </w:rPr>
-      </w:pPr>
-      <w:r>
-        <w:rPr/>
-      </w:r>
-    </w:p>
-    <w:p>
-      <w:pPr>
-        <w:pStyle w:val="Normal"/>
-        <w:rPr>
-          <w:rStyle w:val="SourceText"/>
-          <w:rFonts w:ascii="Times New Roman" w:hAnsi="Times New Roman"/>
-          <w:sz w:val="24"/>
-          <w:szCs w:val="24"/>
-        </w:rPr>
-      </w:pPr>
-      <w:r>
-        <w:rPr/>
-      </w:r>
-    </w:p>
-    <w:p>
-      <w:pPr>
-        <w:pStyle w:val="Normal"/>
-        <w:rPr>
-          <w:rStyle w:val="SourceText"/>
-          <w:rFonts w:ascii="Times New Roman" w:hAnsi="Times New Roman"/>
-          <w:sz w:val="24"/>
-          <w:szCs w:val="24"/>
-        </w:rPr>
-      </w:pPr>
-      <w:r>
-        <w:rPr/>
-      </w:r>
-    </w:p>
-    <w:p>
-      <w:pPr>
-        <w:pStyle w:val="Normal"/>
-        <w:rPr>
-          <w:rStyle w:val="SourceText"/>
-          <w:rFonts w:ascii="Times New Roman" w:hAnsi="Times New Roman"/>
-          <w:sz w:val="24"/>
-          <w:szCs w:val="24"/>
-        </w:rPr>
-      </w:pPr>
-      <w:r>
-        <w:rPr/>
-      </w:r>
-    </w:p>
-    <w:p>
-      <w:pPr>
-        <w:pStyle w:val="Normal"/>
-        <w:rPr>
-          <w:rStyle w:val="SourceText"/>
-          <w:rFonts w:ascii="Times New Roman" w:hAnsi="Times New Roman"/>
-          <w:sz w:val="24"/>
-          <w:szCs w:val="24"/>
-        </w:rPr>
-      </w:pPr>
-      <w:r>
-        <w:rPr/>
+        <w:rPr>
+          <w:rFonts w:ascii="Times New Roman" w:hAnsi="Times New Roman"/>
+          <w:sz w:val="24"/>
+          <w:szCs w:val="24"/>
+        </w:rPr>
+      </w:r>
+    </w:p>
+    <w:p>
+      <w:pPr>
+        <w:pStyle w:val="Normal"/>
+        <w:rPr>
+          <w:rStyle w:val="SourceText"/>
+          <w:rFonts w:ascii="Times New Roman" w:hAnsi="Times New Roman"/>
+          <w:sz w:val="24"/>
+          <w:szCs w:val="24"/>
+        </w:rPr>
+      </w:pPr>
+      <w:r>
+        <w:rPr>
+          <w:rFonts w:ascii="Times New Roman" w:hAnsi="Times New Roman"/>
+          <w:sz w:val="24"/>
+          <w:szCs w:val="24"/>
+        </w:rPr>
+      </w:r>
+    </w:p>
+    <w:p>
+      <w:pPr>
+        <w:pStyle w:val="Normal"/>
+        <w:rPr>
+          <w:rStyle w:val="SourceText"/>
+          <w:rFonts w:ascii="Times New Roman" w:hAnsi="Times New Roman"/>
+          <w:sz w:val="24"/>
+          <w:szCs w:val="24"/>
+        </w:rPr>
+      </w:pPr>
+      <w:r>
+        <w:rPr>
+          <w:rFonts w:ascii="Times New Roman" w:hAnsi="Times New Roman"/>
+          <w:sz w:val="24"/>
+          <w:szCs w:val="24"/>
+        </w:rPr>
+      </w:r>
+    </w:p>
+    <w:p>
+      <w:pPr>
+        <w:pStyle w:val="Normal"/>
+        <w:rPr>
+          <w:rStyle w:val="SourceText"/>
+          <w:rFonts w:ascii="Times New Roman" w:hAnsi="Times New Roman"/>
+          <w:sz w:val="24"/>
+          <w:szCs w:val="24"/>
+        </w:rPr>
+      </w:pPr>
+      <w:r>
+        <w:rPr>
+          <w:rFonts w:ascii="Times New Roman" w:hAnsi="Times New Roman"/>
+          <w:sz w:val="24"/>
+          <w:szCs w:val="24"/>
+        </w:rPr>
+      </w:r>
+    </w:p>
+    <w:p>
+      <w:pPr>
+        <w:pStyle w:val="Normal"/>
+        <w:rPr>
+          <w:rStyle w:val="SourceText"/>
+          <w:rFonts w:ascii="Times New Roman" w:hAnsi="Times New Roman"/>
+          <w:sz w:val="24"/>
+          <w:szCs w:val="24"/>
+        </w:rPr>
+      </w:pPr>
+      <w:r>
+        <w:rPr>
+          <w:rFonts w:ascii="Times New Roman" w:hAnsi="Times New Roman"/>
+          <w:sz w:val="24"/>
+          <w:szCs w:val="24"/>
+        </w:rPr>
+      </w:r>
+    </w:p>
+    <w:p>
+      <w:pPr>
+        <w:pStyle w:val="Normal"/>
+        <w:rPr>
+          <w:rStyle w:val="SourceText"/>
+          <w:rFonts w:ascii="Times New Roman" w:hAnsi="Times New Roman"/>
+          <w:sz w:val="24"/>
+          <w:szCs w:val="24"/>
+        </w:rPr>
+      </w:pPr>
+      <w:r>
+        <w:rPr>
+          <w:rFonts w:ascii="Times New Roman" w:hAnsi="Times New Roman"/>
+          <w:sz w:val="24"/>
+          <w:szCs w:val="24"/>
+        </w:rPr>
+      </w:r>
+    </w:p>
+    <w:p>
+      <w:pPr>
+        <w:pStyle w:val="Normal"/>
+        <w:rPr>
+          <w:rStyle w:val="SourceText"/>
+          <w:rFonts w:ascii="Times New Roman" w:hAnsi="Times New Roman"/>
+          <w:sz w:val="24"/>
+          <w:szCs w:val="24"/>
+        </w:rPr>
+      </w:pPr>
+      <w:r>
+        <w:rPr>
+          <w:rFonts w:ascii="Times New Roman" w:hAnsi="Times New Roman"/>
+          <w:sz w:val="24"/>
+          <w:szCs w:val="24"/>
+        </w:rPr>
+      </w:r>
+    </w:p>
+    <w:p>
+      <w:pPr>
+        <w:pStyle w:val="Normal"/>
+        <w:rPr>
+          <w:rStyle w:val="SourceText"/>
+          <w:rFonts w:ascii="Times New Roman" w:hAnsi="Times New Roman"/>
+          <w:sz w:val="24"/>
+          <w:szCs w:val="24"/>
+        </w:rPr>
+      </w:pPr>
+      <w:r>
+        <w:rPr>
+          <w:rFonts w:ascii="Times New Roman" w:hAnsi="Times New Roman"/>
+          <w:sz w:val="24"/>
+          <w:szCs w:val="24"/>
+        </w:rPr>
+      </w:r>
+    </w:p>
+    <w:p>
+      <w:pPr>
+        <w:pStyle w:val="Normal"/>
+        <w:rPr>
+          <w:rStyle w:val="SourceText"/>
+          <w:rFonts w:ascii="Times New Roman" w:hAnsi="Times New Roman"/>
+          <w:sz w:val="24"/>
+          <w:szCs w:val="24"/>
+        </w:rPr>
+      </w:pPr>
+      <w:r>
+        <w:rPr>
+          <w:rFonts w:ascii="Times New Roman" w:hAnsi="Times New Roman"/>
+          <w:sz w:val="24"/>
+          <w:szCs w:val="24"/>
+        </w:rPr>
+      </w:r>
+    </w:p>
+    <w:p>
+      <w:pPr>
+        <w:pStyle w:val="Normal"/>
+        <w:rPr>
+          <w:rStyle w:val="SourceText"/>
+          <w:rFonts w:ascii="Times New Roman" w:hAnsi="Times New Roman"/>
+          <w:sz w:val="24"/>
+          <w:szCs w:val="24"/>
+        </w:rPr>
+      </w:pPr>
+      <w:r>
+        <w:rPr>
+          <w:rFonts w:ascii="Times New Roman" w:hAnsi="Times New Roman"/>
+          <w:sz w:val="24"/>
+          <w:szCs w:val="24"/>
+        </w:rPr>
+      </w:r>
+    </w:p>
+    <w:p>
+      <w:pPr>
+        <w:pStyle w:val="Normal"/>
+        <w:rPr>
+          <w:rStyle w:val="SourceText"/>
+          <w:rFonts w:ascii="Times New Roman" w:hAnsi="Times New Roman"/>
+          <w:sz w:val="24"/>
+          <w:szCs w:val="24"/>
+        </w:rPr>
+      </w:pPr>
+      <w:r>
+        <w:rPr>
+          <w:rFonts w:ascii="Times New Roman" w:hAnsi="Times New Roman"/>
+          <w:sz w:val="24"/>
+          <w:szCs w:val="24"/>
+        </w:rPr>
+      </w:r>
+    </w:p>
+    <w:p>
+      <w:pPr>
+        <w:pStyle w:val="Normal"/>
+        <w:rPr>
+          <w:rStyle w:val="SourceText"/>
+          <w:rFonts w:ascii="Times New Roman" w:hAnsi="Times New Roman"/>
+          <w:sz w:val="24"/>
+          <w:szCs w:val="24"/>
+        </w:rPr>
+      </w:pPr>
+      <w:r>
+        <w:rPr>
+          <w:rFonts w:ascii="Times New Roman" w:hAnsi="Times New Roman"/>
+          <w:sz w:val="24"/>
+          <w:szCs w:val="24"/>
+        </w:rPr>
       </w:r>
     </w:p>
     <w:p>
@@ -2232,7 +2230,9 @@
         </w:rPr>
       </w:pPr>
       <w:r>
-        <w:rPr/>
+        <w:rPr>
+          <w:rFonts w:ascii="Times New Roman" w:hAnsi="Times New Roman"/>
+        </w:rPr>
         <w:drawing>
           <wp:anchor behindDoc="0" distT="0" distB="0" distL="0" distR="0" simplePos="0" locked="0" layoutInCell="0" allowOverlap="1" relativeHeight="5">
             <wp:simplePos x="0" y="0"/>
@@ -2290,127 +2290,149 @@
         </w:rPr>
       </w:pPr>
       <w:r>
-        <w:rPr/>
-      </w:r>
-    </w:p>
-    <w:p>
-      <w:pPr>
-        <w:pStyle w:val="Normal"/>
-        <w:rPr>
-          <w:rStyle w:val="SourceText"/>
-          <w:rFonts w:ascii="Times New Roman" w:hAnsi="Times New Roman"/>
-        </w:rPr>
-      </w:pPr>
-      <w:r>
-        <w:rPr/>
-      </w:r>
-    </w:p>
-    <w:p>
-      <w:pPr>
-        <w:pStyle w:val="Normal"/>
-        <w:rPr>
-          <w:rStyle w:val="SourceText"/>
-          <w:rFonts w:ascii="Times New Roman" w:hAnsi="Times New Roman"/>
-        </w:rPr>
-      </w:pPr>
-      <w:r>
-        <w:rPr/>
-      </w:r>
-    </w:p>
-    <w:p>
-      <w:pPr>
-        <w:pStyle w:val="Normal"/>
-        <w:rPr>
-          <w:rStyle w:val="SourceText"/>
-          <w:rFonts w:ascii="Times New Roman" w:hAnsi="Times New Roman"/>
-        </w:rPr>
-      </w:pPr>
-      <w:r>
-        <w:rPr/>
-      </w:r>
-    </w:p>
-    <w:p>
-      <w:pPr>
-        <w:pStyle w:val="Normal"/>
-        <w:rPr>
-          <w:rStyle w:val="SourceText"/>
-          <w:rFonts w:ascii="Times New Roman" w:hAnsi="Times New Roman"/>
-        </w:rPr>
-      </w:pPr>
-      <w:r>
-        <w:rPr/>
-      </w:r>
-    </w:p>
-    <w:p>
-      <w:pPr>
-        <w:pStyle w:val="Normal"/>
-        <w:rPr>
-          <w:rStyle w:val="SourceText"/>
-          <w:rFonts w:ascii="Times New Roman" w:hAnsi="Times New Roman"/>
-        </w:rPr>
-      </w:pPr>
-      <w:r>
-        <w:rPr/>
-      </w:r>
-    </w:p>
-    <w:p>
-      <w:pPr>
-        <w:pStyle w:val="Normal"/>
-        <w:rPr>
-          <w:rStyle w:val="SourceText"/>
-          <w:rFonts w:ascii="Times New Roman" w:hAnsi="Times New Roman"/>
-        </w:rPr>
-      </w:pPr>
-      <w:r>
-        <w:rPr/>
-      </w:r>
-    </w:p>
-    <w:p>
-      <w:pPr>
-        <w:pStyle w:val="Normal"/>
-        <w:rPr>
-          <w:rStyle w:val="SourceText"/>
-          <w:rFonts w:ascii="Times New Roman" w:hAnsi="Times New Roman"/>
-        </w:rPr>
-      </w:pPr>
-      <w:r>
-        <w:rPr/>
-      </w:r>
-    </w:p>
-    <w:p>
-      <w:pPr>
-        <w:pStyle w:val="Normal"/>
-        <w:rPr>
-          <w:rStyle w:val="SourceText"/>
-          <w:rFonts w:ascii="Times New Roman" w:hAnsi="Times New Roman"/>
-        </w:rPr>
-      </w:pPr>
-      <w:r>
-        <w:rPr/>
-      </w:r>
-    </w:p>
-    <w:p>
-      <w:pPr>
-        <w:pStyle w:val="Normal"/>
-        <w:rPr>
-          <w:rStyle w:val="SourceText"/>
-          <w:rFonts w:ascii="Times New Roman" w:hAnsi="Times New Roman"/>
-        </w:rPr>
-      </w:pPr>
-      <w:r>
-        <w:rPr/>
-      </w:r>
-    </w:p>
-    <w:p>
-      <w:pPr>
-        <w:pStyle w:val="Normal"/>
-        <w:rPr>
-          <w:rStyle w:val="SourceText"/>
-          <w:rFonts w:ascii="Times New Roman" w:hAnsi="Times New Roman"/>
-        </w:rPr>
-      </w:pPr>
-      <w:r>
-        <w:rPr/>
+        <w:rPr>
+          <w:rFonts w:ascii="Times New Roman" w:hAnsi="Times New Roman"/>
+        </w:rPr>
+      </w:r>
+    </w:p>
+    <w:p>
+      <w:pPr>
+        <w:pStyle w:val="Normal"/>
+        <w:rPr>
+          <w:rStyle w:val="SourceText"/>
+          <w:rFonts w:ascii="Times New Roman" w:hAnsi="Times New Roman"/>
+        </w:rPr>
+      </w:pPr>
+      <w:r>
+        <w:rPr>
+          <w:rFonts w:ascii="Times New Roman" w:hAnsi="Times New Roman"/>
+        </w:rPr>
+      </w:r>
+    </w:p>
+    <w:p>
+      <w:pPr>
+        <w:pStyle w:val="Normal"/>
+        <w:rPr>
+          <w:rStyle w:val="SourceText"/>
+          <w:rFonts w:ascii="Times New Roman" w:hAnsi="Times New Roman"/>
+        </w:rPr>
+      </w:pPr>
+      <w:r>
+        <w:rPr>
+          <w:rFonts w:ascii="Times New Roman" w:hAnsi="Times New Roman"/>
+        </w:rPr>
+      </w:r>
+    </w:p>
+    <w:p>
+      <w:pPr>
+        <w:pStyle w:val="Normal"/>
+        <w:rPr>
+          <w:rStyle w:val="SourceText"/>
+          <w:rFonts w:ascii="Times New Roman" w:hAnsi="Times New Roman"/>
+        </w:rPr>
+      </w:pPr>
+      <w:r>
+        <w:rPr>
+          <w:rFonts w:ascii="Times New Roman" w:hAnsi="Times New Roman"/>
+        </w:rPr>
+      </w:r>
+    </w:p>
+    <w:p>
+      <w:pPr>
+        <w:pStyle w:val="Normal"/>
+        <w:rPr>
+          <w:rStyle w:val="SourceText"/>
+          <w:rFonts w:ascii="Times New Roman" w:hAnsi="Times New Roman"/>
+        </w:rPr>
+      </w:pPr>
+      <w:r>
+        <w:rPr>
+          <w:rFonts w:ascii="Times New Roman" w:hAnsi="Times New Roman"/>
+        </w:rPr>
+      </w:r>
+    </w:p>
+    <w:p>
+      <w:pPr>
+        <w:pStyle w:val="Normal"/>
+        <w:rPr>
+          <w:rStyle w:val="SourceText"/>
+          <w:rFonts w:ascii="Times New Roman" w:hAnsi="Times New Roman"/>
+        </w:rPr>
+      </w:pPr>
+      <w:r>
+        <w:rPr>
+          <w:rFonts w:ascii="Times New Roman" w:hAnsi="Times New Roman"/>
+        </w:rPr>
+      </w:r>
+    </w:p>
+    <w:p>
+      <w:pPr>
+        <w:pStyle w:val="Normal"/>
+        <w:rPr>
+          <w:rStyle w:val="SourceText"/>
+          <w:rFonts w:ascii="Times New Roman" w:hAnsi="Times New Roman"/>
+        </w:rPr>
+      </w:pPr>
+      <w:r>
+        <w:rPr>
+          <w:rFonts w:ascii="Times New Roman" w:hAnsi="Times New Roman"/>
+        </w:rPr>
+      </w:r>
+    </w:p>
+    <w:p>
+      <w:pPr>
+        <w:pStyle w:val="Normal"/>
+        <w:rPr>
+          <w:rStyle w:val="SourceText"/>
+          <w:rFonts w:ascii="Times New Roman" w:hAnsi="Times New Roman"/>
+        </w:rPr>
+      </w:pPr>
+      <w:r>
+        <w:rPr>
+          <w:rFonts w:ascii="Times New Roman" w:hAnsi="Times New Roman"/>
+        </w:rPr>
+      </w:r>
+    </w:p>
+    <w:p>
+      <w:pPr>
+        <w:pStyle w:val="Normal"/>
+        <w:rPr>
+          <w:rStyle w:val="SourceText"/>
+          <w:rFonts w:ascii="Times New Roman" w:hAnsi="Times New Roman"/>
+        </w:rPr>
+      </w:pPr>
+      <w:r>
+        <w:rPr>
+          <w:rFonts w:ascii="Times New Roman" w:hAnsi="Times New Roman"/>
+        </w:rPr>
+      </w:r>
+    </w:p>
+    <w:p>
+      <w:pPr>
+        <w:pStyle w:val="Normal"/>
+        <w:rPr>
+          <w:rStyle w:val="SourceText"/>
+          <w:rFonts w:ascii="Times New Roman" w:hAnsi="Times New Roman"/>
+        </w:rPr>
+      </w:pPr>
+      <w:r>
+        <w:rPr>
+          <w:rFonts w:ascii="Times New Roman" w:hAnsi="Times New Roman"/>
+        </w:rPr>
+      </w:r>
+    </w:p>
+    <w:p>
+      <w:pPr>
+        <w:pStyle w:val="Normal"/>
+        <w:rPr>
+          <w:rStyle w:val="SourceText"/>
+          <w:rFonts w:ascii="Times New Roman" w:hAnsi="Times New Roman"/>
+        </w:rPr>
+      </w:pPr>
+      <w:r>
+        <w:rPr>
+          <w:rFonts w:ascii="Times New Roman" w:hAnsi="Times New Roman"/>
+        </w:rPr>
       </w:r>
     </w:p>
     <w:p>
@@ -2454,7 +2476,9 @@
         </w:rPr>
       </w:pPr>
       <w:r>
-        <w:rPr/>
+        <w:rPr>
+          <w:rFonts w:ascii="Times New Roman" w:hAnsi="Times New Roman"/>
+        </w:rPr>
       </w:r>
     </w:p>
     <w:p>
@@ -2635,7 +2659,9 @@
         </w:rPr>
       </w:pPr>
       <w:r>
-        <w:rPr/>
+        <w:rPr>
+          <w:rFonts w:ascii="Times New Roman" w:hAnsi="Times New Roman"/>
+        </w:rPr>
       </w:r>
     </w:p>
     <w:p>
@@ -2675,7 +2701,9 @@
         </w:rPr>
       </w:pPr>
       <w:r>
-        <w:rPr/>
+        <w:rPr>
+          <w:rFonts w:ascii="Times New Roman" w:hAnsi="Times New Roman"/>
+        </w:rPr>
       </w:r>
     </w:p>
     <w:p>
@@ -2690,24 +2718,30 @@
         </w:rPr>
         <w:t>Toán tử nào được sử dụng để chọn các giá trị trong một phạm vi?</w:t>
         <w:br/>
-        <w:t>a. BETWEN</w:t>
-        <w:br/>
-      </w:r>
-      <w:r>
-        <w:rPr>
-          <w:rStyle w:val="SourceText"/>
-          <w:rFonts w:ascii="Times New Roman" w:hAnsi="Times New Roman"/>
-          <w:color w:val="FF0000"/>
-        </w:rPr>
-        <w:t xml:space="preserve">b. </w:t>
-      </w:r>
-      <w:r>
-        <w:rPr>
-          <w:rStyle w:val="SourceText"/>
-          <w:rFonts w:ascii="Times New Roman" w:hAnsi="Times New Roman"/>
-          <w:color w:val="FF0000"/>
-        </w:rPr>
-        <w:t>Không đáp án nào đúng</w:t>
+        <w:t xml:space="preserve">a. BETWEN </w:t>
+      </w:r>
+      <w:r>
+        <w:rPr>
+          <w:rStyle w:val="SourceText"/>
+          <w:rFonts w:ascii="Times New Roman" w:hAnsi="Times New Roman"/>
+          <w:color w:val="2A6099"/>
+        </w:rPr>
+        <w:t>BETWEEN</w:t>
+      </w:r>
+      <w:r>
+        <w:rPr>
+          <w:rStyle w:val="SourceText"/>
+          <w:rFonts w:ascii="Times New Roman" w:hAnsi="Times New Roman"/>
+        </w:rPr>
+        <w:br/>
+      </w:r>
+      <w:r>
+        <w:rPr>
+          <w:rStyle w:val="SourceText"/>
+          <w:rFonts w:ascii="Times New Roman" w:hAnsi="Times New Roman"/>
+          <w:color w:val="FF0000"/>
+        </w:rPr>
+        <w:t>b. Không đáp án nào đúng</w:t>
       </w:r>
       <w:r>
         <w:rPr>
@@ -2763,7 +2797,9 @@
         </w:rPr>
       </w:pPr>
       <w:r>
-        <w:rPr/>
+        <w:rPr>
+          <w:rFonts w:ascii="Times New Roman" w:hAnsi="Times New Roman"/>
+        </w:rPr>
       </w:r>
     </w:p>
     <w:p>
@@ -2809,7 +2845,9 @@
         </w:rPr>
       </w:pPr>
       <w:r>
-        <w:rPr/>
+        <w:rPr>
+          <w:rFonts w:ascii="Times New Roman" w:hAnsi="Times New Roman"/>
+        </w:rPr>
       </w:r>
     </w:p>
     <w:p>
@@ -2826,20 +2864,7 @@
         <w:br/>
         <w:t>a. Tạo ra một bằng trong một cơ sở dữ liệu</w:t>
         <w:br/>
-      </w:r>
-      <w:r>
-        <w:rPr>
-          <w:rStyle w:val="SourceText"/>
-          <w:rFonts w:ascii="Times New Roman" w:hAnsi="Times New Roman"/>
-        </w:rPr>
-        <w:t xml:space="preserve">b. </w:t>
-      </w:r>
-      <w:r>
-        <w:rPr>
-          <w:rStyle w:val="SourceText"/>
-          <w:rFonts w:ascii="Times New Roman" w:hAnsi="Times New Roman"/>
-        </w:rPr>
-        <w:t>Tất cả đáp án đều đúng</w:t>
+        <w:t>b. Tất cả đáp án đều đúng</w:t>
         <w:br/>
       </w:r>
       <w:r>
@@ -2868,7 +2893,9 @@
         </w:rPr>
       </w:pPr>
       <w:r>
-        <w:rPr/>
+        <w:rPr>
+          <w:rFonts w:ascii="Times New Roman" w:hAnsi="Times New Roman"/>
+        </w:rPr>
       </w:r>
     </w:p>
     <w:p>
@@ -2892,7 +2919,23 @@
           <w:rFonts w:ascii="Times New Roman" w:hAnsi="Times New Roman"/>
           <w:color w:val="FF0000"/>
         </w:rPr>
-        <w:t>b. INSERT into table_name VALUES (value1, value2 ... )</w:t>
+        <w:t>b. INSERT into table_name VALUE</w:t>
+      </w:r>
+      <w:r>
+        <w:rPr>
+          <w:rStyle w:val="SourceText"/>
+          <w:rFonts w:ascii="Times New Roman" w:hAnsi="Times New Roman"/>
+          <w:color w:val="2A6099"/>
+        </w:rPr>
+        <w:t>S</w:t>
+      </w:r>
+      <w:r>
+        <w:rPr>
+          <w:rStyle w:val="SourceText"/>
+          <w:rFonts w:ascii="Times New Roman" w:hAnsi="Times New Roman"/>
+          <w:color w:val="FF0000"/>
+        </w:rPr>
+        <w:t xml:space="preserve"> (value1, value2 ... )</w:t>
       </w:r>
       <w:r>
         <w:rPr>
@@ -2914,7 +2957,9 @@
         </w:rPr>
       </w:pPr>
       <w:r>
-        <w:rPr/>
+        <w:rPr>
+          <w:rFonts w:ascii="Times New Roman" w:hAnsi="Times New Roman"/>
+        </w:rPr>
       </w:r>
     </w:p>
     <w:p>
@@ -2929,20 +2974,7 @@
         </w:rPr>
         <w:t>Đâu là từ khóa xác định kiểu sắp xếp của tập kết quả được truy xuất trong mệnh đề ORDER BY?</w:t>
         <w:br/>
-      </w:r>
-      <w:r>
-        <w:rPr>
-          <w:rStyle w:val="SourceText"/>
-          <w:rFonts w:ascii="Times New Roman" w:hAnsi="Times New Roman"/>
-        </w:rPr>
-        <w:t xml:space="preserve">a. </w:t>
-      </w:r>
-      <w:r>
-        <w:rPr>
-          <w:rStyle w:val="SourceText"/>
-          <w:rFonts w:ascii="Times New Roman" w:hAnsi="Times New Roman"/>
-        </w:rPr>
-        <w:t>UP và DOWN</w:t>
+        <w:t>a. UP và DOWN</w:t>
         <w:br/>
         <w:t>b. BIG và SMALL</w:t>
         <w:br/>
@@ -2967,7 +2999,9 @@
         </w:rPr>
       </w:pPr>
       <w:r>
-        <w:rPr/>
+        <w:rPr>
+          <w:rFonts w:ascii="Times New Roman" w:hAnsi="Times New Roman"/>
+        </w:rPr>
       </w:r>
     </w:p>
     <w:p>
@@ -2999,20 +3033,7 @@
         <w:br/>
         <w:t>b. Ngon ngữ C</w:t>
         <w:br/>
-      </w:r>
-      <w:r>
-        <w:rPr>
-          <w:rStyle w:val="SourceText"/>
-          <w:rFonts w:ascii="Times New Roman" w:hAnsi="Times New Roman"/>
-        </w:rPr>
-        <w:t xml:space="preserve">c. </w:t>
-      </w:r>
-      <w:r>
-        <w:rPr>
-          <w:rStyle w:val="SourceText"/>
-          <w:rFonts w:ascii="Times New Roman" w:hAnsi="Times New Roman"/>
-        </w:rPr>
-        <w:t>Các kí hiệu toán học dùng để thực hiện các tính toán</w:t>
+        <w:t>c. Các kí hiệu toán học dùng để thực hiện các tính toán</w:t>
         <w:br/>
         <w:t>d. Ngôn ngữ lập trình Pascal</w:t>
       </w:r>
@@ -3026,7 +3047,9 @@
         </w:rPr>
       </w:pPr>
       <w:r>
-        <w:rPr/>
+        <w:rPr>
+          <w:rFonts w:ascii="Times New Roman" w:hAnsi="Times New Roman"/>
+        </w:rPr>
       </w:r>
     </w:p>
     <w:p>
@@ -3072,7 +3095,9 @@
         </w:rPr>
       </w:pPr>
       <w:r>
-        <w:rPr/>
+        <w:rPr>
+          <w:rFonts w:ascii="Times New Roman" w:hAnsi="Times New Roman"/>
+        </w:rPr>
       </w:r>
     </w:p>
     <w:p>
@@ -3152,7 +3177,9 @@
         </w:rPr>
       </w:pPr>
       <w:r>
-        <w:rPr/>
+        <w:rPr>
+          <w:rFonts w:ascii="Times New Roman" w:hAnsi="Times New Roman"/>
+        </w:rPr>
       </w:r>
     </w:p>
     <w:p>
@@ -3192,7 +3219,9 @@
         </w:rPr>
       </w:pPr>
       <w:r>
-        <w:rPr/>
+        <w:rPr>
+          <w:rFonts w:ascii="Times New Roman" w:hAnsi="Times New Roman"/>
+        </w:rPr>
       </w:r>
     </w:p>
     <w:p>
@@ -3232,7 +3261,9 @@
         </w:rPr>
       </w:pPr>
       <w:r>
-        <w:rPr/>
+        <w:rPr>
+          <w:rFonts w:ascii="Times New Roman" w:hAnsi="Times New Roman"/>
+        </w:rPr>
         <w:drawing>
           <wp:anchor behindDoc="0" distT="0" distB="0" distL="0" distR="0" simplePos="0" locked="0" layoutInCell="0" allowOverlap="1" relativeHeight="2">
             <wp:simplePos x="0" y="0"/>
@@ -3306,159 +3337,138 @@
         </w:rPr>
       </w:pPr>
       <w:r>
-        <w:rPr/>
-      </w:r>
-    </w:p>
-    <w:p>
-      <w:pPr>
-        <w:pStyle w:val="Normal"/>
-        <w:rPr>
-          <w:rStyle w:val="SourceText"/>
-          <w:rFonts w:ascii="Times New Roman" w:hAnsi="Times New Roman"/>
-        </w:rPr>
-      </w:pPr>
-      <w:r>
-        <w:rPr/>
-      </w:r>
-    </w:p>
-    <w:p>
-      <w:pPr>
-        <w:pStyle w:val="Normal"/>
-        <w:rPr>
-          <w:rStyle w:val="SourceText"/>
-          <w:rFonts w:ascii="Times New Roman" w:hAnsi="Times New Roman"/>
-        </w:rPr>
-      </w:pPr>
-      <w:r>
-        <w:rPr/>
-      </w:r>
-    </w:p>
-    <w:p>
-      <w:pPr>
-        <w:pStyle w:val="Normal"/>
-        <w:rPr>
-          <w:rStyle w:val="SourceText"/>
-          <w:rFonts w:ascii="Times New Roman" w:hAnsi="Times New Roman"/>
-        </w:rPr>
-      </w:pPr>
-      <w:r>
-        <w:rPr/>
-      </w:r>
-    </w:p>
-    <w:p>
-      <w:pPr>
-        <w:pStyle w:val="Normal"/>
-        <w:rPr>
-          <w:rStyle w:val="SourceText"/>
-          <w:rFonts w:ascii="Times New Roman" w:hAnsi="Times New Roman"/>
-        </w:rPr>
-      </w:pPr>
-      <w:r>
-        <w:rPr/>
-      </w:r>
-    </w:p>
-    <w:p>
-      <w:pPr>
-        <w:pStyle w:val="Normal"/>
-        <w:rPr>
-          <w:rStyle w:val="SourceText"/>
-          <w:rFonts w:ascii="Times New Roman" w:hAnsi="Times New Roman"/>
-        </w:rPr>
-      </w:pPr>
-      <w:r>
-        <w:rPr/>
-      </w:r>
-    </w:p>
-    <w:p>
-      <w:pPr>
-        <w:pStyle w:val="Normal"/>
-        <w:rPr>
-          <w:rStyle w:val="SourceText"/>
-          <w:rFonts w:ascii="Times New Roman" w:hAnsi="Times New Roman"/>
-        </w:rPr>
-      </w:pPr>
-      <w:r>
-        <w:rPr/>
-      </w:r>
-    </w:p>
-    <w:p>
-      <w:pPr>
-        <w:pStyle w:val="Normal"/>
-        <w:rPr>
-          <w:rStyle w:val="SourceText"/>
-          <w:rFonts w:ascii="Times New Roman" w:hAnsi="Times New Roman"/>
-        </w:rPr>
-      </w:pPr>
-      <w:r>
-        <w:rPr/>
-      </w:r>
-    </w:p>
-    <w:p>
-      <w:pPr>
-        <w:pStyle w:val="Normal"/>
-        <w:rPr>
-          <w:rStyle w:val="SourceText"/>
-          <w:rFonts w:ascii="Times New Roman" w:hAnsi="Times New Roman"/>
-        </w:rPr>
-      </w:pPr>
-      <w:r>
-        <w:rPr/>
-      </w:r>
-    </w:p>
-    <w:p>
-      <w:pPr>
-        <w:pStyle w:val="Normal"/>
-        <w:rPr/>
-      </w:pPr>
-      <w:r>
-        <w:rPr>
-          <w:rStyle w:val="SourceText"/>
-          <w:rFonts w:ascii="Times New Roman" w:hAnsi="Times New Roman"/>
-        </w:rPr>
-        <w:t xml:space="preserve">a. </w:t>
-      </w:r>
-      <w:r>
-        <w:rPr>
-          <w:rStyle w:val="SourceText"/>
-          <w:rFonts w:ascii="Times New Roman" w:hAnsi="Times New Roman"/>
-        </w:rPr>
-        <w:t>78</w:t>
-      </w:r>
-      <w:r>
-        <w:rPr>
-          <w:rStyle w:val="SourceText"/>
-          <w:rFonts w:ascii="Times New Roman" w:hAnsi="Times New Roman"/>
-        </w:rPr>
-        <w:br/>
-        <w:t xml:space="preserve">b. </w:t>
-      </w:r>
-      <w:r>
-        <w:rPr>
-          <w:rStyle w:val="SourceText"/>
-          <w:rFonts w:ascii="Times New Roman" w:hAnsi="Times New Roman"/>
-        </w:rPr>
-        <w:t>100</w:t>
-      </w:r>
-      <w:r>
-        <w:rPr>
-          <w:rStyle w:val="SourceText"/>
-          <w:rFonts w:ascii="Times New Roman" w:hAnsi="Times New Roman"/>
-        </w:rPr>
-        <w:br/>
-        <w:t xml:space="preserve">c. </w:t>
-      </w:r>
-      <w:r>
-        <w:rPr>
-          <w:rStyle w:val="SourceText"/>
-          <w:rFonts w:ascii="Times New Roman" w:hAnsi="Times New Roman"/>
-        </w:rPr>
-        <w:t>85</w:t>
-      </w:r>
-      <w:r>
-        <w:rPr>
-          <w:rStyle w:val="SourceText"/>
-          <w:rFonts w:ascii="Times New Roman" w:hAnsi="Times New Roman"/>
-        </w:rPr>
+        <w:rPr>
+          <w:rFonts w:ascii="Times New Roman" w:hAnsi="Times New Roman"/>
+        </w:rPr>
+      </w:r>
+    </w:p>
+    <w:p>
+      <w:pPr>
+        <w:pStyle w:val="Normal"/>
+        <w:rPr>
+          <w:rStyle w:val="SourceText"/>
+          <w:rFonts w:ascii="Times New Roman" w:hAnsi="Times New Roman"/>
+        </w:rPr>
+      </w:pPr>
+      <w:r>
+        <w:rPr>
+          <w:rFonts w:ascii="Times New Roman" w:hAnsi="Times New Roman"/>
+        </w:rPr>
+      </w:r>
+    </w:p>
+    <w:p>
+      <w:pPr>
+        <w:pStyle w:val="Normal"/>
+        <w:rPr>
+          <w:rStyle w:val="SourceText"/>
+          <w:rFonts w:ascii="Times New Roman" w:hAnsi="Times New Roman"/>
+        </w:rPr>
+      </w:pPr>
+      <w:r>
+        <w:rPr>
+          <w:rFonts w:ascii="Times New Roman" w:hAnsi="Times New Roman"/>
+        </w:rPr>
+      </w:r>
+    </w:p>
+    <w:p>
+      <w:pPr>
+        <w:pStyle w:val="Normal"/>
+        <w:rPr>
+          <w:rStyle w:val="SourceText"/>
+          <w:rFonts w:ascii="Times New Roman" w:hAnsi="Times New Roman"/>
+        </w:rPr>
+      </w:pPr>
+      <w:r>
+        <w:rPr>
+          <w:rFonts w:ascii="Times New Roman" w:hAnsi="Times New Roman"/>
+        </w:rPr>
+      </w:r>
+    </w:p>
+    <w:p>
+      <w:pPr>
+        <w:pStyle w:val="Normal"/>
+        <w:rPr>
+          <w:rStyle w:val="SourceText"/>
+          <w:rFonts w:ascii="Times New Roman" w:hAnsi="Times New Roman"/>
+        </w:rPr>
+      </w:pPr>
+      <w:r>
+        <w:rPr>
+          <w:rFonts w:ascii="Times New Roman" w:hAnsi="Times New Roman"/>
+        </w:rPr>
+      </w:r>
+    </w:p>
+    <w:p>
+      <w:pPr>
+        <w:pStyle w:val="Normal"/>
+        <w:rPr>
+          <w:rStyle w:val="SourceText"/>
+          <w:rFonts w:ascii="Times New Roman" w:hAnsi="Times New Roman"/>
+        </w:rPr>
+      </w:pPr>
+      <w:r>
+        <w:rPr>
+          <w:rFonts w:ascii="Times New Roman" w:hAnsi="Times New Roman"/>
+        </w:rPr>
+      </w:r>
+    </w:p>
+    <w:p>
+      <w:pPr>
+        <w:pStyle w:val="Normal"/>
+        <w:rPr>
+          <w:rStyle w:val="SourceText"/>
+          <w:rFonts w:ascii="Times New Roman" w:hAnsi="Times New Roman"/>
+        </w:rPr>
+      </w:pPr>
+      <w:r>
+        <w:rPr>
+          <w:rFonts w:ascii="Times New Roman" w:hAnsi="Times New Roman"/>
+        </w:rPr>
+      </w:r>
+    </w:p>
+    <w:p>
+      <w:pPr>
+        <w:pStyle w:val="Normal"/>
+        <w:rPr>
+          <w:rStyle w:val="SourceText"/>
+          <w:rFonts w:ascii="Times New Roman" w:hAnsi="Times New Roman"/>
+        </w:rPr>
+      </w:pPr>
+      <w:r>
+        <w:rPr>
+          <w:rFonts w:ascii="Times New Roman" w:hAnsi="Times New Roman"/>
+        </w:rPr>
+      </w:r>
+    </w:p>
+    <w:p>
+      <w:pPr>
+        <w:pStyle w:val="Normal"/>
+        <w:rPr>
+          <w:rStyle w:val="SourceText"/>
+          <w:rFonts w:ascii="Times New Roman" w:hAnsi="Times New Roman"/>
+        </w:rPr>
+      </w:pPr>
+      <w:r>
+        <w:rPr>
+          <w:rFonts w:ascii="Times New Roman" w:hAnsi="Times New Roman"/>
+        </w:rPr>
+      </w:r>
+    </w:p>
+    <w:p>
+      <w:pPr>
+        <w:pStyle w:val="Normal"/>
+        <w:rPr/>
+      </w:pPr>
+      <w:r>
+        <w:rPr>
+          <w:rStyle w:val="SourceText"/>
+          <w:rFonts w:ascii="Times New Roman" w:hAnsi="Times New Roman"/>
+        </w:rPr>
+        <w:t>a. 78</w:t>
+        <w:br/>
+        <w:t>b. 100</w:t>
+        <w:br/>
+        <w:t>c. 85</w:t>
         <w:br/>
       </w:r>
       <w:r>
@@ -3479,7 +3489,9 @@
         </w:rPr>
       </w:pPr>
       <w:r>
-        <w:rPr/>
+        <w:rPr>
+          <w:rFonts w:ascii="Times New Roman" w:hAnsi="Times New Roman"/>
+        </w:rPr>
       </w:r>
     </w:p>
     <w:p>
@@ -3519,43 +3531,51 @@
         </w:rPr>
       </w:pPr>
       <w:r>
-        <w:rPr/>
-      </w:r>
-    </w:p>
-    <w:p>
-      <w:pPr>
-        <w:pStyle w:val="Normal"/>
-        <w:rPr>
-          <w:rStyle w:val="SourceText"/>
-          <w:rFonts w:ascii="Times New Roman" w:hAnsi="Times New Roman"/>
-        </w:rPr>
-      </w:pPr>
-      <w:r>
-        <w:rPr/>
-      </w:r>
-    </w:p>
-    <w:p>
-      <w:pPr>
-        <w:pStyle w:val="Normal"/>
-        <w:rPr>
-          <w:rStyle w:val="SourceText"/>
-          <w:rFonts w:ascii="Times New Roman" w:hAnsi="Times New Roman"/>
-        </w:rPr>
-      </w:pPr>
-      <w:r>
-        <w:rPr/>
-      </w:r>
-    </w:p>
-    <w:p>
-      <w:pPr>
-        <w:pStyle w:val="Normal"/>
-        <w:rPr>
-          <w:rStyle w:val="SourceText"/>
-          <w:rFonts w:ascii="Times New Roman" w:hAnsi="Times New Roman"/>
-        </w:rPr>
-      </w:pPr>
-      <w:r>
-        <w:rPr/>
+        <w:rPr>
+          <w:rFonts w:ascii="Times New Roman" w:hAnsi="Times New Roman"/>
+        </w:rPr>
+      </w:r>
+    </w:p>
+    <w:p>
+      <w:pPr>
+        <w:pStyle w:val="Normal"/>
+        <w:rPr>
+          <w:rStyle w:val="SourceText"/>
+          <w:rFonts w:ascii="Times New Roman" w:hAnsi="Times New Roman"/>
+        </w:rPr>
+      </w:pPr>
+      <w:r>
+        <w:rPr>
+          <w:rFonts w:ascii="Times New Roman" w:hAnsi="Times New Roman"/>
+        </w:rPr>
+      </w:r>
+    </w:p>
+    <w:p>
+      <w:pPr>
+        <w:pStyle w:val="Normal"/>
+        <w:rPr>
+          <w:rStyle w:val="SourceText"/>
+          <w:rFonts w:ascii="Times New Roman" w:hAnsi="Times New Roman"/>
+        </w:rPr>
+      </w:pPr>
+      <w:r>
+        <w:rPr>
+          <w:rFonts w:ascii="Times New Roman" w:hAnsi="Times New Roman"/>
+        </w:rPr>
+      </w:r>
+    </w:p>
+    <w:p>
+      <w:pPr>
+        <w:pStyle w:val="Normal"/>
+        <w:rPr>
+          <w:rStyle w:val="SourceText"/>
+          <w:rFonts w:ascii="Times New Roman" w:hAnsi="Times New Roman"/>
+        </w:rPr>
+      </w:pPr>
+      <w:r>
+        <w:rPr>
+          <w:rFonts w:ascii="Times New Roman" w:hAnsi="Times New Roman"/>
+        </w:rPr>
       </w:r>
     </w:p>
     <w:p>
@@ -3601,7 +3621,9 @@
         </w:rPr>
       </w:pPr>
       <w:r>
-        <w:rPr/>
+        <w:rPr>
+          <w:rFonts w:ascii="Times New Roman" w:hAnsi="Times New Roman"/>
+        </w:rPr>
       </w:r>
     </w:p>
     <w:p>
@@ -3647,7 +3669,9 @@
         </w:rPr>
       </w:pPr>
       <w:r>
-        <w:rPr/>
+        <w:rPr>
+          <w:rFonts w:ascii="Times New Roman" w:hAnsi="Times New Roman"/>
+        </w:rPr>
       </w:r>
     </w:p>
     <w:p>
@@ -3675,19 +3699,21 @@
           <w:rFonts w:ascii="Times New Roman" w:hAnsi="Times New Roman"/>
           <w:color w:val="FF0000"/>
         </w:rPr>
-        <w:t xml:space="preserve">d. Câu B, C và D </w:t>
-      </w:r>
-    </w:p>
-    <w:p>
-      <w:pPr>
-        <w:pStyle w:val="Normal"/>
-        <w:rPr>
-          <w:rStyle w:val="SourceText"/>
-          <w:rFonts w:ascii="Times New Roman" w:hAnsi="Times New Roman"/>
-        </w:rPr>
-      </w:pPr>
-      <w:r>
-        <w:rPr/>
+        <w:t xml:space="preserve">d. Câu B, C và A </w:t>
+      </w:r>
+    </w:p>
+    <w:p>
+      <w:pPr>
+        <w:pStyle w:val="Normal"/>
+        <w:rPr>
+          <w:rStyle w:val="SourceText"/>
+          <w:rFonts w:ascii="Times New Roman" w:hAnsi="Times New Roman"/>
+        </w:rPr>
+      </w:pPr>
+      <w:r>
+        <w:rPr>
+          <w:rFonts w:ascii="Times New Roman" w:hAnsi="Times New Roman"/>
+        </w:rPr>
       </w:r>
     </w:p>
     <w:p>
@@ -3733,7 +3759,9 @@
         </w:rPr>
       </w:pPr>
       <w:r>
-        <w:rPr/>
+        <w:rPr>
+          <w:rFonts w:ascii="Times New Roman" w:hAnsi="Times New Roman"/>
+        </w:rPr>
       </w:r>
     </w:p>
     <w:p>
@@ -3758,7 +3786,9 @@
         </w:rPr>
       </w:pPr>
       <w:r>
-        <w:rPr/>
+        <w:rPr>
+          <w:rFonts w:ascii="Times New Roman" w:hAnsi="Times New Roman"/>
+        </w:rPr>
         <w:drawing>
           <wp:anchor behindDoc="0" distT="0" distB="0" distL="0" distR="0" simplePos="0" locked="0" layoutInCell="0" allowOverlap="1" relativeHeight="3">
             <wp:simplePos x="0" y="0"/>
@@ -3816,31 +3846,37 @@
         </w:rPr>
       </w:pPr>
       <w:r>
-        <w:rPr/>
-      </w:r>
-    </w:p>
-    <w:p>
-      <w:pPr>
-        <w:pStyle w:val="Normal"/>
-        <w:rPr>
-          <w:rStyle w:val="SourceText"/>
-          <w:rFonts w:ascii="Times New Roman" w:hAnsi="Times New Roman"/>
-        </w:rPr>
-      </w:pPr>
-      <w:r>
-        <w:rPr/>
-      </w:r>
-    </w:p>
-    <w:p>
-      <w:pPr>
-        <w:pStyle w:val="Normal"/>
-        <w:rPr>
-          <w:rStyle w:val="SourceText"/>
-          <w:rFonts w:ascii="Times New Roman" w:hAnsi="Times New Roman"/>
-        </w:rPr>
-      </w:pPr>
-      <w:r>
-        <w:rPr/>
+        <w:rPr>
+          <w:rFonts w:ascii="Times New Roman" w:hAnsi="Times New Roman"/>
+        </w:rPr>
+      </w:r>
+    </w:p>
+    <w:p>
+      <w:pPr>
+        <w:pStyle w:val="Normal"/>
+        <w:rPr>
+          <w:rStyle w:val="SourceText"/>
+          <w:rFonts w:ascii="Times New Roman" w:hAnsi="Times New Roman"/>
+        </w:rPr>
+      </w:pPr>
+      <w:r>
+        <w:rPr>
+          <w:rFonts w:ascii="Times New Roman" w:hAnsi="Times New Roman"/>
+        </w:rPr>
+      </w:r>
+    </w:p>
+    <w:p>
+      <w:pPr>
+        <w:pStyle w:val="Normal"/>
+        <w:rPr>
+          <w:rStyle w:val="SourceText"/>
+          <w:rFonts w:ascii="Times New Roman" w:hAnsi="Times New Roman"/>
+        </w:rPr>
+      </w:pPr>
+      <w:r>
+        <w:rPr>
+          <w:rFonts w:ascii="Times New Roman" w:hAnsi="Times New Roman"/>
+        </w:rPr>
       </w:r>
     </w:p>
     <w:p>
@@ -3878,7 +3914,9 @@
         </w:rPr>
       </w:pPr>
       <w:r>
-        <w:rPr/>
+        <w:rPr>
+          <w:rFonts w:ascii="Times New Roman" w:hAnsi="Times New Roman"/>
+        </w:rPr>
       </w:r>
     </w:p>
     <w:p>
@@ -3924,7 +3962,9 @@
         </w:rPr>
       </w:pPr>
       <w:r>
-        <w:rPr/>
+        <w:rPr>
+          <w:rFonts w:ascii="Times New Roman" w:hAnsi="Times New Roman"/>
+        </w:rPr>
       </w:r>
     </w:p>
     <w:p>
@@ -3970,7 +4010,9 @@
         </w:rPr>
       </w:pPr>
       <w:r>
-        <w:rPr/>
+        <w:rPr>
+          <w:rFonts w:ascii="Times New Roman" w:hAnsi="Times New Roman"/>
+        </w:rPr>
       </w:r>
     </w:p>
     <w:p>
@@ -3995,7 +4037,9 @@
         </w:rPr>
       </w:pPr>
       <w:r>
-        <w:rPr/>
+        <w:rPr>
+          <w:rFonts w:ascii="Times New Roman" w:hAnsi="Times New Roman"/>
+        </w:rPr>
         <w:drawing>
           <wp:anchor behindDoc="0" distT="0" distB="0" distL="0" distR="0" simplePos="0" locked="0" layoutInCell="0" allowOverlap="1" relativeHeight="4">
             <wp:simplePos x="0" y="0"/>
@@ -4053,31 +4097,37 @@
         </w:rPr>
       </w:pPr>
       <w:r>
-        <w:rPr/>
-      </w:r>
-    </w:p>
-    <w:p>
-      <w:pPr>
-        <w:pStyle w:val="Normal"/>
-        <w:rPr>
-          <w:rStyle w:val="SourceText"/>
-          <w:rFonts w:ascii="Times New Roman" w:hAnsi="Times New Roman"/>
-        </w:rPr>
-      </w:pPr>
-      <w:r>
-        <w:rPr/>
-      </w:r>
-    </w:p>
-    <w:p>
-      <w:pPr>
-        <w:pStyle w:val="Normal"/>
-        <w:rPr>
-          <w:rStyle w:val="SourceText"/>
-          <w:rFonts w:ascii="Times New Roman" w:hAnsi="Times New Roman"/>
-        </w:rPr>
-      </w:pPr>
-      <w:r>
-        <w:rPr/>
+        <w:rPr>
+          <w:rFonts w:ascii="Times New Roman" w:hAnsi="Times New Roman"/>
+        </w:rPr>
+      </w:r>
+    </w:p>
+    <w:p>
+      <w:pPr>
+        <w:pStyle w:val="Normal"/>
+        <w:rPr>
+          <w:rStyle w:val="SourceText"/>
+          <w:rFonts w:ascii="Times New Roman" w:hAnsi="Times New Roman"/>
+        </w:rPr>
+      </w:pPr>
+      <w:r>
+        <w:rPr>
+          <w:rFonts w:ascii="Times New Roman" w:hAnsi="Times New Roman"/>
+        </w:rPr>
+      </w:r>
+    </w:p>
+    <w:p>
+      <w:pPr>
+        <w:pStyle w:val="Normal"/>
+        <w:rPr>
+          <w:rStyle w:val="SourceText"/>
+          <w:rFonts w:ascii="Times New Roman" w:hAnsi="Times New Roman"/>
+        </w:rPr>
+      </w:pPr>
+      <w:r>
+        <w:rPr>
+          <w:rFonts w:ascii="Times New Roman" w:hAnsi="Times New Roman"/>
+        </w:rPr>
       </w:r>
     </w:p>
     <w:p>
@@ -4121,7 +4171,9 @@
         </w:rPr>
       </w:pPr>
       <w:r>
-        <w:rPr/>
+        <w:rPr>
+          <w:rFonts w:ascii="Times New Roman" w:hAnsi="Times New Roman"/>
+        </w:rPr>
       </w:r>
     </w:p>
     <w:p>
@@ -4202,7 +4254,9 @@
         </w:rPr>
       </w:pPr>
       <w:r>
-        <w:rPr/>
+        <w:rPr>
+          <w:rFonts w:ascii="Times New Roman" w:hAnsi="Times New Roman"/>
+        </w:rPr>
       </w:r>
     </w:p>
     <w:p>
@@ -4321,7 +4375,9 @@
         </w:rPr>
       </w:pPr>
       <w:r>
-        <w:rPr/>
+        <w:rPr>
+          <w:rFonts w:ascii="Times New Roman" w:hAnsi="Times New Roman"/>
+        </w:rPr>
       </w:r>
     </w:p>
     <w:p>
@@ -4367,7 +4423,9 @@
         </w:rPr>
       </w:pPr>
       <w:r>
-        <w:rPr/>
+        <w:rPr>
+          <w:rFonts w:ascii="Times New Roman" w:hAnsi="Times New Roman"/>
+        </w:rPr>
       </w:r>
     </w:p>
     <w:p>
@@ -4391,7 +4449,129 @@
           <w:rFonts w:ascii="Times New Roman" w:hAnsi="Times New Roman"/>
           <w:color w:val="FF0000"/>
         </w:rPr>
-        <w:t>b. SELECT MaSV, SUM(Diem) FROM Diem GROUP BY MaSV HAVING SUM(Diem) &gt; 0.8 * (SELECT MAX(SUM(Diem)) FROM Diem GROUP BY MaSV);</w:t>
+        <w:t>b. SELECT MaSV, SUM(Diem)</w:t>
+      </w:r>
+    </w:p>
+    <w:p>
+      <w:pPr>
+        <w:pStyle w:val="Normal"/>
+        <w:rPr/>
+      </w:pPr>
+      <w:r>
+        <w:rPr>
+          <w:rStyle w:val="SourceText"/>
+          <w:rFonts w:ascii="Times New Roman" w:hAnsi="Times New Roman"/>
+          <w:color w:val="FF0000"/>
+        </w:rPr>
+        <w:t>FROM Diem</w:t>
+      </w:r>
+    </w:p>
+    <w:p>
+      <w:pPr>
+        <w:pStyle w:val="Normal"/>
+        <w:rPr/>
+      </w:pPr>
+      <w:r>
+        <w:rPr>
+          <w:rStyle w:val="SourceText"/>
+          <w:rFonts w:ascii="Times New Roman" w:hAnsi="Times New Roman"/>
+          <w:color w:val="FF0000"/>
+        </w:rPr>
+        <w:t>GROUP BY MaSV</w:t>
+      </w:r>
+    </w:p>
+    <w:p>
+      <w:pPr>
+        <w:pStyle w:val="Normal"/>
+        <w:rPr/>
+      </w:pPr>
+      <w:r>
+        <w:rPr>
+          <w:rStyle w:val="SourceText"/>
+          <w:rFonts w:ascii="Times New Roman" w:hAnsi="Times New Roman"/>
+          <w:color w:val="FF0000"/>
+        </w:rPr>
+        <w:t>HAVING SUM(Diem) &gt; 0.8 * (</w:t>
+      </w:r>
+    </w:p>
+    <w:p>
+      <w:pPr>
+        <w:pStyle w:val="Normal"/>
+        <w:rPr/>
+      </w:pPr>
+      <w:r>
+        <w:rPr>
+          <w:rStyle w:val="SourceText"/>
+          <w:rFonts w:ascii="Times New Roman" w:hAnsi="Times New Roman"/>
+          <w:color w:val="FF0000"/>
+        </w:rPr>
+        <w:t xml:space="preserve">    </w:t>
+      </w:r>
+      <w:r>
+        <w:rPr>
+          <w:rStyle w:val="SourceText"/>
+          <w:rFonts w:ascii="Times New Roman" w:hAnsi="Times New Roman"/>
+          <w:color w:val="FF0000"/>
+        </w:rPr>
+        <w:t>SELECT MAX(SUM(Diem))</w:t>
+      </w:r>
+    </w:p>
+    <w:p>
+      <w:pPr>
+        <w:pStyle w:val="Normal"/>
+        <w:rPr/>
+      </w:pPr>
+      <w:r>
+        <w:rPr>
+          <w:rStyle w:val="SourceText"/>
+          <w:rFonts w:ascii="Times New Roman" w:hAnsi="Times New Roman"/>
+          <w:color w:val="FF0000"/>
+        </w:rPr>
+        <w:t xml:space="preserve">    </w:t>
+      </w:r>
+      <w:r>
+        <w:rPr>
+          <w:rStyle w:val="SourceText"/>
+          <w:rFonts w:ascii="Times New Roman" w:hAnsi="Times New Roman"/>
+          <w:color w:val="FF0000"/>
+        </w:rPr>
+        <w:t>FROM Diem</w:t>
+      </w:r>
+    </w:p>
+    <w:p>
+      <w:pPr>
+        <w:pStyle w:val="Normal"/>
+        <w:rPr/>
+      </w:pPr>
+      <w:r>
+        <w:rPr>
+          <w:rStyle w:val="SourceText"/>
+          <w:rFonts w:ascii="Times New Roman" w:hAnsi="Times New Roman"/>
+          <w:color w:val="FF0000"/>
+        </w:rPr>
+        <w:t xml:space="preserve">    </w:t>
+      </w:r>
+      <w:r>
+        <w:rPr>
+          <w:rStyle w:val="SourceText"/>
+          <w:rFonts w:ascii="Times New Roman" w:hAnsi="Times New Roman"/>
+          <w:color w:val="FF0000"/>
+        </w:rPr>
+        <w:t>GROUP BY MaSV</w:t>
+      </w:r>
+    </w:p>
+    <w:p>
+      <w:pPr>
+        <w:pStyle w:val="Normal"/>
+        <w:rPr/>
+      </w:pPr>
+      <w:r>
+        <w:rPr>
+          <w:rStyle w:val="SourceText"/>
+          <w:rFonts w:ascii="Times New Roman" w:hAnsi="Times New Roman"/>
+          <w:color w:val="FF0000"/>
+        </w:rPr>
+        <w:t>);</w:t>
       </w:r>
       <w:r>
         <w:rPr>
@@ -4413,7 +4593,9 @@
         </w:rPr>
       </w:pPr>
       <w:r>
-        <w:rPr/>
+        <w:rPr>
+          <w:rFonts w:ascii="Times New Roman" w:hAnsi="Times New Roman"/>
+        </w:rPr>
       </w:r>
     </w:p>
     <w:p>
@@ -4459,7 +4641,9 @@
         </w:rPr>
       </w:pPr>
       <w:r>
-        <w:rPr/>
+        <w:rPr>
+          <w:rFonts w:ascii="Times New Roman" w:hAnsi="Times New Roman"/>
+        </w:rPr>
       </w:r>
     </w:p>
     <w:p>
@@ -4509,15 +4693,20 @@
         <w:br/>
         <w:t>Trong SQL Server, câu lệnh nào sử dụng truy vấn lồng và hàm MAX để tìm sinh viên có điểm cao nhất trong mỗi lớp?</w:t>
         <w:br/>
-        <w:t>a. SELECT S.MaSV, S.HoTen, D.Diem FROM SinhVien S JOIN Diem D ON S.MaSV = D.MaSV WHERE D.Diem = MAX(Diem);</w:t>
-        <w:br/>
-      </w:r>
-      <w:r>
-        <w:rPr>
-          <w:rStyle w:val="SourceText"/>
-          <w:rFonts w:ascii="Times New Roman" w:hAnsi="Times New Roman"/>
-          <w:color w:val="FF0000"/>
-        </w:rPr>
+        <w:t>a. SELECT S.MaSV, S.HoTen, D.Diem FROM SinhVien S JOIN Diem D ON S.MaSV = D.MaSV WHERE D.Diem = MA</w:t>
+      </w:r>
+      <w:r>
+        <w:rPr>
+          <w:rStyle w:val="SourceText"/>
+          <w:rFonts w:ascii="Times New Roman" w:hAnsi="Times New Roman"/>
+          <w:color w:val="auto"/>
+          <w:kern w:val="2"/>
+          <w:sz w:val="24"/>
+          <w:szCs w:val="24"/>
+          <w:lang w:val="en-US" w:eastAsia="zh-CN" w:bidi="hi-IN"/>
+        </w:rPr>
+        <w:t>X(Diem);</w:t>
+        <w:br/>
         <w:t>b. Không có đáp án nào chính xác.</w:t>
       </w:r>
       <w:r>
@@ -4526,7 +4715,142 @@
           <w:rFonts w:ascii="Times New Roman" w:hAnsi="Times New Roman"/>
         </w:rPr>
         <w:br/>
-        <w:t>c. SELECT S.MaSV, S.HoTen, D.Diem FROM SinhVien S JOIN Diem D ON S.MaSV = D.MaSV WHERE D.Diem IN (SELECT MAX(Diem) FROM Diem GROUP BY MaLop);</w:t>
+      </w:r>
+      <w:r>
+        <w:rPr>
+          <w:rStyle w:val="SourceText"/>
+          <w:rFonts w:ascii="Times New Roman" w:hAnsi="Times New Roman"/>
+          <w:color w:val="FF0000"/>
+        </w:rPr>
+        <w:t>c. SELECT S.MaSV, S.HoTen, D.Diem</w:t>
+      </w:r>
+    </w:p>
+    <w:p>
+      <w:pPr>
+        <w:pStyle w:val="Normal"/>
+        <w:rPr/>
+      </w:pPr>
+      <w:r>
+        <w:rPr>
+          <w:rStyle w:val="SourceText"/>
+          <w:rFonts w:ascii="Times New Roman" w:hAnsi="Times New Roman"/>
+          <w:color w:val="FF0000"/>
+        </w:rPr>
+        <w:t>FROM SinhVien S</w:t>
+      </w:r>
+    </w:p>
+    <w:p>
+      <w:pPr>
+        <w:pStyle w:val="Normal"/>
+        <w:rPr/>
+      </w:pPr>
+      <w:r>
+        <w:rPr>
+          <w:rStyle w:val="SourceText"/>
+          <w:rFonts w:ascii="Times New Roman" w:hAnsi="Times New Roman"/>
+          <w:color w:val="FF0000"/>
+        </w:rPr>
+        <w:t>JOIN Diem D ON S.MaSV = D.MaSV</w:t>
+      </w:r>
+    </w:p>
+    <w:p>
+      <w:pPr>
+        <w:pStyle w:val="Normal"/>
+        <w:rPr/>
+      </w:pPr>
+      <w:r>
+        <w:rPr>
+          <w:rStyle w:val="SourceText"/>
+          <w:rFonts w:ascii="Times New Roman" w:hAnsi="Times New Roman"/>
+          <w:color w:val="FF0000"/>
+        </w:rPr>
+        <w:t>WHERE D.Diem IN (</w:t>
+      </w:r>
+    </w:p>
+    <w:p>
+      <w:pPr>
+        <w:pStyle w:val="Normal"/>
+        <w:rPr/>
+      </w:pPr>
+      <w:r>
+        <w:rPr>
+          <w:rStyle w:val="SourceText"/>
+          <w:rFonts w:ascii="Times New Roman" w:hAnsi="Times New Roman"/>
+          <w:color w:val="FF0000"/>
+        </w:rPr>
+        <w:t xml:space="preserve">    </w:t>
+      </w:r>
+      <w:r>
+        <w:rPr>
+          <w:rStyle w:val="SourceText"/>
+          <w:rFonts w:ascii="Times New Roman" w:hAnsi="Times New Roman"/>
+          <w:color w:val="FF0000"/>
+        </w:rPr>
+        <w:t>SELECT MAX(Diem)</w:t>
+      </w:r>
+    </w:p>
+    <w:p>
+      <w:pPr>
+        <w:pStyle w:val="Normal"/>
+        <w:rPr/>
+      </w:pPr>
+      <w:r>
+        <w:rPr>
+          <w:rStyle w:val="SourceText"/>
+          <w:rFonts w:ascii="Times New Roman" w:hAnsi="Times New Roman"/>
+          <w:color w:val="FF0000"/>
+        </w:rPr>
+        <w:t xml:space="preserve">    </w:t>
+      </w:r>
+      <w:r>
+        <w:rPr>
+          <w:rStyle w:val="SourceText"/>
+          <w:rFonts w:ascii="Times New Roman" w:hAnsi="Times New Roman"/>
+          <w:color w:val="FF0000"/>
+        </w:rPr>
+        <w:t>FROM Diem</w:t>
+      </w:r>
+    </w:p>
+    <w:p>
+      <w:pPr>
+        <w:pStyle w:val="Normal"/>
+        <w:rPr/>
+      </w:pPr>
+      <w:r>
+        <w:rPr>
+          <w:rStyle w:val="SourceText"/>
+          <w:rFonts w:ascii="Times New Roman" w:hAnsi="Times New Roman"/>
+          <w:color w:val="FF0000"/>
+        </w:rPr>
+        <w:t xml:space="preserve">    </w:t>
+      </w:r>
+      <w:r>
+        <w:rPr>
+          <w:rStyle w:val="SourceText"/>
+          <w:rFonts w:ascii="Times New Roman" w:hAnsi="Times New Roman"/>
+          <w:color w:val="FF0000"/>
+        </w:rPr>
+        <w:t>GROUP BY MaLop</w:t>
+      </w:r>
+    </w:p>
+    <w:p>
+      <w:pPr>
+        <w:pStyle w:val="Normal"/>
+        <w:rPr/>
+      </w:pPr>
+      <w:r>
+        <w:rPr>
+          <w:rStyle w:val="SourceText"/>
+          <w:rFonts w:ascii="Times New Roman" w:hAnsi="Times New Roman"/>
+          <w:color w:val="FF0000"/>
+        </w:rPr>
+        <w:t>);</w:t>
+      </w:r>
+      <w:r>
+        <w:rPr>
+          <w:rStyle w:val="SourceText"/>
+          <w:rFonts w:ascii="Times New Roman" w:hAnsi="Times New Roman"/>
+        </w:rPr>
         <w:br/>
         <w:t>d. SELECT S.MaSV, S.HoTen, MAX(D.Diem) FROM SinhVien S JOIN Diem D ON S.MaSV = D.MaSV GROUP BY S.MaSV, S.HoTen;</w:t>
       </w:r>
@@ -4540,6 +4864,32 @@
         </w:rPr>
       </w:pPr>
       <w:r>
+        <w:rPr>
+          <w:rFonts w:ascii="Times New Roman" w:hAnsi="Times New Roman"/>
+        </w:rPr>
+      </w:r>
+    </w:p>
+    <w:p>
+      <w:pPr>
+        <w:pStyle w:val="Normal"/>
+        <w:rPr>
+          <w:rStyle w:val="SourceText"/>
+          <w:rFonts w:ascii="Times New Roman" w:hAnsi="Times New Roman"/>
+        </w:rPr>
+      </w:pPr>
+      <w:r>
+        <w:rPr/>
+      </w:r>
+    </w:p>
+    <w:p>
+      <w:pPr>
+        <w:pStyle w:val="Normal"/>
+        <w:rPr>
+          <w:rStyle w:val="SourceText"/>
+          <w:rFonts w:ascii="Times New Roman" w:hAnsi="Times New Roman"/>
+        </w:rPr>
+      </w:pPr>
+      <w:r>
         <w:rPr/>
       </w:r>
     </w:p>
@@ -4586,7 +4936,9 @@
         </w:rPr>
       </w:pPr>
       <w:r>
-        <w:rPr/>
+        <w:rPr>
+          <w:rFonts w:ascii="Times New Roman" w:hAnsi="Times New Roman"/>
+        </w:rPr>
       </w:r>
     </w:p>
     <w:p>
@@ -4608,7 +4960,79 @@
           <w:rFonts w:ascii="Times New Roman" w:hAnsi="Times New Roman"/>
           <w:color w:val="FF0000"/>
         </w:rPr>
-        <w:t>a. SELECT MaLop, COUNT(MaSV) AS SoSV, CONCAT('Lop ", MaLop) AS TenLop FROM SinhVien GROUP BY MaLop;</w:t>
+        <w:t xml:space="preserve">a. SELECT MaLop, </w:t>
+      </w:r>
+    </w:p>
+    <w:p>
+      <w:pPr>
+        <w:pStyle w:val="Normal"/>
+        <w:rPr/>
+      </w:pPr>
+      <w:r>
+        <w:rPr>
+          <w:rStyle w:val="SourceText"/>
+          <w:rFonts w:ascii="Times New Roman" w:hAnsi="Times New Roman"/>
+          <w:color w:val="FF0000"/>
+        </w:rPr>
+        <w:t xml:space="preserve">       </w:t>
+      </w:r>
+      <w:r>
+        <w:rPr>
+          <w:rStyle w:val="SourceText"/>
+          <w:rFonts w:ascii="Times New Roman" w:hAnsi="Times New Roman"/>
+          <w:color w:val="FF0000"/>
+        </w:rPr>
+        <w:t xml:space="preserve">COUNT(MaSV) AS SoSV, </w:t>
+      </w:r>
+    </w:p>
+    <w:p>
+      <w:pPr>
+        <w:pStyle w:val="Normal"/>
+        <w:rPr/>
+      </w:pPr>
+      <w:r>
+        <w:rPr>
+          <w:rStyle w:val="SourceText"/>
+          <w:rFonts w:ascii="Times New Roman" w:hAnsi="Times New Roman"/>
+          <w:color w:val="FF0000"/>
+        </w:rPr>
+        <w:t xml:space="preserve">       </w:t>
+      </w:r>
+      <w:r>
+        <w:rPr>
+          <w:rStyle w:val="SourceText"/>
+          <w:rFonts w:ascii="Times New Roman" w:hAnsi="Times New Roman"/>
+          <w:color w:val="FF0000"/>
+        </w:rPr>
+        <w:t>CONCAT('Lop ', MaLop) AS TenLop</w:t>
+      </w:r>
+    </w:p>
+    <w:p>
+      <w:pPr>
+        <w:pStyle w:val="Normal"/>
+        <w:rPr/>
+      </w:pPr>
+      <w:r>
+        <w:rPr>
+          <w:rStyle w:val="SourceText"/>
+          <w:rFonts w:ascii="Times New Roman" w:hAnsi="Times New Roman"/>
+          <w:color w:val="FF0000"/>
+        </w:rPr>
+        <w:t>FROM SinhVien</w:t>
+      </w:r>
+    </w:p>
+    <w:p>
+      <w:pPr>
+        <w:pStyle w:val="Normal"/>
+        <w:rPr/>
+      </w:pPr>
+      <w:r>
+        <w:rPr>
+          <w:rStyle w:val="SourceText"/>
+          <w:rFonts w:ascii="Times New Roman" w:hAnsi="Times New Roman"/>
+          <w:color w:val="FF0000"/>
+        </w:rPr>
+        <w:t>GROUP BY MaLop;</w:t>
       </w:r>
       <w:r>
         <w:rPr>
@@ -4632,7 +5056,9 @@
         </w:rPr>
       </w:pPr>
       <w:r>
-        <w:rPr/>
+        <w:rPr>
+          <w:rFonts w:ascii="Times New Roman" w:hAnsi="Times New Roman"/>
+        </w:rPr>
       </w:r>
     </w:p>
     <w:p>
@@ -4678,7 +5104,9 @@
         </w:rPr>
       </w:pPr>
       <w:r>
-        <w:rPr/>
+        <w:rPr>
+          <w:rFonts w:ascii="Times New Roman" w:hAnsi="Times New Roman"/>
+        </w:rPr>
       </w:r>
     </w:p>
     <w:p>
@@ -4724,7 +5152,9 @@
         </w:rPr>
       </w:pPr>
       <w:r>
-        <w:rPr/>
+        <w:rPr>
+          <w:rFonts w:ascii="Times New Roman" w:hAnsi="Times New Roman"/>
+        </w:rPr>
       </w:r>
     </w:p>
     <w:p>
@@ -4770,6 +5200,104 @@
         </w:rPr>
       </w:pPr>
       <w:r>
+        <w:rPr>
+          <w:rFonts w:ascii="Times New Roman" w:hAnsi="Times New Roman"/>
+        </w:rPr>
+      </w:r>
+    </w:p>
+    <w:p>
+      <w:pPr>
+        <w:pStyle w:val="Normal"/>
+        <w:rPr>
+          <w:rStyle w:val="SourceText"/>
+          <w:rFonts w:ascii="Times New Roman" w:hAnsi="Times New Roman"/>
+        </w:rPr>
+      </w:pPr>
+      <w:r>
+        <w:rPr/>
+      </w:r>
+    </w:p>
+    <w:p>
+      <w:pPr>
+        <w:pStyle w:val="Normal"/>
+        <w:rPr>
+          <w:rStyle w:val="SourceText"/>
+          <w:rFonts w:ascii="Times New Roman" w:hAnsi="Times New Roman"/>
+        </w:rPr>
+      </w:pPr>
+      <w:r>
+        <w:rPr/>
+      </w:r>
+    </w:p>
+    <w:p>
+      <w:pPr>
+        <w:pStyle w:val="Normal"/>
+        <w:rPr>
+          <w:rStyle w:val="SourceText"/>
+          <w:rFonts w:ascii="Times New Roman" w:hAnsi="Times New Roman"/>
+        </w:rPr>
+      </w:pPr>
+      <w:r>
+        <w:rPr/>
+      </w:r>
+    </w:p>
+    <w:p>
+      <w:pPr>
+        <w:pStyle w:val="Normal"/>
+        <w:rPr>
+          <w:rStyle w:val="SourceText"/>
+          <w:rFonts w:ascii="Times New Roman" w:hAnsi="Times New Roman"/>
+        </w:rPr>
+      </w:pPr>
+      <w:r>
+        <w:rPr/>
+      </w:r>
+    </w:p>
+    <w:p>
+      <w:pPr>
+        <w:pStyle w:val="Normal"/>
+        <w:rPr>
+          <w:rStyle w:val="SourceText"/>
+          <w:rFonts w:ascii="Times New Roman" w:hAnsi="Times New Roman"/>
+        </w:rPr>
+      </w:pPr>
+      <w:r>
+        <w:rPr/>
+      </w:r>
+    </w:p>
+    <w:p>
+      <w:pPr>
+        <w:pStyle w:val="Normal"/>
+        <w:rPr>
+          <w:rStyle w:val="SourceText"/>
+          <w:rFonts w:ascii="Times New Roman" w:hAnsi="Times New Roman"/>
+        </w:rPr>
+      </w:pPr>
+      <w:r>
+        <w:rPr/>
+      </w:r>
+    </w:p>
+    <w:p>
+      <w:pPr>
+        <w:pStyle w:val="Normal"/>
+        <w:rPr>
+          <w:rStyle w:val="SourceText"/>
+          <w:rFonts w:ascii="Times New Roman" w:hAnsi="Times New Roman"/>
+        </w:rPr>
+      </w:pPr>
+      <w:r>
+        <w:rPr/>
+      </w:r>
+    </w:p>
+    <w:p>
+      <w:pPr>
+        <w:pStyle w:val="Normal"/>
+        <w:rPr>
+          <w:rStyle w:val="SourceText"/>
+          <w:rFonts w:ascii="Times New Roman" w:hAnsi="Times New Roman"/>
+        </w:rPr>
+      </w:pPr>
+      <w:r>
         <w:rPr/>
       </w:r>
     </w:p>
@@ -4798,19 +5326,145 @@
           <w:rFonts w:ascii="Times New Roman" w:hAnsi="Times New Roman"/>
           <w:color w:val="FF0000"/>
         </w:rPr>
-        <w:t>d. SELECT MaSV, Diem, CASE WHEN Diem &gt;= 8 THEN 'Gioi' WHEN Diem &gt;= 5 THEN 'Kha' ELSE 'Trung Binh' END AS XepLoai FROM Diem;</w:t>
-      </w:r>
-    </w:p>
-    <w:p>
-      <w:pPr>
-        <w:pStyle w:val="Normal"/>
-        <w:rPr>
-          <w:rStyle w:val="SourceText"/>
-          <w:rFonts w:ascii="Times New Roman" w:hAnsi="Times New Roman"/>
-        </w:rPr>
-      </w:pPr>
-      <w:r>
-        <w:rPr/>
+        <w:t>d. SELECT MaSV, Diem,</w:t>
+      </w:r>
+    </w:p>
+    <w:p>
+      <w:pPr>
+        <w:pStyle w:val="Normal"/>
+        <w:rPr/>
+      </w:pPr>
+      <w:r>
+        <w:rPr>
+          <w:rStyle w:val="SourceText"/>
+          <w:rFonts w:ascii="Times New Roman" w:hAnsi="Times New Roman"/>
+          <w:color w:val="FF0000"/>
+        </w:rPr>
+        <w:t xml:space="preserve">       </w:t>
+      </w:r>
+      <w:r>
+        <w:rPr>
+          <w:rStyle w:val="SourceText"/>
+          <w:rFonts w:ascii="Times New Roman" w:hAnsi="Times New Roman"/>
+          <w:color w:val="FF0000"/>
+        </w:rPr>
+        <w:t xml:space="preserve">CASE </w:t>
+      </w:r>
+    </w:p>
+    <w:p>
+      <w:pPr>
+        <w:pStyle w:val="Normal"/>
+        <w:rPr/>
+      </w:pPr>
+      <w:r>
+        <w:rPr>
+          <w:rStyle w:val="SourceText"/>
+          <w:rFonts w:ascii="Times New Roman" w:hAnsi="Times New Roman"/>
+          <w:color w:val="FF0000"/>
+        </w:rPr>
+        <w:t xml:space="preserve">           </w:t>
+      </w:r>
+      <w:r>
+        <w:rPr>
+          <w:rStyle w:val="SourceText"/>
+          <w:rFonts w:ascii="Times New Roman" w:hAnsi="Times New Roman"/>
+          <w:color w:val="FF0000"/>
+        </w:rPr>
+        <w:t>WHEN Diem &gt;= 8 THEN 'Gioi'</w:t>
+      </w:r>
+    </w:p>
+    <w:p>
+      <w:pPr>
+        <w:pStyle w:val="Normal"/>
+        <w:rPr/>
+      </w:pPr>
+      <w:r>
+        <w:rPr>
+          <w:rStyle w:val="SourceText"/>
+          <w:rFonts w:ascii="Times New Roman" w:hAnsi="Times New Roman"/>
+          <w:color w:val="FF0000"/>
+        </w:rPr>
+        <w:t xml:space="preserve">           </w:t>
+      </w:r>
+      <w:r>
+        <w:rPr>
+          <w:rStyle w:val="SourceText"/>
+          <w:rFonts w:ascii="Times New Roman" w:hAnsi="Times New Roman"/>
+          <w:color w:val="FF0000"/>
+        </w:rPr>
+        <w:t>WHEN Diem &gt;= 5 THEN 'Kha'</w:t>
+      </w:r>
+    </w:p>
+    <w:p>
+      <w:pPr>
+        <w:pStyle w:val="Normal"/>
+        <w:rPr/>
+      </w:pPr>
+      <w:r>
+        <w:rPr>
+          <w:rStyle w:val="SourceText"/>
+          <w:rFonts w:ascii="Times New Roman" w:hAnsi="Times New Roman"/>
+          <w:color w:val="FF0000"/>
+        </w:rPr>
+        <w:t xml:space="preserve">           </w:t>
+      </w:r>
+      <w:r>
+        <w:rPr>
+          <w:rStyle w:val="SourceText"/>
+          <w:rFonts w:ascii="Times New Roman" w:hAnsi="Times New Roman"/>
+          <w:color w:val="FF0000"/>
+        </w:rPr>
+        <w:t>ELSE 'Trung Binh'</w:t>
+      </w:r>
+    </w:p>
+    <w:p>
+      <w:pPr>
+        <w:pStyle w:val="Normal"/>
+        <w:rPr/>
+      </w:pPr>
+      <w:r>
+        <w:rPr>
+          <w:rStyle w:val="SourceText"/>
+          <w:rFonts w:ascii="Times New Roman" w:hAnsi="Times New Roman"/>
+          <w:color w:val="FF0000"/>
+        </w:rPr>
+        <w:t xml:space="preserve">       </w:t>
+      </w:r>
+      <w:r>
+        <w:rPr>
+          <w:rStyle w:val="SourceText"/>
+          <w:rFonts w:ascii="Times New Roman" w:hAnsi="Times New Roman"/>
+          <w:color w:val="FF0000"/>
+        </w:rPr>
+        <w:t>END AS XepLoai</w:t>
+      </w:r>
+    </w:p>
+    <w:p>
+      <w:pPr>
+        <w:pStyle w:val="Normal"/>
+        <w:rPr/>
+      </w:pPr>
+      <w:r>
+        <w:rPr>
+          <w:rStyle w:val="SourceText"/>
+          <w:rFonts w:ascii="Times New Roman" w:hAnsi="Times New Roman"/>
+          <w:color w:val="FF0000"/>
+        </w:rPr>
+        <w:t>FROM Diem;</w:t>
+      </w:r>
+    </w:p>
+    <w:p>
+      <w:pPr>
+        <w:pStyle w:val="Normal"/>
+        <w:rPr>
+          <w:rStyle w:val="SourceText"/>
+          <w:rFonts w:ascii="Times New Roman" w:hAnsi="Times New Roman"/>
+        </w:rPr>
+      </w:pPr>
+      <w:r>
+        <w:rPr>
+          <w:rFonts w:ascii="Times New Roman" w:hAnsi="Times New Roman"/>
+        </w:rPr>
       </w:r>
     </w:p>
     <w:p>
@@ -4856,7 +5510,9 @@
         </w:rPr>
       </w:pPr>
       <w:r>
-        <w:rPr/>
+        <w:rPr>
+          <w:rFonts w:ascii="Times New Roman" w:hAnsi="Times New Roman"/>
+        </w:rPr>
       </w:r>
     </w:p>
     <w:p>
@@ -4910,7 +5566,9 @@
         </w:rPr>
       </w:pPr>
       <w:r>
-        <w:rPr/>
+        <w:rPr>
+          <w:rFonts w:ascii="Times New Roman" w:hAnsi="Times New Roman"/>
+        </w:rPr>
       </w:r>
     </w:p>
     <w:p>
@@ -4934,7 +5592,49 @@
           <w:rFonts w:ascii="Times New Roman" w:hAnsi="Times New Roman"/>
           <w:color w:val="FF0000"/>
         </w:rPr>
-        <w:t>b. Không có đáp án nào chính xác.</w:t>
+        <w:t xml:space="preserve">b. SELECT MaLop, ROUND(AVG(Diem), 2) AS TrungBinhDiem </w:t>
+      </w:r>
+    </w:p>
+    <w:p>
+      <w:pPr>
+        <w:pStyle w:val="Normal"/>
+        <w:rPr/>
+      </w:pPr>
+      <w:r>
+        <w:rPr>
+          <w:rStyle w:val="SourceText"/>
+          <w:rFonts w:ascii="Times New Roman" w:hAnsi="Times New Roman"/>
+          <w:color w:val="FF0000"/>
+        </w:rPr>
+        <w:t xml:space="preserve">FROM SinhVien </w:t>
+      </w:r>
+    </w:p>
+    <w:p>
+      <w:pPr>
+        <w:pStyle w:val="Normal"/>
+        <w:rPr/>
+      </w:pPr>
+      <w:r>
+        <w:rPr>
+          <w:rStyle w:val="SourceText"/>
+          <w:rFonts w:ascii="Times New Roman" w:hAnsi="Times New Roman"/>
+          <w:color w:val="FF0000"/>
+        </w:rPr>
+        <w:t xml:space="preserve">JOIN Diem ON SinhVien.MaSV = Diem.MaSV </w:t>
+      </w:r>
+    </w:p>
+    <w:p>
+      <w:pPr>
+        <w:pStyle w:val="Normal"/>
+        <w:rPr/>
+      </w:pPr>
+      <w:r>
+        <w:rPr>
+          <w:rStyle w:val="SourceText"/>
+          <w:rFonts w:ascii="Times New Roman" w:hAnsi="Times New Roman"/>
+          <w:color w:val="FF0000"/>
+        </w:rPr>
+        <w:t>GROUP BY MaLop;</w:t>
       </w:r>
       <w:r>
         <w:rPr>
@@ -4956,7 +5656,9 @@
         </w:rPr>
       </w:pPr>
       <w:r>
-        <w:rPr/>
+        <w:rPr>
+          <w:rFonts w:ascii="Times New Roman" w:hAnsi="Times New Roman"/>
+        </w:rPr>
       </w:r>
     </w:p>
     <w:p>
@@ -4996,6 +5698,20 @@
         </w:rPr>
       </w:pPr>
       <w:r>
+        <w:rPr>
+          <w:rFonts w:ascii="Times New Roman" w:hAnsi="Times New Roman"/>
+        </w:rPr>
+      </w:r>
+    </w:p>
+    <w:p>
+      <w:pPr>
+        <w:pStyle w:val="Normal"/>
+        <w:rPr>
+          <w:rStyle w:val="SourceText"/>
+          <w:rFonts w:ascii="Times New Roman" w:hAnsi="Times New Roman"/>
+        </w:rPr>
+      </w:pPr>
+      <w:r>
         <w:rPr/>
       </w:r>
     </w:p>
@@ -5042,7 +5758,9 @@
         </w:rPr>
       </w:pPr>
       <w:r>
-        <w:rPr/>
+        <w:rPr>
+          <w:rFonts w:ascii="Times New Roman" w:hAnsi="Times New Roman"/>
+        </w:rPr>
       </w:r>
     </w:p>
     <w:p>
@@ -5082,7 +5800,9 @@
         </w:rPr>
       </w:pPr>
       <w:r>
-        <w:rPr/>
+        <w:rPr>
+          <w:rFonts w:ascii="Times New Roman" w:hAnsi="Times New Roman"/>
+        </w:rPr>
       </w:r>
     </w:p>
     <w:p>
@@ -5128,55 +5848,9 @@
         </w:rPr>
       </w:pPr>
       <w:r>
-        <w:rPr/>
-      </w:r>
-    </w:p>
-    <w:p>
-      <w:pPr>
-        <w:pStyle w:val="Normal"/>
-        <w:rPr/>
-      </w:pPr>
-      <w:r>
-        <w:rPr>
-          <w:rStyle w:val="SourceText"/>
-          <w:rFonts w:ascii="Times New Roman" w:hAnsi="Times New Roman"/>
-          <w:color w:val="FF0000"/>
-        </w:rPr>
-        <w:t>Trong đại số quan hệ</w:t>
-      </w:r>
-      <w:r>
-        <w:rPr>
-          <w:rStyle w:val="SourceText"/>
-          <w:rFonts w:ascii="Times New Roman" w:hAnsi="Times New Roman"/>
-        </w:rPr>
-        <w:t>, cho quan hệ R(A, B, C) và phép gom nhóm y(A, SUM(B) - TotalB)(R). Nếu R có 10 bộ, trong đó có 3 giá trị A khác nhau, quan hệ kết quả sẽ có bao nhiêu bộ?</w:t>
-        <w:br/>
-        <w:t>a. 1</w:t>
-        <w:br/>
-        <w:t>b. Không có đáp án nào chính xác.</w:t>
-        <w:br/>
-        <w:t>c. 10</w:t>
-        <w:br/>
-      </w:r>
-      <w:r>
-        <w:rPr>
-          <w:rStyle w:val="SourceText"/>
-          <w:rFonts w:ascii="Times New Roman" w:hAnsi="Times New Roman"/>
-          <w:color w:val="FF0000"/>
-        </w:rPr>
-        <w:t>d. 3</w:t>
-      </w:r>
-    </w:p>
-    <w:p>
-      <w:pPr>
-        <w:pStyle w:val="Normal"/>
-        <w:rPr>
-          <w:rStyle w:val="SourceText"/>
-          <w:rFonts w:ascii="Times New Roman" w:hAnsi="Times New Roman"/>
-        </w:rPr>
-      </w:pPr>
-      <w:r>
-        <w:rPr/>
+        <w:rPr>
+          <w:rFonts w:ascii="Times New Roman" w:hAnsi="Times New Roman"/>
+        </w:rPr>
       </w:r>
     </w:p>
     <w:p>
@@ -5198,15 +5872,357 @@
           <w:rFonts w:ascii="Times New Roman" w:hAnsi="Times New Roman"/>
           <w:color w:val="FF0000"/>
         </w:rPr>
-        <w:t>a. SELECT * FROM SinhVien S WHERE NOT EXISTS (SELECT * FROM MonHoc M WHERE NOT EXISTS (SELECT * FROM Diem D WHERE D.MaSV = S.MaSV AND D.MaMH = M.MaMH));</w:t>
-      </w:r>
-      <w:r>
-        <w:rPr>
-          <w:rStyle w:val="SourceText"/>
-          <w:rFonts w:ascii="Times New Roman" w:hAnsi="Times New Roman"/>
-        </w:rPr>
-        <w:br/>
-        <w:t>b. SELECT * FROM SinhVien WHERE MaSV IN (SELECT MaSV FROM Diem GROUP BY MaSV HAVING COUNT(MaMH) = (SELECT COUNT(*) FROM MonHoc));</w:t>
+        <w:t>a. SELECT * FROM SinhVien S</w:t>
+      </w:r>
+    </w:p>
+    <w:p>
+      <w:pPr>
+        <w:pStyle w:val="Normal"/>
+        <w:rPr/>
+      </w:pPr>
+      <w:r>
+        <w:rPr>
+          <w:rStyle w:val="SourceText"/>
+          <w:rFonts w:ascii="Times New Roman" w:hAnsi="Times New Roman"/>
+          <w:color w:val="FF0000"/>
+        </w:rPr>
+        <w:t>WHERE NOT EXISTS (</w:t>
+      </w:r>
+    </w:p>
+    <w:p>
+      <w:pPr>
+        <w:pStyle w:val="Normal"/>
+        <w:rPr/>
+      </w:pPr>
+      <w:r>
+        <w:rPr>
+          <w:rStyle w:val="SourceText"/>
+          <w:rFonts w:ascii="Times New Roman" w:hAnsi="Times New Roman"/>
+          <w:color w:val="FF0000"/>
+        </w:rPr>
+        <w:t xml:space="preserve">    </w:t>
+      </w:r>
+      <w:r>
+        <w:rPr>
+          <w:rStyle w:val="SourceText"/>
+          <w:rFonts w:ascii="Times New Roman" w:hAnsi="Times New Roman"/>
+          <w:color w:val="FF0000"/>
+        </w:rPr>
+        <w:t>SELECT * FROM MonHoc M</w:t>
+      </w:r>
+    </w:p>
+    <w:p>
+      <w:pPr>
+        <w:pStyle w:val="Normal"/>
+        <w:rPr/>
+      </w:pPr>
+      <w:r>
+        <w:rPr>
+          <w:rStyle w:val="SourceText"/>
+          <w:rFonts w:ascii="Times New Roman" w:hAnsi="Times New Roman"/>
+          <w:color w:val="FF0000"/>
+        </w:rPr>
+        <w:t xml:space="preserve">    </w:t>
+      </w:r>
+      <w:r>
+        <w:rPr>
+          <w:rStyle w:val="SourceText"/>
+          <w:rFonts w:ascii="Times New Roman" w:hAnsi="Times New Roman"/>
+          <w:color w:val="FF0000"/>
+        </w:rPr>
+        <w:t>WHERE NOT EXISTS (</w:t>
+      </w:r>
+    </w:p>
+    <w:p>
+      <w:pPr>
+        <w:pStyle w:val="Normal"/>
+        <w:rPr/>
+      </w:pPr>
+      <w:r>
+        <w:rPr>
+          <w:rStyle w:val="SourceText"/>
+          <w:rFonts w:ascii="Times New Roman" w:hAnsi="Times New Roman"/>
+          <w:color w:val="FF0000"/>
+        </w:rPr>
+        <w:t xml:space="preserve">        </w:t>
+      </w:r>
+      <w:r>
+        <w:rPr>
+          <w:rStyle w:val="SourceText"/>
+          <w:rFonts w:ascii="Times New Roman" w:hAnsi="Times New Roman"/>
+          <w:color w:val="FF0000"/>
+        </w:rPr>
+        <w:t>SELECT *</w:t>
+      </w:r>
+    </w:p>
+    <w:p>
+      <w:pPr>
+        <w:pStyle w:val="Normal"/>
+        <w:rPr/>
+      </w:pPr>
+      <w:r>
+        <w:rPr>
+          <w:rStyle w:val="SourceText"/>
+          <w:rFonts w:ascii="Times New Roman" w:hAnsi="Times New Roman"/>
+          <w:color w:val="FF0000"/>
+        </w:rPr>
+        <w:t xml:space="preserve">        </w:t>
+      </w:r>
+      <w:r>
+        <w:rPr>
+          <w:rStyle w:val="SourceText"/>
+          <w:rFonts w:ascii="Times New Roman" w:hAnsi="Times New Roman"/>
+          <w:color w:val="FF0000"/>
+        </w:rPr>
+        <w:t>FROM Diem D</w:t>
+      </w:r>
+    </w:p>
+    <w:p>
+      <w:pPr>
+        <w:pStyle w:val="Normal"/>
+        <w:rPr/>
+      </w:pPr>
+      <w:r>
+        <w:rPr>
+          <w:rStyle w:val="SourceText"/>
+          <w:rFonts w:ascii="Times New Roman" w:hAnsi="Times New Roman"/>
+          <w:color w:val="FF0000"/>
+        </w:rPr>
+        <w:t xml:space="preserve">        </w:t>
+      </w:r>
+      <w:r>
+        <w:rPr>
+          <w:rStyle w:val="SourceText"/>
+          <w:rFonts w:ascii="Times New Roman" w:hAnsi="Times New Roman"/>
+          <w:color w:val="FF0000"/>
+        </w:rPr>
+        <w:t>WHERE D.MaSV = S.MaSV</w:t>
+      </w:r>
+    </w:p>
+    <w:p>
+      <w:pPr>
+        <w:pStyle w:val="Normal"/>
+        <w:rPr/>
+      </w:pPr>
+      <w:r>
+        <w:rPr>
+          <w:rStyle w:val="SourceText"/>
+          <w:rFonts w:ascii="Times New Roman" w:hAnsi="Times New Roman"/>
+          <w:color w:val="FF0000"/>
+        </w:rPr>
+        <w:t xml:space="preserve">        </w:t>
+      </w:r>
+      <w:r>
+        <w:rPr>
+          <w:rStyle w:val="SourceText"/>
+          <w:rFonts w:ascii="Times New Roman" w:hAnsi="Times New Roman"/>
+          <w:color w:val="FF0000"/>
+        </w:rPr>
+        <w:t>AND D.MaMH = M.MaMH</w:t>
+      </w:r>
+    </w:p>
+    <w:p>
+      <w:pPr>
+        <w:pStyle w:val="Normal"/>
+        <w:rPr/>
+      </w:pPr>
+      <w:r>
+        <w:rPr>
+          <w:rStyle w:val="SourceText"/>
+          <w:rFonts w:ascii="Times New Roman" w:hAnsi="Times New Roman"/>
+          <w:color w:val="FF0000"/>
+        </w:rPr>
+        <w:t xml:space="preserve">    </w:t>
+      </w:r>
+      <w:r>
+        <w:rPr>
+          <w:rStyle w:val="SourceText"/>
+          <w:rFonts w:ascii="Times New Roman" w:hAnsi="Times New Roman"/>
+          <w:color w:val="FF0000"/>
+        </w:rPr>
+        <w:t>)</w:t>
+      </w:r>
+    </w:p>
+    <w:p>
+      <w:pPr>
+        <w:pStyle w:val="Normal"/>
+        <w:rPr/>
+      </w:pPr>
+      <w:r>
+        <w:rPr>
+          <w:rStyle w:val="SourceText"/>
+          <w:rFonts w:ascii="Times New Roman" w:hAnsi="Times New Roman"/>
+          <w:color w:val="FF0000"/>
+        </w:rPr>
+        <w:t>);</w:t>
+        <w:br/>
+        <w:t>b. SELECT * FROM SinhVien</w:t>
+      </w:r>
+    </w:p>
+    <w:p>
+      <w:pPr>
+        <w:pStyle w:val="Normal"/>
+        <w:rPr/>
+      </w:pPr>
+      <w:r>
+        <w:rPr>
+          <w:rStyle w:val="SourceText"/>
+          <w:rFonts w:ascii="Times New Roman" w:hAnsi="Times New Roman"/>
+          <w:color w:val="FF0000"/>
+        </w:rPr>
+        <w:t>WHERE MaSV IN (</w:t>
+      </w:r>
+    </w:p>
+    <w:p>
+      <w:pPr>
+        <w:pStyle w:val="Normal"/>
+        <w:rPr/>
+      </w:pPr>
+      <w:r>
+        <w:rPr>
+          <w:rStyle w:val="SourceText"/>
+          <w:rFonts w:ascii="Times New Roman" w:hAnsi="Times New Roman"/>
+          <w:color w:val="FF0000"/>
+        </w:rPr>
+        <w:t xml:space="preserve">    </w:t>
+      </w:r>
+      <w:r>
+        <w:rPr>
+          <w:rStyle w:val="SourceText"/>
+          <w:rFonts w:ascii="Times New Roman" w:hAnsi="Times New Roman"/>
+          <w:color w:val="FF0000"/>
+        </w:rPr>
+        <w:t>SELECT MaSV FROM Diem</w:t>
+      </w:r>
+    </w:p>
+    <w:p>
+      <w:pPr>
+        <w:pStyle w:val="Normal"/>
+        <w:rPr/>
+      </w:pPr>
+      <w:r>
+        <w:rPr>
+          <w:rStyle w:val="SourceText"/>
+          <w:rFonts w:ascii="Times New Roman" w:hAnsi="Times New Roman"/>
+          <w:color w:val="FF0000"/>
+        </w:rPr>
+        <w:t xml:space="preserve">    </w:t>
+      </w:r>
+      <w:r>
+        <w:rPr>
+          <w:rStyle w:val="SourceText"/>
+          <w:rFonts w:ascii="Times New Roman" w:hAnsi="Times New Roman"/>
+          <w:color w:val="FF0000"/>
+        </w:rPr>
+        <w:t>GROUP BY MaSV</w:t>
+      </w:r>
+    </w:p>
+    <w:p>
+      <w:pPr>
+        <w:pStyle w:val="Normal"/>
+        <w:rPr/>
+      </w:pPr>
+      <w:r>
+        <w:rPr>
+          <w:rStyle w:val="SourceText"/>
+          <w:rFonts w:ascii="Times New Roman" w:hAnsi="Times New Roman"/>
+          <w:color w:val="FF0000"/>
+        </w:rPr>
+        <w:t xml:space="preserve">    </w:t>
+      </w:r>
+      <w:r>
+        <w:rPr>
+          <w:rStyle w:val="SourceText"/>
+          <w:rFonts w:ascii="Times New Roman" w:hAnsi="Times New Roman"/>
+          <w:color w:val="FF0000"/>
+        </w:rPr>
+        <w:t>HAVING COUNT(MaMH) = (</w:t>
+      </w:r>
+    </w:p>
+    <w:p>
+      <w:pPr>
+        <w:pStyle w:val="Normal"/>
+        <w:rPr/>
+      </w:pPr>
+      <w:r>
+        <w:rPr>
+          <w:rStyle w:val="SourceText"/>
+          <w:rFonts w:ascii="Times New Roman" w:hAnsi="Times New Roman"/>
+          <w:color w:val="FF0000"/>
+        </w:rPr>
+        <w:t xml:space="preserve">        </w:t>
+      </w:r>
+      <w:r>
+        <w:rPr>
+          <w:rStyle w:val="SourceText"/>
+          <w:rFonts w:ascii="Times New Roman" w:hAnsi="Times New Roman"/>
+          <w:color w:val="FF0000"/>
+        </w:rPr>
+        <w:t>SELECT COUNT(*)</w:t>
+      </w:r>
+    </w:p>
+    <w:p>
+      <w:pPr>
+        <w:pStyle w:val="Normal"/>
+        <w:rPr/>
+      </w:pPr>
+      <w:r>
+        <w:rPr>
+          <w:rStyle w:val="SourceText"/>
+          <w:rFonts w:ascii="Times New Roman" w:hAnsi="Times New Roman"/>
+          <w:color w:val="FF0000"/>
+        </w:rPr>
+        <w:t xml:space="preserve">        </w:t>
+      </w:r>
+      <w:r>
+        <w:rPr>
+          <w:rStyle w:val="SourceText"/>
+          <w:rFonts w:ascii="Times New Roman" w:hAnsi="Times New Roman"/>
+          <w:color w:val="FF0000"/>
+        </w:rPr>
+        <w:t>FROM MonHoc</w:t>
+      </w:r>
+    </w:p>
+    <w:p>
+      <w:pPr>
+        <w:pStyle w:val="Normal"/>
+        <w:rPr/>
+      </w:pPr>
+      <w:r>
+        <w:rPr>
+          <w:rStyle w:val="SourceText"/>
+          <w:rFonts w:ascii="Times New Roman" w:hAnsi="Times New Roman"/>
+          <w:color w:val="FF0000"/>
+        </w:rPr>
+        <w:t xml:space="preserve">    </w:t>
+      </w:r>
+      <w:r>
+        <w:rPr>
+          <w:rStyle w:val="SourceText"/>
+          <w:rFonts w:ascii="Times New Roman" w:hAnsi="Times New Roman"/>
+          <w:color w:val="FF0000"/>
+        </w:rPr>
+        <w:t>)</w:t>
+      </w:r>
+    </w:p>
+    <w:p>
+      <w:pPr>
+        <w:pStyle w:val="Normal"/>
+        <w:rPr/>
+      </w:pPr>
+      <w:r>
+        <w:rPr>
+          <w:rStyle w:val="SourceText"/>
+          <w:rFonts w:ascii="Times New Roman" w:hAnsi="Times New Roman"/>
+          <w:color w:val="FF0000"/>
+        </w:rPr>
+        <w:t>);</w:t>
+      </w:r>
+      <w:r>
+        <w:rPr>
+          <w:rStyle w:val="SourceText"/>
+          <w:rFonts w:ascii="Times New Roman" w:hAnsi="Times New Roman"/>
+        </w:rPr>
         <w:br/>
         <w:t>c. SELECT * FROM SinhVien S WHERE EXISTS (SELECT MaMH FROM MonHoc M JOIN Diem D ON M.MaMH = D.MaMH WHERE D.MaSV = S.MaSV);</w:t>
         <w:br/>
@@ -5222,6 +6238,44 @@
         </w:rPr>
       </w:pPr>
       <w:r>
+        <w:rPr>
+          <w:rFonts w:ascii="Times New Roman" w:hAnsi="Times New Roman"/>
+        </w:rPr>
+      </w:r>
+    </w:p>
+    <w:p>
+      <w:pPr>
+        <w:pStyle w:val="Normal"/>
+        <w:rPr>
+          <w:rStyle w:val="SourceText"/>
+          <w:rFonts w:ascii="Times New Roman" w:hAnsi="Times New Roman"/>
+        </w:rPr>
+      </w:pPr>
+      <w:r>
+        <w:rPr/>
+      </w:r>
+    </w:p>
+    <w:p>
+      <w:pPr>
+        <w:pStyle w:val="Normal"/>
+        <w:rPr>
+          <w:rStyle w:val="SourceText"/>
+          <w:rFonts w:ascii="Times New Roman" w:hAnsi="Times New Roman"/>
+        </w:rPr>
+      </w:pPr>
+      <w:r>
+        <w:rPr/>
+      </w:r>
+    </w:p>
+    <w:p>
+      <w:pPr>
+        <w:pStyle w:val="Normal"/>
+        <w:rPr>
+          <w:rStyle w:val="SourceText"/>
+          <w:rFonts w:ascii="Times New Roman" w:hAnsi="Times New Roman"/>
+        </w:rPr>
+      </w:pPr>
+      <w:r>
         <w:rPr/>
       </w:r>
     </w:p>
@@ -5262,7 +6316,9 @@
         </w:rPr>
       </w:pPr>
       <w:r>
-        <w:rPr/>
+        <w:rPr>
+          <w:rFonts w:ascii="Times New Roman" w:hAnsi="Times New Roman"/>
+        </w:rPr>
       </w:r>
     </w:p>
     <w:p>
@@ -5308,7 +6364,9 @@
         </w:rPr>
       </w:pPr>
       <w:r>
-        <w:rPr/>
+        <w:rPr>
+          <w:rFonts w:ascii="Times New Roman" w:hAnsi="Times New Roman"/>
+        </w:rPr>
       </w:r>
     </w:p>
     <w:p>
@@ -5334,7 +6392,181 @@
           <w:rFonts w:ascii="Times New Roman" w:hAnsi="Times New Roman"/>
           <w:color w:val="FF0000"/>
         </w:rPr>
-        <w:t>c. Khong co dap an nao chinh xac.</w:t>
+        <w:t>c. SELECT MaSV, SUM(Diem) AS TongDiem FROM Diem</w:t>
+      </w:r>
+    </w:p>
+    <w:p>
+      <w:pPr>
+        <w:pStyle w:val="Normal"/>
+        <w:rPr/>
+      </w:pPr>
+      <w:r>
+        <w:rPr>
+          <w:rStyle w:val="SourceText"/>
+          <w:rFonts w:ascii="Times New Roman" w:hAnsi="Times New Roman"/>
+          <w:color w:val="FF0000"/>
+        </w:rPr>
+        <w:t>GROUP BY MaSV</w:t>
+      </w:r>
+    </w:p>
+    <w:p>
+      <w:pPr>
+        <w:pStyle w:val="Normal"/>
+        <w:rPr/>
+      </w:pPr>
+      <w:r>
+        <w:rPr>
+          <w:rStyle w:val="SourceText"/>
+          <w:rFonts w:ascii="Times New Roman" w:hAnsi="Times New Roman"/>
+          <w:color w:val="FF0000"/>
+        </w:rPr>
+        <w:t>HAVING SUM(Diem) &gt; (</w:t>
+      </w:r>
+    </w:p>
+    <w:p>
+      <w:pPr>
+        <w:pStyle w:val="Normal"/>
+        <w:rPr/>
+      </w:pPr>
+      <w:r>
+        <w:rPr>
+          <w:rStyle w:val="SourceText"/>
+          <w:rFonts w:ascii="Times New Roman" w:hAnsi="Times New Roman"/>
+          <w:color w:val="FF0000"/>
+        </w:rPr>
+        <w:t xml:space="preserve">    </w:t>
+      </w:r>
+      <w:r>
+        <w:rPr>
+          <w:rStyle w:val="SourceText"/>
+          <w:rFonts w:ascii="Times New Roman" w:hAnsi="Times New Roman"/>
+          <w:color w:val="FF0000"/>
+        </w:rPr>
+        <w:t>SELECT AVG(TongDiem)</w:t>
+      </w:r>
+    </w:p>
+    <w:p>
+      <w:pPr>
+        <w:pStyle w:val="Normal"/>
+        <w:rPr/>
+      </w:pPr>
+      <w:r>
+        <w:rPr>
+          <w:rStyle w:val="SourceText"/>
+          <w:rFonts w:ascii="Times New Roman" w:hAnsi="Times New Roman"/>
+          <w:color w:val="FF0000"/>
+        </w:rPr>
+        <w:t xml:space="preserve">    </w:t>
+      </w:r>
+      <w:r>
+        <w:rPr>
+          <w:rStyle w:val="SourceText"/>
+          <w:rFonts w:ascii="Times New Roman" w:hAnsi="Times New Roman"/>
+          <w:color w:val="FF0000"/>
+        </w:rPr>
+        <w:t>FROM (</w:t>
+      </w:r>
+    </w:p>
+    <w:p>
+      <w:pPr>
+        <w:pStyle w:val="Normal"/>
+        <w:rPr/>
+      </w:pPr>
+      <w:r>
+        <w:rPr>
+          <w:rStyle w:val="SourceText"/>
+          <w:rFonts w:ascii="Times New Roman" w:hAnsi="Times New Roman"/>
+          <w:color w:val="FF0000"/>
+        </w:rPr>
+        <w:t xml:space="preserve">        </w:t>
+      </w:r>
+      <w:r>
+        <w:rPr>
+          <w:rStyle w:val="SourceText"/>
+          <w:rFonts w:ascii="Times New Roman" w:hAnsi="Times New Roman"/>
+          <w:color w:val="FF0000"/>
+        </w:rPr>
+        <w:t>SELECT SUM(Diem) AS TongDiem</w:t>
+      </w:r>
+    </w:p>
+    <w:p>
+      <w:pPr>
+        <w:pStyle w:val="Normal"/>
+        <w:rPr/>
+      </w:pPr>
+      <w:r>
+        <w:rPr>
+          <w:rStyle w:val="SourceText"/>
+          <w:rFonts w:ascii="Times New Roman" w:hAnsi="Times New Roman"/>
+          <w:color w:val="FF0000"/>
+        </w:rPr>
+        <w:t xml:space="preserve">        </w:t>
+      </w:r>
+      <w:r>
+        <w:rPr>
+          <w:rStyle w:val="SourceText"/>
+          <w:rFonts w:ascii="Times New Roman" w:hAnsi="Times New Roman"/>
+          <w:color w:val="FF0000"/>
+        </w:rPr>
+        <w:t>FROM Diem</w:t>
+      </w:r>
+    </w:p>
+    <w:p>
+      <w:pPr>
+        <w:pStyle w:val="Normal"/>
+        <w:rPr/>
+      </w:pPr>
+      <w:r>
+        <w:rPr>
+          <w:rStyle w:val="SourceText"/>
+          <w:rFonts w:ascii="Times New Roman" w:hAnsi="Times New Roman"/>
+          <w:color w:val="FF0000"/>
+        </w:rPr>
+        <w:t xml:space="preserve">        </w:t>
+      </w:r>
+      <w:r>
+        <w:rPr>
+          <w:rStyle w:val="SourceText"/>
+          <w:rFonts w:ascii="Times New Roman" w:hAnsi="Times New Roman"/>
+          <w:color w:val="FF0000"/>
+        </w:rPr>
+        <w:t>GROUP BY MaSV</w:t>
+      </w:r>
+    </w:p>
+    <w:p>
+      <w:pPr>
+        <w:pStyle w:val="Normal"/>
+        <w:rPr/>
+      </w:pPr>
+      <w:r>
+        <w:rPr>
+          <w:rStyle w:val="SourceText"/>
+          <w:rFonts w:ascii="Times New Roman" w:hAnsi="Times New Roman"/>
+          <w:color w:val="FF0000"/>
+        </w:rPr>
+        <w:t xml:space="preserve">    </w:t>
+      </w:r>
+      <w:r>
+        <w:rPr>
+          <w:rStyle w:val="SourceText"/>
+          <w:rFonts w:ascii="Times New Roman" w:hAnsi="Times New Roman"/>
+          <w:color w:val="FF0000"/>
+        </w:rPr>
+        <w:t>) AS SubQuery</w:t>
+      </w:r>
+    </w:p>
+    <w:p>
+      <w:pPr>
+        <w:pStyle w:val="Normal"/>
+        <w:rPr/>
+      </w:pPr>
+      <w:r>
+        <w:rPr>
+          <w:rStyle w:val="SourceText"/>
+          <w:rFonts w:ascii="Times New Roman" w:hAnsi="Times New Roman"/>
+          <w:color w:val="FF0000"/>
+        </w:rPr>
+        <w:t>);</w:t>
       </w:r>
       <w:r>
         <w:rPr>
@@ -5354,7 +6586,9 @@
         </w:rPr>
       </w:pPr>
       <w:r>
-        <w:rPr/>
+        <w:rPr>
+          <w:rFonts w:ascii="Times New Roman" w:hAnsi="Times New Roman"/>
+        </w:rPr>
       </w:r>
     </w:p>
     <w:p>
@@ -5400,7 +6634,9 @@
         </w:rPr>
       </w:pPr>
       <w:r>
-        <w:rPr/>
+        <w:rPr>
+          <w:rFonts w:ascii="Times New Roman" w:hAnsi="Times New Roman"/>
+        </w:rPr>
       </w:r>
     </w:p>
     <w:p>
@@ -5420,7 +6656,11 @@
         <w:rPr>
           <w:rStyle w:val="SourceText"/>
           <w:rFonts w:ascii="Times New Roman" w:hAnsi="Times New Roman"/>
-          <w:color w:val="FF0000"/>
+          <w:color w:val="auto"/>
+          <w:kern w:val="2"/>
+          <w:sz w:val="24"/>
+          <w:szCs w:val="24"/>
+          <w:lang w:val="en-US" w:eastAsia="zh-CN" w:bidi="hi-IN"/>
         </w:rPr>
         <w:t>a. ALTER TABLE MonHoc ALTER COLUMN SoTiet DROP DEFAULT;</w:t>
       </w:r>
@@ -5440,13 +6680,29 @@
     <w:p>
       <w:pPr>
         <w:pStyle w:val="Normal"/>
-        <w:rPr>
-          <w:rStyle w:val="SourceText"/>
-          <w:rFonts w:ascii="Times New Roman" w:hAnsi="Times New Roman"/>
-        </w:rPr>
-      </w:pPr>
-      <w:r>
-        <w:rPr/>
+        <w:rPr/>
+      </w:pPr>
+      <w:r>
+        <w:rPr>
+          <w:rStyle w:val="SourceText"/>
+          <w:rFonts w:ascii="Times New Roman" w:hAnsi="Times New Roman"/>
+          <w:color w:val="FF0000"/>
+        </w:rPr>
+        <w:t>e. ALTER TABLE MonHoc DROP CONSTRAINT DF_MonHoc_SoTiet;</w:t>
+      </w:r>
+    </w:p>
+    <w:p>
+      <w:pPr>
+        <w:pStyle w:val="Normal"/>
+        <w:rPr>
+          <w:rStyle w:val="SourceText"/>
+          <w:rFonts w:ascii="Times New Roman" w:hAnsi="Times New Roman"/>
+        </w:rPr>
+      </w:pPr>
+      <w:r>
+        <w:rPr>
+          <w:rFonts w:ascii="Times New Roman" w:hAnsi="Times New Roman"/>
+        </w:rPr>
       </w:r>
     </w:p>
     <w:p>
@@ -5486,7 +6742,9 @@
         </w:rPr>
       </w:pPr>
       <w:r>
-        <w:rPr/>
+        <w:rPr>
+          <w:rFonts w:ascii="Times New Roman" w:hAnsi="Times New Roman"/>
+        </w:rPr>
       </w:r>
     </w:p>
     <w:p>
@@ -5501,15 +6759,35 @@
         </w:rPr>
         <w:t>Câu lệnh nao trong SQL Server xoa toan bộ dữ liệu trong bang MonHoc mà không xoa cau trúc bảng?</w:t>
         <w:br/>
-        <w:br/>
+      </w:r>
+      <w:r>
+        <w:rPr>
+          <w:rStyle w:val="SourceText"/>
+          <w:rFonts w:ascii="Times New Roman" w:hAnsi="Times New Roman"/>
+          <w:color w:val="FF0000"/>
+          <w:kern w:val="2"/>
+          <w:sz w:val="24"/>
+          <w:szCs w:val="24"/>
+          <w:lang w:val="en-US" w:eastAsia="zh-CN" w:bidi="hi-IN"/>
+        </w:rPr>
         <w:t>a. TRUNCATE TABLE MonHoc;</w:t>
-        <w:br/>
-      </w:r>
-      <w:r>
-        <w:rPr>
-          <w:rStyle w:val="SourceText"/>
-          <w:rFonts w:ascii="Times New Roman" w:hAnsi="Times New Roman"/>
-          <w:color w:val="FF0000"/>
+      </w:r>
+      <w:r>
+        <w:rPr>
+          <w:rStyle w:val="SourceText"/>
+          <w:rFonts w:ascii="Times New Roman" w:hAnsi="Times New Roman"/>
+        </w:rPr>
+        <w:br/>
+      </w:r>
+      <w:r>
+        <w:rPr>
+          <w:rStyle w:val="SourceText"/>
+          <w:rFonts w:ascii="Times New Roman" w:hAnsi="Times New Roman"/>
+          <w:color w:val="auto"/>
+          <w:kern w:val="2"/>
+          <w:sz w:val="24"/>
+          <w:szCs w:val="24"/>
+          <w:lang w:val="en-US" w:eastAsia="zh-CN" w:bidi="hi-IN"/>
         </w:rPr>
         <w:t>b. DELETE FROM MonHoc;</w:t>
       </w:r>
@@ -5533,7 +6811,9 @@
         </w:rPr>
       </w:pPr>
       <w:r>
-        <w:rPr/>
+        <w:rPr>
+          <w:rFonts w:ascii="Times New Roman" w:hAnsi="Times New Roman"/>
+        </w:rPr>
       </w:r>
     </w:p>
     <w:p>
@@ -5579,7 +6859,9 @@
         </w:rPr>
       </w:pPr>
       <w:r>
-        <w:rPr/>
+        <w:rPr>
+          <w:rFonts w:ascii="Times New Roman" w:hAnsi="Times New Roman"/>
+        </w:rPr>
       </w:r>
     </w:p>
     <w:p>
@@ -5625,7 +6907,9 @@
         </w:rPr>
       </w:pPr>
       <w:r>
-        <w:rPr/>
+        <w:rPr>
+          <w:rFonts w:ascii="Times New Roman" w:hAnsi="Times New Roman"/>
+        </w:rPr>
       </w:r>
     </w:p>
     <w:p>
@@ -5671,7 +6955,9 @@
         </w:rPr>
       </w:pPr>
       <w:r>
-        <w:rPr/>
+        <w:rPr>
+          <w:rFonts w:ascii="Times New Roman" w:hAnsi="Times New Roman"/>
+        </w:rPr>
       </w:r>
     </w:p>
     <w:p>
@@ -5723,107 +7009,9 @@
         <w:rPr>
           <w:rStyle w:val="SourceText"/>
           <w:rFonts w:ascii="Times New Roman" w:hAnsi="Times New Roman"/>
-          <w:color w:val="FF0000"/>
-        </w:rPr>
-        <w:t>Trong đại số quan hệ</w:t>
-      </w:r>
-      <w:r>
-        <w:rPr>
-          <w:rStyle w:val="SourceText"/>
-          <w:rFonts w:ascii="Times New Roman" w:hAnsi="Times New Roman"/>
-        </w:rPr>
-        <w:t>, cho quan hệ R(A, B, C) và S(B, D), phép kết ngoài trái (Left Outer Join) R M S sẽ giữ lại các bộ nào từ R?</w:t>
-        <w:br/>
-      </w:r>
-      <w:r>
-        <w:rPr>
-          <w:rStyle w:val="SourceText"/>
-          <w:rFonts w:ascii="Times New Roman" w:hAnsi="Times New Roman"/>
-          <w:color w:val="FF0000"/>
-        </w:rPr>
-        <w:t>a. Tất cả các bộ từ R, với gia trị NULL cho D nếu không có bộ khop trong S.</w:t>
-      </w:r>
-      <w:r>
-        <w:rPr>
-          <w:rStyle w:val="SourceText"/>
-          <w:rFonts w:ascii="Times New Roman" w:hAnsi="Times New Roman"/>
-        </w:rPr>
-        <w:br/>
-        <w:t>b. Chỉ các bộ từ R có giá trị B khớp với S.</w:t>
-        <w:br/>
-        <w:t>c. Không có đáp án nào chính xác.</w:t>
-        <w:br/>
-        <w:t>d. Tất cả các bộ từ S, với giá trị NULL cho A, C nếu không có bộ khớp trong R.</w:t>
-      </w:r>
-    </w:p>
-    <w:p>
-      <w:pPr>
-        <w:pStyle w:val="Normal"/>
-        <w:rPr>
-          <w:rStyle w:val="SourceText"/>
-          <w:rFonts w:ascii="Times New Roman" w:hAnsi="Times New Roman"/>
-        </w:rPr>
-      </w:pPr>
-      <w:r>
-        <w:rPr/>
-      </w:r>
-    </w:p>
-    <w:p>
-      <w:pPr>
-        <w:pStyle w:val="Normal"/>
-        <w:rPr/>
-      </w:pPr>
-      <w:r>
-        <w:rPr>
-          <w:rStyle w:val="SourceText"/>
-          <w:rFonts w:ascii="Times New Roman" w:hAnsi="Times New Roman"/>
-          <w:color w:val="FF0000"/>
-        </w:rPr>
-        <w:t>Trong đại số quan hệ</w:t>
-      </w:r>
-      <w:r>
-        <w:rPr>
-          <w:rStyle w:val="SourceText"/>
-          <w:rFonts w:ascii="Times New Roman" w:hAnsi="Times New Roman"/>
-        </w:rPr>
-        <w:t>, phép kết tự nhiên (Natural Join) có thể gây ra vấn đề gì nếu hai quan hệ có nhiều cột cùng tên?</w:t>
-        <w:br/>
-        <w:t>a. Tạo ra các bộ trùng lặp không mong muốn.</w:t>
-        <w:br/>
-      </w:r>
-      <w:r>
-        <w:rPr>
-          <w:rStyle w:val="SourceText"/>
-          <w:rFonts w:ascii="Times New Roman" w:hAnsi="Times New Roman"/>
-          <w:color w:val="FF0000"/>
-        </w:rPr>
-        <w:t>b. Tự động so sánh tất cả các cột cùng tên, có thể dẫn đến kết quả không chính xác.</w:t>
-      </w:r>
-      <w:r>
-        <w:rPr>
-          <w:rStyle w:val="SourceText"/>
-          <w:rFonts w:ascii="Times New Roman" w:hAnsi="Times New Roman"/>
-        </w:rPr>
-        <w:br/>
-        <w:t>c. Gây lỗi vì không hỗ trợ nhiều cột cùng tên.</w:t>
-        <w:br/>
-        <w:t>d. Loại bỏ tất cả các cột cùng tên khỏi kết quả.</w:t>
-        <w:br/>
-      </w:r>
-    </w:p>
-    <w:p>
-      <w:pPr>
-        <w:pStyle w:val="Normal"/>
-        <w:rPr/>
-      </w:pPr>
-      <w:r>
-        <w:rPr>
-          <w:rStyle w:val="SourceText"/>
-          <w:rFonts w:ascii="Times New Roman" w:hAnsi="Times New Roman"/>
         </w:rPr>
         <w:t>Trong SQL Server, để khai báo khóa ngoại (Foreign Key) trong bảng Diem thi tham chiếu đến bảng SinhVien, câu lệnh nào là đúng?</w:t>
         <w:br/>
-        <w:br/>
         <w:t>a. CREATE TABLE Diem (MaSV INT KEY REFERENCES SinhVien(MaSV), Diem FLOAT);</w:t>
         <w:br/>
         <w:t>b. CREATE TABLE Diem (MaSV INT LINK TO SinhVien(MaSV), Diem FLOAT);</w:t>
@@ -5849,7 +7037,9 @@
         </w:rPr>
       </w:pPr>
       <w:r>
-        <w:rPr/>
+        <w:rPr>
+          <w:rFonts w:ascii="Times New Roman" w:hAnsi="Times New Roman"/>
+        </w:rPr>
       </w:r>
     </w:p>
     <w:p>
@@ -5889,7 +7079,9 @@
         </w:rPr>
       </w:pPr>
       <w:r>
-        <w:rPr/>
+        <w:rPr>
+          <w:rFonts w:ascii="Times New Roman" w:hAnsi="Times New Roman"/>
+        </w:rPr>
       </w:r>
     </w:p>
     <w:p>
@@ -5911,7 +7103,49 @@
           <w:rFonts w:ascii="Times New Roman" w:hAnsi="Times New Roman"/>
           <w:color w:val="FF0000"/>
         </w:rPr>
-        <w:t>a. Không có đáp án nào chính xác.</w:t>
+        <w:t>a. SELECT MaLop, AVG(DATEDIFF(year, NgaySinh, GETDATE())) AS TuoiTB</w:t>
+      </w:r>
+    </w:p>
+    <w:p>
+      <w:pPr>
+        <w:pStyle w:val="Normal"/>
+        <w:rPr/>
+      </w:pPr>
+      <w:r>
+        <w:rPr>
+          <w:rStyle w:val="SourceText"/>
+          <w:rFonts w:ascii="Times New Roman" w:hAnsi="Times New Roman"/>
+          <w:color w:val="FF0000"/>
+        </w:rPr>
+        <w:t>FROM SinhVien</w:t>
+      </w:r>
+    </w:p>
+    <w:p>
+      <w:pPr>
+        <w:pStyle w:val="Normal"/>
+        <w:rPr/>
+      </w:pPr>
+      <w:r>
+        <w:rPr>
+          <w:rStyle w:val="SourceText"/>
+          <w:rFonts w:ascii="Times New Roman" w:hAnsi="Times New Roman"/>
+          <w:color w:val="FF0000"/>
+        </w:rPr>
+        <w:t>GROUP BY MaLop</w:t>
+      </w:r>
+    </w:p>
+    <w:p>
+      <w:pPr>
+        <w:pStyle w:val="Normal"/>
+        <w:rPr/>
+      </w:pPr>
+      <w:r>
+        <w:rPr>
+          <w:rStyle w:val="SourceText"/>
+          <w:rFonts w:ascii="Times New Roman" w:hAnsi="Times New Roman"/>
+          <w:color w:val="FF0000"/>
+        </w:rPr>
+        <w:t>HAVING AVG(DATEDIFF(year, NgaySinh, GETDATE())) &gt; 20;</w:t>
       </w:r>
       <w:r>
         <w:rPr>
@@ -5935,7 +7169,9 @@
         </w:rPr>
       </w:pPr>
       <w:r>
-        <w:rPr/>
+        <w:rPr>
+          <w:rFonts w:ascii="Times New Roman" w:hAnsi="Times New Roman"/>
+        </w:rPr>
       </w:r>
     </w:p>
     <w:p>
@@ -5981,7 +7217,9 @@
         </w:rPr>
       </w:pPr>
       <w:r>
-        <w:rPr/>
+        <w:rPr>
+          <w:rFonts w:ascii="Times New Roman" w:hAnsi="Times New Roman"/>
+        </w:rPr>
       </w:r>
     </w:p>
     <w:p>
@@ -6021,7 +7259,9 @@
         </w:rPr>
       </w:pPr>
       <w:r>
-        <w:rPr/>
+        <w:rPr>
+          <w:rFonts w:ascii="Times New Roman" w:hAnsi="Times New Roman"/>
+        </w:rPr>
       </w:r>
     </w:p>
     <w:p>
@@ -6067,6 +7307,104 @@
         </w:rPr>
       </w:pPr>
       <w:r>
+        <w:rPr>
+          <w:rFonts w:ascii="Times New Roman" w:hAnsi="Times New Roman"/>
+        </w:rPr>
+      </w:r>
+    </w:p>
+    <w:p>
+      <w:pPr>
+        <w:pStyle w:val="Normal"/>
+        <w:rPr>
+          <w:rStyle w:val="SourceText"/>
+          <w:rFonts w:ascii="Times New Roman" w:hAnsi="Times New Roman"/>
+        </w:rPr>
+      </w:pPr>
+      <w:r>
+        <w:rPr/>
+      </w:r>
+    </w:p>
+    <w:p>
+      <w:pPr>
+        <w:pStyle w:val="Normal"/>
+        <w:rPr>
+          <w:rStyle w:val="SourceText"/>
+          <w:rFonts w:ascii="Times New Roman" w:hAnsi="Times New Roman"/>
+        </w:rPr>
+      </w:pPr>
+      <w:r>
+        <w:rPr/>
+      </w:r>
+    </w:p>
+    <w:p>
+      <w:pPr>
+        <w:pStyle w:val="Normal"/>
+        <w:rPr>
+          <w:rStyle w:val="SourceText"/>
+          <w:rFonts w:ascii="Times New Roman" w:hAnsi="Times New Roman"/>
+        </w:rPr>
+      </w:pPr>
+      <w:r>
+        <w:rPr/>
+      </w:r>
+    </w:p>
+    <w:p>
+      <w:pPr>
+        <w:pStyle w:val="Normal"/>
+        <w:rPr>
+          <w:rStyle w:val="SourceText"/>
+          <w:rFonts w:ascii="Times New Roman" w:hAnsi="Times New Roman"/>
+        </w:rPr>
+      </w:pPr>
+      <w:r>
+        <w:rPr/>
+      </w:r>
+    </w:p>
+    <w:p>
+      <w:pPr>
+        <w:pStyle w:val="Normal"/>
+        <w:rPr>
+          <w:rStyle w:val="SourceText"/>
+          <w:rFonts w:ascii="Times New Roman" w:hAnsi="Times New Roman"/>
+        </w:rPr>
+      </w:pPr>
+      <w:r>
+        <w:rPr/>
+      </w:r>
+    </w:p>
+    <w:p>
+      <w:pPr>
+        <w:pStyle w:val="Normal"/>
+        <w:rPr>
+          <w:rStyle w:val="SourceText"/>
+          <w:rFonts w:ascii="Times New Roman" w:hAnsi="Times New Roman"/>
+        </w:rPr>
+      </w:pPr>
+      <w:r>
+        <w:rPr/>
+      </w:r>
+    </w:p>
+    <w:p>
+      <w:pPr>
+        <w:pStyle w:val="Normal"/>
+        <w:rPr>
+          <w:rStyle w:val="SourceText"/>
+          <w:rFonts w:ascii="Times New Roman" w:hAnsi="Times New Roman"/>
+        </w:rPr>
+      </w:pPr>
+      <w:r>
+        <w:rPr/>
+      </w:r>
+    </w:p>
+    <w:p>
+      <w:pPr>
+        <w:pStyle w:val="Normal"/>
+        <w:rPr>
+          <w:rStyle w:val="SourceText"/>
+          <w:rFonts w:ascii="Times New Roman" w:hAnsi="Times New Roman"/>
+        </w:rPr>
+      </w:pPr>
+      <w:r>
         <w:rPr/>
       </w:r>
     </w:p>
@@ -6087,19 +7425,93 @@
         <w:rPr>
           <w:rStyle w:val="SourceText"/>
           <w:rFonts w:ascii="Times New Roman" w:hAnsi="Times New Roman"/>
-          <w:color w:val="FF0000"/>
+          <w:color w:val="auto"/>
+          <w:kern w:val="2"/>
+          <w:sz w:val="24"/>
+          <w:szCs w:val="24"/>
+          <w:lang w:val="en-US" w:eastAsia="zh-CN" w:bidi="hi-IN"/>
         </w:rPr>
         <w:t>a. SELECT MaLop, COUNT(MaSV) FROM SinhVien GROUP BY MaLop HAVING COUNT(MaSV) &gt; 20 AND MaLop LIKE 'CNTT%';</w:t>
-      </w:r>
-      <w:r>
-        <w:rPr>
-          <w:rStyle w:val="SourceText"/>
-          <w:rFonts w:ascii="Times New Roman" w:hAnsi="Times New Roman"/>
-        </w:rPr>
-        <w:br/>
-        <w:t>b. SELECT MaLop, COUNT(MaSV) FROM SinhVien WHERE CONCAT('CNTT', MaLop) LIKE 'CNTT%' GROUP BY MaLop HAVING COUNT(MaSV) &gt; 20;</w:t>
-        <w:br/>
-        <w:t>c. Không có đáp án nào chính xác.</w:t>
+        <w:br/>
+        <w:t>b. SELECT MaL</w:t>
+      </w:r>
+      <w:r>
+        <w:rPr>
+          <w:rStyle w:val="SourceText"/>
+          <w:rFonts w:ascii="Times New Roman" w:hAnsi="Times New Roman"/>
+        </w:rPr>
+        <w:t>op, COUNT(MaSV) FROM SinhVien WHERE CONCAT('CNTT', MaLop) LIKE 'CNTT%' GROUP BY MaLop HAVING COUNT(MaSV) &gt; 20;</w:t>
+        <w:br/>
+      </w:r>
+      <w:r>
+        <w:rPr>
+          <w:rStyle w:val="SourceText"/>
+          <w:rFonts w:ascii="Times New Roman" w:hAnsi="Times New Roman"/>
+          <w:color w:val="FF0000"/>
+        </w:rPr>
+        <w:t>c. SELECT MaLop, COUNT(MaSV) AS SoSV</w:t>
+      </w:r>
+    </w:p>
+    <w:p>
+      <w:pPr>
+        <w:pStyle w:val="Normal"/>
+        <w:rPr/>
+      </w:pPr>
+      <w:r>
+        <w:rPr>
+          <w:rStyle w:val="SourceText"/>
+          <w:rFonts w:ascii="Times New Roman" w:hAnsi="Times New Roman"/>
+          <w:color w:val="FF0000"/>
+        </w:rPr>
+        <w:t>FROM SinhVien</w:t>
+      </w:r>
+    </w:p>
+    <w:p>
+      <w:pPr>
+        <w:pStyle w:val="Normal"/>
+        <w:rPr/>
+      </w:pPr>
+      <w:r>
+        <w:rPr>
+          <w:rStyle w:val="SourceText"/>
+          <w:rFonts w:ascii="Times New Roman" w:hAnsi="Times New Roman"/>
+          <w:color w:val="FF0000"/>
+        </w:rPr>
+        <w:t>WHERE MaLop LIKE 'CNTT%'</w:t>
+      </w:r>
+    </w:p>
+    <w:p>
+      <w:pPr>
+        <w:pStyle w:val="Normal"/>
+        <w:rPr/>
+      </w:pPr>
+      <w:r>
+        <w:rPr>
+          <w:rStyle w:val="SourceText"/>
+          <w:rFonts w:ascii="Times New Roman" w:hAnsi="Times New Roman"/>
+          <w:color w:val="FF0000"/>
+        </w:rPr>
+        <w:t>GROUP BY MaLop</w:t>
+      </w:r>
+    </w:p>
+    <w:p>
+      <w:pPr>
+        <w:pStyle w:val="Normal"/>
+        <w:rPr/>
+      </w:pPr>
+      <w:r>
+        <w:rPr>
+          <w:rStyle w:val="SourceText"/>
+          <w:rFonts w:ascii="Times New Roman" w:hAnsi="Times New Roman"/>
+          <w:color w:val="FF0000"/>
+        </w:rPr>
+        <w:t>HAVING COUNT(MaSV) &gt; 20;</w:t>
+      </w:r>
+      <w:r>
+        <w:rPr>
+          <w:rStyle w:val="SourceText"/>
+          <w:rFonts w:ascii="Times New Roman" w:hAnsi="Times New Roman"/>
+        </w:rPr>
         <w:br/>
         <w:t>d. SELECT CONCAT('CNTT', MaLop), COUNT(MaSV) FROM SinhVien GROUP BY MaLop HAVING COUNT(MaSV) &gt; 20;</w:t>
       </w:r>
@@ -6113,7 +7525,9 @@
         </w:rPr>
       </w:pPr>
       <w:r>
-        <w:rPr/>
+        <w:rPr>
+          <w:rFonts w:ascii="Times New Roman" w:hAnsi="Times New Roman"/>
+        </w:rPr>
       </w:r>
     </w:p>
     <w:p>
@@ -6159,7 +7573,9 @@
         </w:rPr>
       </w:pPr>
       <w:r>
-        <w:rPr/>
+        <w:rPr>
+          <w:rFonts w:ascii="Times New Roman" w:hAnsi="Times New Roman"/>
+        </w:rPr>
       </w:r>
     </w:p>
     <w:p>
@@ -6199,7 +7615,9 @@
         </w:rPr>
       </w:pPr>
       <w:r>
-        <w:rPr/>
+        <w:rPr>
+          <w:rFonts w:ascii="Times New Roman" w:hAnsi="Times New Roman"/>
+        </w:rPr>
       </w:r>
     </w:p>
     <w:p>
@@ -6245,7 +7663,9 @@
         </w:rPr>
       </w:pPr>
       <w:r>
-        <w:rPr/>
+        <w:rPr>
+          <w:rFonts w:ascii="Times New Roman" w:hAnsi="Times New Roman"/>
+        </w:rPr>
       </w:r>
     </w:p>
     <w:p>
@@ -6285,7 +7705,9 @@
         </w:rPr>
       </w:pPr>
       <w:r>
-        <w:rPr/>
+        <w:rPr>
+          <w:rFonts w:ascii="Times New Roman" w:hAnsi="Times New Roman"/>
+        </w:rPr>
       </w:r>
     </w:p>
     <w:p>
@@ -6331,6 +7753,32 @@
         </w:rPr>
       </w:pPr>
       <w:r>
+        <w:rPr>
+          <w:rFonts w:ascii="Times New Roman" w:hAnsi="Times New Roman"/>
+        </w:rPr>
+      </w:r>
+    </w:p>
+    <w:p>
+      <w:pPr>
+        <w:pStyle w:val="Normal"/>
+        <w:rPr>
+          <w:rStyle w:val="SourceText"/>
+          <w:rFonts w:ascii="Times New Roman" w:hAnsi="Times New Roman"/>
+        </w:rPr>
+      </w:pPr>
+      <w:r>
+        <w:rPr/>
+      </w:r>
+    </w:p>
+    <w:p>
+      <w:pPr>
+        <w:pStyle w:val="Normal"/>
+        <w:rPr>
+          <w:rStyle w:val="SourceText"/>
+          <w:rFonts w:ascii="Times New Roman" w:hAnsi="Times New Roman"/>
+        </w:rPr>
+      </w:pPr>
+      <w:r>
         <w:rPr/>
       </w:r>
     </w:p>
@@ -6371,445 +7819,9 @@
         </w:rPr>
       </w:pPr>
       <w:r>
-        <w:rPr/>
-      </w:r>
-    </w:p>
-    <w:p>
-      <w:pPr>
-        <w:pStyle w:val="Normal"/>
-        <w:rPr/>
-      </w:pPr>
-      <w:r>
-        <w:rPr>
-          <w:rStyle w:val="SourceText"/>
-          <w:rFonts w:ascii="Times New Roman" w:hAnsi="Times New Roman"/>
-          <w:color w:val="FF0000"/>
-        </w:rPr>
-        <w:t>Trong đại số quan hệ</w:t>
-      </w:r>
-      <w:r>
-        <w:rPr>
-          <w:rStyle w:val="SourceText"/>
-          <w:rFonts w:ascii="Times New Roman" w:hAnsi="Times New Roman"/>
-        </w:rPr>
-        <w:t>, cho quan hệ R(A, B, C) với 8 bộ, phép chiếu TT(A, B)(R) được theo sau bởi phép chọn ơ(A = 5)(Tt(A, B)(R)). Nếu R có 4 giá trị A = 5, kết quả cuối cùng có tối đa bao nhiêu bộ?</w:t>
-        <w:br/>
-        <w:t>a. Không có đáp án nào chính xác.</w:t>
-        <w:br/>
-      </w:r>
-      <w:r>
-        <w:rPr>
-          <w:rStyle w:val="SourceText"/>
-          <w:rFonts w:ascii="Times New Roman" w:hAnsi="Times New Roman"/>
-          <w:color w:val="FF0000"/>
-        </w:rPr>
-        <w:t>b. 4</w:t>
-      </w:r>
-      <w:r>
-        <w:rPr>
-          <w:rStyle w:val="SourceText"/>
-          <w:rFonts w:ascii="Times New Roman" w:hAnsi="Times New Roman"/>
-        </w:rPr>
-        <w:br/>
-        <w:t>c. 8</w:t>
-        <w:br/>
-        <w:t>d. 2</w:t>
-      </w:r>
-    </w:p>
-    <w:p>
-      <w:pPr>
-        <w:pStyle w:val="Normal"/>
-        <w:rPr>
-          <w:rStyle w:val="SourceText"/>
-          <w:rFonts w:ascii="Times New Roman" w:hAnsi="Times New Roman"/>
-        </w:rPr>
-      </w:pPr>
-      <w:r>
-        <w:rPr/>
-      </w:r>
-    </w:p>
-    <w:p>
-      <w:pPr>
-        <w:pStyle w:val="Normal"/>
-        <w:rPr>
-          <w:rStyle w:val="SourceText"/>
-          <w:rFonts w:ascii="Times New Roman" w:hAnsi="Times New Roman"/>
-        </w:rPr>
-      </w:pPr>
-      <w:r>
-        <w:rPr/>
-      </w:r>
-    </w:p>
-    <w:p>
-      <w:pPr>
-        <w:pStyle w:val="Normal"/>
-        <w:rPr>
-          <w:rStyle w:val="SourceText"/>
-          <w:rFonts w:ascii="Times New Roman" w:hAnsi="Times New Roman"/>
-        </w:rPr>
-      </w:pPr>
-      <w:r>
-        <w:rPr/>
-      </w:r>
-    </w:p>
-    <w:p>
-      <w:pPr>
-        <w:pStyle w:val="Normal"/>
-        <w:rPr>
-          <w:rStyle w:val="SourceText"/>
-          <w:rFonts w:ascii="Times New Roman" w:hAnsi="Times New Roman"/>
-        </w:rPr>
-      </w:pPr>
-      <w:r>
-        <w:rPr/>
-      </w:r>
-    </w:p>
-    <w:p>
-      <w:pPr>
-        <w:pStyle w:val="Normal"/>
-        <w:rPr>
-          <w:rStyle w:val="SourceText"/>
-          <w:rFonts w:ascii="Times New Roman" w:hAnsi="Times New Roman"/>
-        </w:rPr>
-      </w:pPr>
-      <w:r>
-        <w:rPr/>
-      </w:r>
-    </w:p>
-    <w:p>
-      <w:pPr>
-        <w:pStyle w:val="Normal"/>
-        <w:rPr>
-          <w:rStyle w:val="SourceText"/>
-          <w:rFonts w:ascii="Times New Roman" w:hAnsi="Times New Roman"/>
-        </w:rPr>
-      </w:pPr>
-      <w:r>
-        <w:rPr/>
-      </w:r>
-    </w:p>
-    <w:p>
-      <w:pPr>
-        <w:pStyle w:val="Normal"/>
-        <w:rPr>
-          <w:rStyle w:val="SourceText"/>
-          <w:rFonts w:ascii="Times New Roman" w:hAnsi="Times New Roman"/>
-        </w:rPr>
-      </w:pPr>
-      <w:r>
-        <w:rPr/>
-      </w:r>
-    </w:p>
-    <w:p>
-      <w:pPr>
-        <w:pStyle w:val="Normal"/>
-        <w:rPr>
-          <w:rStyle w:val="SourceText"/>
-          <w:rFonts w:ascii="Times New Roman" w:hAnsi="Times New Roman"/>
-        </w:rPr>
-      </w:pPr>
-      <w:r>
-        <w:rPr/>
-      </w:r>
-    </w:p>
-    <w:p>
-      <w:pPr>
-        <w:pStyle w:val="Normal"/>
-        <w:rPr>
-          <w:rStyle w:val="SourceText"/>
-          <w:rFonts w:ascii="Times New Roman" w:hAnsi="Times New Roman"/>
-        </w:rPr>
-      </w:pPr>
-      <w:r>
-        <w:rPr/>
-      </w:r>
-    </w:p>
-    <w:p>
-      <w:pPr>
-        <w:pStyle w:val="Normal"/>
-        <w:rPr>
-          <w:rStyle w:val="SourceText"/>
-          <w:rFonts w:ascii="Times New Roman" w:hAnsi="Times New Roman"/>
-        </w:rPr>
-      </w:pPr>
-      <w:r>
-        <w:rPr/>
-      </w:r>
-    </w:p>
-    <w:p>
-      <w:pPr>
-        <w:pStyle w:val="Normal"/>
-        <w:rPr>
-          <w:rStyle w:val="SourceText"/>
-          <w:rFonts w:ascii="Times New Roman" w:hAnsi="Times New Roman"/>
-        </w:rPr>
-      </w:pPr>
-      <w:r>
-        <w:rPr/>
-      </w:r>
-    </w:p>
-    <w:p>
-      <w:pPr>
-        <w:pStyle w:val="Normal"/>
-        <w:rPr>
-          <w:rStyle w:val="SourceText"/>
-          <w:rFonts w:ascii="Times New Roman" w:hAnsi="Times New Roman"/>
-        </w:rPr>
-      </w:pPr>
-      <w:r>
-        <w:rPr/>
-      </w:r>
-    </w:p>
-    <w:p>
-      <w:pPr>
-        <w:pStyle w:val="Normal"/>
-        <w:rPr>
-          <w:rStyle w:val="SourceText"/>
-          <w:rFonts w:ascii="Times New Roman" w:hAnsi="Times New Roman"/>
-        </w:rPr>
-      </w:pPr>
-      <w:r>
-        <w:rPr/>
-      </w:r>
-    </w:p>
-    <w:p>
-      <w:pPr>
-        <w:pStyle w:val="Normal"/>
-        <w:rPr>
-          <w:rStyle w:val="SourceText"/>
-          <w:rFonts w:ascii="Times New Roman" w:hAnsi="Times New Roman"/>
-        </w:rPr>
-      </w:pPr>
-      <w:r>
-        <w:rPr/>
-      </w:r>
-    </w:p>
-    <w:p>
-      <w:pPr>
-        <w:pStyle w:val="Normal"/>
-        <w:rPr>
-          <w:rStyle w:val="SourceText"/>
-          <w:rFonts w:ascii="Times New Roman" w:hAnsi="Times New Roman"/>
-        </w:rPr>
-      </w:pPr>
-      <w:r>
-        <w:rPr/>
-      </w:r>
-    </w:p>
-    <w:p>
-      <w:pPr>
-        <w:pStyle w:val="Normal"/>
-        <w:rPr>
-          <w:rStyle w:val="SourceText"/>
-          <w:rFonts w:ascii="Times New Roman" w:hAnsi="Times New Roman"/>
-        </w:rPr>
-      </w:pPr>
-      <w:r>
-        <w:rPr/>
-      </w:r>
-    </w:p>
-    <w:p>
-      <w:pPr>
-        <w:pStyle w:val="Normal"/>
-        <w:rPr>
-          <w:rStyle w:val="SourceText"/>
-          <w:rFonts w:ascii="Times New Roman" w:hAnsi="Times New Roman"/>
-        </w:rPr>
-      </w:pPr>
-      <w:r>
-        <w:rPr/>
-      </w:r>
-    </w:p>
-    <w:p>
-      <w:pPr>
-        <w:pStyle w:val="Normal"/>
-        <w:rPr>
-          <w:rStyle w:val="SourceText"/>
-          <w:rFonts w:ascii="Times New Roman" w:hAnsi="Times New Roman"/>
-        </w:rPr>
-      </w:pPr>
-      <w:r>
-        <w:rPr/>
-      </w:r>
-    </w:p>
-    <w:p>
-      <w:pPr>
-        <w:pStyle w:val="Normal"/>
-        <w:rPr>
-          <w:rStyle w:val="SourceText"/>
-          <w:rFonts w:ascii="Times New Roman" w:hAnsi="Times New Roman"/>
-        </w:rPr>
-      </w:pPr>
-      <w:r>
-        <w:rPr/>
-      </w:r>
-    </w:p>
-    <w:p>
-      <w:pPr>
-        <w:pStyle w:val="Normal"/>
-        <w:rPr>
-          <w:rStyle w:val="SourceText"/>
-          <w:rFonts w:ascii="Times New Roman" w:hAnsi="Times New Roman"/>
-        </w:rPr>
-      </w:pPr>
-      <w:r>
-        <w:rPr/>
-      </w:r>
-    </w:p>
-    <w:p>
-      <w:pPr>
-        <w:pStyle w:val="Normal"/>
-        <w:rPr>
-          <w:rStyle w:val="SourceText"/>
-          <w:rFonts w:ascii="Times New Roman" w:hAnsi="Times New Roman"/>
-        </w:rPr>
-      </w:pPr>
-      <w:r>
-        <w:rPr/>
-      </w:r>
-    </w:p>
-    <w:p>
-      <w:pPr>
-        <w:pStyle w:val="Normal"/>
-        <w:rPr>
-          <w:rStyle w:val="SourceText"/>
-          <w:rFonts w:ascii="Times New Roman" w:hAnsi="Times New Roman"/>
-        </w:rPr>
-      </w:pPr>
-      <w:r>
-        <w:rPr/>
-      </w:r>
-    </w:p>
-    <w:p>
-      <w:pPr>
-        <w:pStyle w:val="Normal"/>
-        <w:rPr>
-          <w:rStyle w:val="SourceText"/>
-          <w:rFonts w:ascii="Times New Roman" w:hAnsi="Times New Roman"/>
-        </w:rPr>
-      </w:pPr>
-      <w:r>
-        <w:rPr/>
-      </w:r>
-    </w:p>
-    <w:p>
-      <w:pPr>
-        <w:pStyle w:val="Normal"/>
-        <w:rPr>
-          <w:rStyle w:val="SourceText"/>
-          <w:rFonts w:ascii="Times New Roman" w:hAnsi="Times New Roman"/>
-        </w:rPr>
-      </w:pPr>
-      <w:r>
-        <w:rPr/>
-      </w:r>
-    </w:p>
-    <w:p>
-      <w:pPr>
-        <w:pStyle w:val="Normal"/>
-        <w:rPr>
-          <w:rStyle w:val="SourceText"/>
-          <w:rFonts w:ascii="Times New Roman" w:hAnsi="Times New Roman"/>
-        </w:rPr>
-      </w:pPr>
-      <w:r>
-        <w:rPr/>
-      </w:r>
-    </w:p>
-    <w:p>
-      <w:pPr>
-        <w:pStyle w:val="Normal"/>
-        <w:rPr>
-          <w:rStyle w:val="SourceText"/>
-          <w:rFonts w:ascii="Times New Roman" w:hAnsi="Times New Roman"/>
-        </w:rPr>
-      </w:pPr>
-      <w:r>
-        <w:rPr/>
-      </w:r>
-    </w:p>
-    <w:p>
-      <w:pPr>
-        <w:pStyle w:val="Normal"/>
-        <w:rPr>
-          <w:rStyle w:val="SourceText"/>
-          <w:rFonts w:ascii="Times New Roman" w:hAnsi="Times New Roman"/>
-        </w:rPr>
-      </w:pPr>
-      <w:r>
-        <w:rPr/>
-      </w:r>
-    </w:p>
-    <w:p>
-      <w:pPr>
-        <w:pStyle w:val="Normal"/>
-        <w:rPr>
-          <w:rStyle w:val="SourceText"/>
-          <w:rFonts w:ascii="Times New Roman" w:hAnsi="Times New Roman"/>
-        </w:rPr>
-      </w:pPr>
-      <w:r>
-        <w:rPr/>
-      </w:r>
-    </w:p>
-    <w:p>
-      <w:pPr>
-        <w:pStyle w:val="Normal"/>
-        <w:rPr>
-          <w:rStyle w:val="SourceText"/>
-          <w:rFonts w:ascii="Times New Roman" w:hAnsi="Times New Roman"/>
-        </w:rPr>
-      </w:pPr>
-      <w:r>
-        <w:rPr/>
-      </w:r>
-    </w:p>
-    <w:p>
-      <w:pPr>
-        <w:pStyle w:val="Normal"/>
-        <w:rPr>
-          <w:rStyle w:val="SourceText"/>
-          <w:rFonts w:ascii="Times New Roman" w:hAnsi="Times New Roman"/>
-        </w:rPr>
-      </w:pPr>
-      <w:r>
-        <w:rPr/>
-      </w:r>
-    </w:p>
-    <w:p>
-      <w:pPr>
-        <w:pStyle w:val="Normal"/>
-        <w:rPr>
-          <w:rStyle w:val="SourceText"/>
-          <w:rFonts w:ascii="Times New Roman" w:hAnsi="Times New Roman"/>
-        </w:rPr>
-      </w:pPr>
-      <w:r>
-        <w:rPr/>
-      </w:r>
-    </w:p>
-    <w:p>
-      <w:pPr>
-        <w:pStyle w:val="Normal"/>
-        <w:rPr>
-          <w:rStyle w:val="SourceText"/>
-          <w:rFonts w:ascii="Times New Roman" w:hAnsi="Times New Roman"/>
-        </w:rPr>
-      </w:pPr>
-      <w:r>
-        <w:rPr/>
-      </w:r>
-    </w:p>
-    <w:p>
-      <w:pPr>
-        <w:pStyle w:val="Normal"/>
-        <w:rPr>
-          <w:rStyle w:val="SourceText"/>
-          <w:rFonts w:ascii="Times New Roman" w:hAnsi="Times New Roman"/>
-        </w:rPr>
-      </w:pPr>
-      <w:r>
-        <w:rPr/>
+        <w:rPr>
+          <w:rFonts w:ascii="Times New Roman" w:hAnsi="Times New Roman"/>
+        </w:rPr>
       </w:r>
     </w:p>
     <w:sectPr>
